--- a/EXPORTS/DOCX/published/niveau3/English/WMBergEnDal.docx
+++ b/EXPORTS/DOCX/published/niveau3/English/WMBergEnDal.docx
@@ -155,7 +155,7 @@
           <w:rFonts w:ascii="Charis SIL Regular" w:hAnsi="Charis SIL Regular" w:eastAsia="Charis SIL Regular"/>
           <w:b w:val="0"/>
           <w:i w:val="0"/>
-          <w:color w:val="0066CC"/>
+          <w:color w:val="0000FF"/>
           <w:sz w:val="24"/>
           <w:u w:val="single"/>
         </w:rPr>
@@ -173,7 +173,7 @@
           <w:rFonts w:ascii="Charis SIL Regular" w:hAnsi="Charis SIL Regular" w:eastAsia="Charis SIL Regular"/>
           <w:b w:val="0"/>
           <w:i w:val="0"/>
-          <w:color w:val="0066CC"/>
+          <w:color w:val="0000FF"/>
           <w:sz w:val="24"/>
           <w:u w:val="single"/>
         </w:rPr>
@@ -184,7 +184,7 @@
           <w:rFonts w:ascii="Charis SIL Regular" w:hAnsi="Charis SIL Regular" w:eastAsia="Charis SIL Regular"/>
           <w:b w:val="0"/>
           <w:i w:val="0"/>
-          <w:color w:val="0066CC"/>
+          <w:color w:val="0000FF"/>
           <w:sz w:val="24"/>
           <w:u w:val="single"/>
         </w:rPr>
@@ -202,7 +202,7 @@
           <w:rFonts w:ascii="Charis SIL Regular" w:hAnsi="Charis SIL Regular" w:eastAsia="Charis SIL Regular"/>
           <w:b w:val="0"/>
           <w:i w:val="0"/>
-          <w:color w:val="0066CC"/>
+          <w:color w:val="0000FF"/>
           <w:sz w:val="24"/>
           <w:u w:val="single"/>
         </w:rPr>
@@ -213,7 +213,7 @@
           <w:rFonts w:ascii="Charis SIL Regular" w:hAnsi="Charis SIL Regular" w:eastAsia="Charis SIL Regular"/>
           <w:b w:val="0"/>
           <w:i w:val="0"/>
-          <w:color w:val="0066CC"/>
+          <w:color w:val="0000FF"/>
           <w:sz w:val="24"/>
           <w:u w:val="single"/>
         </w:rPr>
@@ -231,7 +231,7 @@
           <w:rFonts w:ascii="Charis SIL Regular" w:hAnsi="Charis SIL Regular" w:eastAsia="Charis SIL Regular"/>
           <w:b w:val="0"/>
           <w:i w:val="0"/>
-          <w:color w:val="0066CC"/>
+          <w:color w:val="0000FF"/>
           <w:sz w:val="24"/>
           <w:u w:val="single"/>
         </w:rPr>
@@ -242,7 +242,7 @@
           <w:rFonts w:ascii="Charis SIL Regular" w:hAnsi="Charis SIL Regular" w:eastAsia="Charis SIL Regular"/>
           <w:b w:val="0"/>
           <w:i w:val="0"/>
-          <w:color w:val="0066CC"/>
+          <w:color w:val="0000FF"/>
           <w:sz w:val="24"/>
           <w:u w:val="single"/>
         </w:rPr>
@@ -260,7 +260,7 @@
           <w:rFonts w:ascii="Charis SIL Regular" w:hAnsi="Charis SIL Regular" w:eastAsia="Charis SIL Regular"/>
           <w:b w:val="0"/>
           <w:i w:val="0"/>
-          <w:color w:val="0066CC"/>
+          <w:color w:val="0000FF"/>
           <w:sz w:val="24"/>
           <w:u w:val="single"/>
         </w:rPr>
@@ -271,7 +271,7 @@
           <w:rFonts w:ascii="Charis SIL Regular" w:hAnsi="Charis SIL Regular" w:eastAsia="Charis SIL Regular"/>
           <w:b w:val="0"/>
           <w:i w:val="0"/>
-          <w:color w:val="0066CC"/>
+          <w:color w:val="0000FF"/>
           <w:sz w:val="24"/>
           <w:u w:val="single"/>
         </w:rPr>
@@ -302,11 +302,65 @@
           <w:color w:val="000000"/>
           <w:sz w:val="24"/>
         </w:rPr>
-        <w:t>Ooster Meerwijk near Nijmegen</w:t>
+        <w:t>Ooster Meerwij</w:t>
       </w:r>
       <w:r>
         <w:rPr>
-          <w:u w:val="single" w:color="0066cc"/>
+          <w:u w:val="single" w:color="0000ff"/>
+          <w:rFonts w:ascii="Charis SIL Regular" w:hAnsi="Charis SIL Regular" w:eastAsia="Charis SIL Regular"/>
+          <w:b w:val="0"/>
+          <w:i w:val="0"/>
+          <w:color w:val="000000"/>
+          <w:sz w:val="24"/>
+        </w:rPr>
+        <w:hyperlink r:id="rId9" w:history="1">
+          <w:r>
+            <w:rPr>
+              <w:rStyle w:val="Hyperlink"/>
+            </w:rPr>
+            <w:t>k near Nijme</w:t>
+          </w:r>
+        </w:hyperlink>
+      </w:r>
+      <w:r>
+        <w:rPr>
+          <w:u w:val="single" w:color="0000ff"/>
+          <w:rFonts w:ascii="Charis SIL Regular" w:hAnsi="Charis SIL Regular" w:eastAsia="Charis SIL Regular"/>
+          <w:b w:val="0"/>
+          <w:i w:val="0"/>
+          <w:color w:val="000000"/>
+          <w:sz w:val="24"/>
+        </w:rPr>
+        <w:hyperlink r:id="rId9" w:history="1">
+          <w:r>
+            <w:rPr>
+              <w:rStyle w:val="Hyperlink"/>
+            </w:rPr>
+            <w:t>g</w:t>
+          </w:r>
+        </w:hyperlink>
+      </w:r>
+      <w:r>
+        <w:rPr>
+          <w:u w:val="single" w:color="0000ff"/>
+          <w:rFonts w:ascii="Charis SIL Regular" w:hAnsi="Charis SIL Regular" w:eastAsia="Charis SIL Regular"/>
+          <w:b w:val="0"/>
+          <w:i w:val="0"/>
+          <w:color w:val="000000"/>
+          <w:sz w:val="24"/>
+        </w:rPr>
+        <w:hyperlink r:id="rId9" w:history="1">
+          <w:r>
+            <w:rPr>
+              <w:rStyle w:val="Hyperlink"/>
+            </w:rPr>
+            <w:t>en</w:t>
+          </w:r>
+        </w:hyperlink>
+      </w:r>
+      <w:r>
+        <w:rPr>
+          <w:u w:val="single" w:color="0000ff"/>
           <w:rFonts w:ascii="Charis SIL Regular" w:hAnsi="Charis SIL Regular" w:eastAsia="Charis SIL Regular"/>
           <w:b w:val="0"/>
           <w:i w:val="0"/>
@@ -324,7 +378,7 @@
       </w:r>
       <w:r>
         <w:rPr>
-          <w:u w:val="single" w:color="0066cc"/>
+          <w:u w:val="single" w:color="0000ff"/>
           <w:rFonts w:ascii="Charis SIL Regular" w:hAnsi="Charis SIL Regular" w:eastAsia="Charis SIL Regular"/>
           <w:b w:val="0"/>
           <w:i w:val="0"/>
@@ -342,7 +396,7 @@
       </w:r>
       <w:r>
         <w:rPr>
-          <w:u w:val="single" w:color="0066cc"/>
+          <w:u w:val="single" w:color="0000ff"/>
           <w:rFonts w:ascii="Charis SIL Regular" w:hAnsi="Charis SIL Regular" w:eastAsia="Charis SIL Regular"/>
           <w:b w:val="0"/>
           <w:i w:val="0"/>
@@ -576,7 +630,7 @@
           <w:rFonts w:ascii="Charis SIL Regular" w:hAnsi="Charis SIL Regular" w:eastAsia="Charis SIL Regular"/>
           <w:b w:val="0"/>
           <w:i w:val="0"/>
-          <w:color w:val="0066CC"/>
+          <w:color w:val="0000FF"/>
           <w:sz w:val="24"/>
           <w:u w:val="single"/>
         </w:rPr>
@@ -594,7 +648,7 @@
           <w:rFonts w:ascii="Charis SIL Regular" w:hAnsi="Charis SIL Regular" w:eastAsia="Charis SIL Regular"/>
           <w:b w:val="0"/>
           <w:i w:val="0"/>
-          <w:color w:val="0066CC"/>
+          <w:color w:val="0000FF"/>
           <w:sz w:val="24"/>
           <w:u w:val="single"/>
         </w:rPr>
@@ -605,7 +659,7 @@
           <w:rFonts w:ascii="Charis SIL Regular" w:hAnsi="Charis SIL Regular" w:eastAsia="Charis SIL Regular"/>
           <w:b w:val="0"/>
           <w:i w:val="0"/>
-          <w:color w:val="0066CC"/>
+          <w:color w:val="0000FF"/>
           <w:sz w:val="24"/>
           <w:u w:val="single"/>
         </w:rPr>
@@ -633,7 +687,7 @@
           <w:rFonts w:ascii="Charis SIL Regular" w:hAnsi="Charis SIL Regular" w:eastAsia="Charis SIL Regular"/>
           <w:b w:val="0"/>
           <w:i w:val="0"/>
-          <w:color w:val="0066CC"/>
+          <w:color w:val="0000FF"/>
           <w:sz w:val="24"/>
           <w:u w:val="single"/>
         </w:rPr>
@@ -654,7 +708,7 @@
           <w:rFonts w:ascii="Charis SIL Regular" w:hAnsi="Charis SIL Regular" w:eastAsia="Charis SIL Regular"/>
           <w:b w:val="0"/>
           <w:i w:val="0"/>
-          <w:color w:val="0066CC"/>
+          <w:color w:val="0000FF"/>
           <w:sz w:val="24"/>
           <w:u w:val="single"/>
         </w:rPr>
@@ -675,18 +729,29 @@
           <w:color w:val="000000"/>
           <w:sz w:val="24"/>
         </w:rPr>
-        <w:t xml:space="preserve"> in Amsterdam and subsequently also </w:t>
+        <w:t xml:space="preserve"> in Amsterdam and subsequ</w:t>
+      </w:r>
+      <w:r>
+        <w:rPr>
+          <w:u w:val="single" w:color="0000ff"/>
+          <w:rFonts w:ascii="Charis SIL Regular" w:hAnsi="Charis SIL Regular" w:eastAsia="Charis SIL Regular"/>
+          <w:b w:val="0"/>
+          <w:i w:val="0"/>
+          <w:color w:val="000000"/>
+          <w:sz w:val="24"/>
+        </w:rPr>
+        <w:t xml:space="preserve">ently also </w:t>
       </w:r>
       <w:r>
         <w:rPr>
           <w:rFonts w:ascii="Charis SIL Regular" w:hAnsi="Charis SIL Regular" w:eastAsia="Charis SIL Regular"/>
           <w:b w:val="0"/>
           <w:i w:val="0"/>
-          <w:color w:val="0066CC"/>
+          <w:color w:val="0000FF"/>
           <w:sz w:val="24"/>
           <w:u w:val="single"/>
         </w:rPr>
-        <w:hyperlink r:id="rId10" w:history="1">
+        <w:hyperlink r:id="rId12" w:history="1">
           <w:r>
             <w:rPr>
               <w:rStyle w:val="Hyperlink"/>
@@ -700,7 +765,7 @@
           <w:rFonts w:ascii="Charis SIL Regular" w:hAnsi="Charis SIL Regular" w:eastAsia="Charis SIL Regular"/>
           <w:b w:val="0"/>
           <w:i w:val="0"/>
-          <w:color w:val="0066CC"/>
+          <w:color w:val="0000FF"/>
           <w:sz w:val="24"/>
           <w:u w:val="single"/>
         </w:rPr>
@@ -711,7 +776,7 @@
           <w:rFonts w:ascii="Charis SIL Regular" w:hAnsi="Charis SIL Regular" w:eastAsia="Charis SIL Regular"/>
           <w:b w:val="0"/>
           <w:i w:val="0"/>
-          <w:color w:val="0066CC"/>
+          <w:color w:val="0000FF"/>
           <w:sz w:val="24"/>
           <w:u w:val="single"/>
         </w:rPr>
@@ -729,7 +794,7 @@
           <w:rFonts w:ascii="Charis SIL Regular" w:hAnsi="Charis SIL Regular" w:eastAsia="Charis SIL Regular"/>
           <w:b w:val="0"/>
           <w:i w:val="0"/>
-          <w:color w:val="0066CC"/>
+          <w:color w:val="0000FF"/>
           <w:sz w:val="24"/>
           <w:u w:val="single"/>
         </w:rPr>
@@ -754,7 +819,7 @@
       </w:r>
       <w:r>
         <w:rPr>
-          <w:u w:val="single" w:color="0066cc"/>
+          <w:u w:val="single" w:color="0000ff"/>
           <w:rFonts w:ascii="Charis SIL Regular" w:hAnsi="Charis SIL Regular" w:eastAsia="Charis SIL Regular"/>
           <w:b w:val="0"/>
           <w:i w:val="0"/>
@@ -772,7 +837,7 @@
       </w:r>
       <w:r>
         <w:rPr>
-          <w:u w:val="single" w:color="0066cc"/>
+          <w:u w:val="single" w:color="0000ff"/>
           <w:rFonts w:ascii="Charis SIL Regular" w:hAnsi="Charis SIL Regular" w:eastAsia="Charis SIL Regular"/>
           <w:b w:val="0"/>
           <w:i w:val="0"/>
@@ -800,7 +865,7 @@
       </w:r>
       <w:r>
         <w:rPr>
-          <w:u w:val="single" w:color="0066cc"/>
+          <w:u w:val="single" w:color="0000ff"/>
           <w:rFonts w:ascii="Charis SIL Regular" w:hAnsi="Charis SIL Regular" w:eastAsia="Charis SIL Regular"/>
           <w:b w:val="0"/>
           <w:i w:val="0"/>
@@ -828,18 +893,25 @@
       </w:r>
       <w:r>
         <w:rPr>
-          <w:u w:val="single" w:color="0066cc"/>
+          <w:u w:val="single" w:color="0000ff"/>
           <w:rFonts w:ascii="Charis SIL Regular" w:hAnsi="Charis SIL Regular" w:eastAsia="Charis SIL Regular"/>
           <w:b w:val="0"/>
           <w:i w:val="0"/>
           <w:color w:val="000000"/>
           <w:sz w:val="24"/>
         </w:rPr>
-        <w:t xml:space="preserve">he </w:t>
+        <w:hyperlink r:id="rId12" w:history="1">
+          <w:r>
+            <w:rPr>
+              <w:rStyle w:val="Hyperlink"/>
+            </w:rPr>
+            <w:t xml:space="preserve">he </w:t>
+          </w:r>
+        </w:hyperlink>
       </w:r>
       <w:r>
         <w:rPr>
-          <w:u w:val="single" w:color="0066cc"/>
+          <w:u w:val="single" w:color="0000ff"/>
           <w:rFonts w:ascii="Charis SIL Regular" w:hAnsi="Charis SIL Regular" w:eastAsia="Charis SIL Regular"/>
           <w:b w:val="0"/>
           <w:i w:val="0"/>
@@ -1010,7 +1082,7 @@
           <w:rFonts w:ascii="Charis SIL Regular" w:hAnsi="Charis SIL Regular" w:eastAsia="Charis SIL Regular"/>
           <w:b w:val="0"/>
           <w:i w:val="0"/>
-          <w:color w:val="0066CC"/>
+          <w:color w:val="0000FF"/>
           <w:sz w:val="24"/>
           <w:u w:val="single"/>
         </w:rPr>
@@ -1028,7 +1100,7 @@
           <w:rFonts w:ascii="Charis SIL Regular" w:hAnsi="Charis SIL Regular" w:eastAsia="Charis SIL Regular"/>
           <w:b w:val="0"/>
           <w:i w:val="0"/>
-          <w:color w:val="0066CC"/>
+          <w:color w:val="0000FF"/>
           <w:sz w:val="24"/>
           <w:u w:val="single"/>
         </w:rPr>
@@ -1039,7 +1111,7 @@
           <w:rFonts w:ascii="Charis SIL Regular" w:hAnsi="Charis SIL Regular" w:eastAsia="Charis SIL Regular"/>
           <w:b w:val="0"/>
           <w:i w:val="0"/>
-          <w:color w:val="0066CC"/>
+          <w:color w:val="0000FF"/>
           <w:sz w:val="24"/>
           <w:u w:val="single"/>
         </w:rPr>
@@ -1108,7 +1180,7 @@
         <w:autoSpaceDE w:val="0"/>
         <w:widowControl/>
         <w:spacing w:line="288" w:lineRule="exact" w:before="64" w:after="0"/>
-        <w:ind w:left="20" w:right="144" w:firstLine="0"/>
+        <w:ind w:left="10" w:right="144" w:firstLine="0"/>
         <w:jc w:val="left"/>
       </w:pPr>
       <w:r>
@@ -1158,7 +1230,7 @@
         <w:autoSpaceDE w:val="0"/>
         <w:widowControl/>
         <w:spacing w:line="288" w:lineRule="exact" w:before="240" w:after="0"/>
-        <w:ind w:left="20" w:right="0" w:firstLine="0"/>
+        <w:ind w:left="10" w:right="0" w:firstLine="0"/>
         <w:jc w:val="left"/>
       </w:pPr>
       <w:r>
@@ -1176,7 +1248,7 @@
           <w:rFonts w:ascii="Charis SIL Regular" w:hAnsi="Charis SIL Regular" w:eastAsia="Charis SIL Regular"/>
           <w:b w:val="0"/>
           <w:i w:val="0"/>
-          <w:color w:val="0066CC"/>
+          <w:color w:val="0000FF"/>
           <w:sz w:val="24"/>
           <w:u w:val="single"/>
         </w:rPr>
@@ -1194,7 +1266,7 @@
           <w:rFonts w:ascii="Charis SIL Regular" w:hAnsi="Charis SIL Regular" w:eastAsia="Charis SIL Regular"/>
           <w:b w:val="0"/>
           <w:i w:val="0"/>
-          <w:color w:val="0066CC"/>
+          <w:color w:val="0000FF"/>
           <w:sz w:val="24"/>
           <w:u w:val="single"/>
         </w:rPr>
@@ -1212,7 +1284,7 @@
           <w:rFonts w:ascii="Charis SIL Regular" w:hAnsi="Charis SIL Regular" w:eastAsia="Charis SIL Regular"/>
           <w:b w:val="0"/>
           <w:i w:val="0"/>
-          <w:color w:val="0066CC"/>
+          <w:color w:val="0000FF"/>
           <w:sz w:val="24"/>
           <w:u w:val="single"/>
         </w:rPr>
@@ -1223,7 +1295,7 @@
           <w:rFonts w:ascii="Charis SIL Regular" w:hAnsi="Charis SIL Regular" w:eastAsia="Charis SIL Regular"/>
           <w:b w:val="0"/>
           <w:i w:val="0"/>
-          <w:color w:val="0066CC"/>
+          <w:color w:val="0000FF"/>
           <w:sz w:val="24"/>
           <w:u w:val="single"/>
         </w:rPr>
@@ -1248,7 +1320,7 @@
       </w:r>
       <w:r>
         <w:rPr>
-          <w:u w:val="single" w:color="0066cc"/>
+          <w:u w:val="single" w:color="0000ff"/>
           <w:rFonts w:ascii="Charis SIL Regular" w:hAnsi="Charis SIL Regular" w:eastAsia="Charis SIL Regular"/>
           <w:b w:val="0"/>
           <w:i w:val="0"/>
@@ -1266,7 +1338,7 @@
       </w:r>
       <w:r>
         <w:rPr>
-          <w:u w:val="single" w:color="0066cc"/>
+          <w:u w:val="single" w:color="0000ff"/>
           <w:rFonts w:ascii="Charis SIL Regular" w:hAnsi="Charis SIL Regular" w:eastAsia="Charis SIL Regular"/>
           <w:b w:val="0"/>
           <w:i w:val="0"/>
@@ -1284,7 +1356,7 @@
       </w:r>
       <w:r>
         <w:rPr>
-          <w:u w:val="single" w:color="0066cc"/>
+          <w:u w:val="single" w:color="0000ff"/>
           <w:rFonts w:ascii="Charis SIL Regular" w:hAnsi="Charis SIL Regular" w:eastAsia="Charis SIL Regular"/>
           <w:b w:val="0"/>
           <w:i w:val="0"/>
@@ -1302,7 +1374,7 @@
       </w:r>
       <w:r>
         <w:rPr>
-          <w:u w:val="single" w:color="0066cc"/>
+          <w:u w:val="single" w:color="0000ff"/>
           <w:rFonts w:ascii="Charis SIL Regular" w:hAnsi="Charis SIL Regular" w:eastAsia="Charis SIL Regular"/>
           <w:b w:val="0"/>
           <w:i w:val="0"/>
@@ -1366,7 +1438,7 @@
           <w:rFonts w:ascii="Charis SIL Regular" w:hAnsi="Charis SIL Regular" w:eastAsia="Charis SIL Regular"/>
           <w:b w:val="0"/>
           <w:i w:val="0"/>
-          <w:color w:val="0066CC"/>
+          <w:color w:val="0000FF"/>
           <w:sz w:val="24"/>
           <w:u w:val="single"/>
         </w:rPr>
@@ -1396,7 +1468,7 @@
         <w:autoSpaceDE w:val="0"/>
         <w:widowControl/>
         <w:spacing w:line="288" w:lineRule="exact" w:before="240" w:after="0"/>
-        <w:ind w:left="20" w:right="0" w:firstLine="0"/>
+        <w:ind w:left="10" w:right="0" w:firstLine="0"/>
         <w:jc w:val="left"/>
       </w:pPr>
       <w:r>
@@ -1417,7 +1489,7 @@
           <w:rFonts w:ascii="Charis SIL Regular" w:hAnsi="Charis SIL Regular" w:eastAsia="Charis SIL Regular"/>
           <w:b w:val="0"/>
           <w:i w:val="0"/>
-          <w:color w:val="0066CC"/>
+          <w:color w:val="0000FF"/>
           <w:sz w:val="24"/>
           <w:u w:val="single"/>
         </w:rPr>
@@ -1442,7 +1514,7 @@
       </w:r>
       <w:r>
         <w:rPr>
-          <w:u w:val="single" w:color="0066cc"/>
+          <w:u w:val="single" w:color="0000ff"/>
           <w:rFonts w:ascii="Charis SIL Regular" w:hAnsi="Charis SIL Regular" w:eastAsia="Charis SIL Regular"/>
           <w:b w:val="0"/>
           <w:i w:val="0"/>
@@ -1475,7 +1547,7 @@
         <w:autoSpaceDE w:val="0"/>
         <w:widowControl/>
         <w:spacing w:line="538" w:lineRule="exact" w:before="198" w:after="0"/>
-        <w:ind w:left="20" w:right="0" w:firstLine="0"/>
+        <w:ind w:left="10" w:right="0" w:firstLine="0"/>
         <w:jc w:val="left"/>
       </w:pPr>
       <w:r>
@@ -1495,7 +1567,7 @@
         <w:autoSpaceDE w:val="0"/>
         <w:widowControl/>
         <w:spacing w:line="288" w:lineRule="exact" w:before="294" w:after="0"/>
-        <w:ind w:left="408" w:right="3312" w:firstLine="0"/>
+        <w:ind w:left="398" w:right="3312" w:firstLine="0"/>
         <w:jc w:val="left"/>
       </w:pPr>
       <w:r>
@@ -1513,7 +1585,7 @@
           <w:rFonts w:ascii="Charis SIL Regular" w:hAnsi="Charis SIL Regular" w:eastAsia="Charis SIL Regular"/>
           <w:b w:val="0"/>
           <w:i w:val="0"/>
-          <w:color w:val="0066CC"/>
+          <w:color w:val="0000FF"/>
           <w:sz w:val="24"/>
           <w:u w:val="single"/>
         </w:rPr>
@@ -1537,7 +1609,7 @@
           <w:rFonts w:ascii="Charis SIL Regular" w:hAnsi="Charis SIL Regular" w:eastAsia="Charis SIL Regular"/>
           <w:b w:val="0"/>
           <w:i w:val="0"/>
-          <w:color w:val="0066CC"/>
+          <w:color w:val="0000FF"/>
           <w:sz w:val="24"/>
           <w:u w:val="single"/>
         </w:rPr>
@@ -1548,7 +1620,7 @@
           <w:rFonts w:ascii="Charis SIL Regular" w:hAnsi="Charis SIL Regular" w:eastAsia="Charis SIL Regular"/>
           <w:b w:val="0"/>
           <w:i w:val="0"/>
-          <w:color w:val="0066CC"/>
+          <w:color w:val="0000FF"/>
           <w:sz w:val="24"/>
           <w:u w:val="single"/>
         </w:rPr>
@@ -1572,7 +1644,7 @@
           <w:rFonts w:ascii="Charis SIL Regular" w:hAnsi="Charis SIL Regular" w:eastAsia="Charis SIL Regular"/>
           <w:b w:val="0"/>
           <w:i w:val="0"/>
-          <w:color w:val="0066CC"/>
+          <w:color w:val="0000FF"/>
           <w:sz w:val="24"/>
           <w:u w:val="single"/>
         </w:rPr>
@@ -1596,7 +1668,7 @@
           <w:rFonts w:ascii="Charis SIL Regular" w:hAnsi="Charis SIL Regular" w:eastAsia="Charis SIL Regular"/>
           <w:b w:val="0"/>
           <w:i w:val="0"/>
-          <w:color w:val="0066CC"/>
+          <w:color w:val="0000FF"/>
           <w:sz w:val="24"/>
           <w:u w:val="single"/>
         </w:rPr>
@@ -1620,7 +1692,7 @@
           <w:rFonts w:ascii="Charis SIL Regular" w:hAnsi="Charis SIL Regular" w:eastAsia="Charis SIL Regular"/>
           <w:b w:val="0"/>
           <w:i w:val="0"/>
-          <w:color w:val="0066CC"/>
+          <w:color w:val="0000FF"/>
           <w:sz w:val="24"/>
           <w:u w:val="single"/>
         </w:rPr>
@@ -1644,7 +1716,7 @@
           <w:rFonts w:ascii="Charis SIL Regular" w:hAnsi="Charis SIL Regular" w:eastAsia="Charis SIL Regular"/>
           <w:b w:val="0"/>
           <w:i w:val="0"/>
-          <w:color w:val="0066CC"/>
+          <w:color w:val="0000FF"/>
           <w:sz w:val="24"/>
           <w:u w:val="single"/>
         </w:rPr>
@@ -1668,7 +1740,7 @@
           <w:rFonts w:ascii="Charis SIL Regular" w:hAnsi="Charis SIL Regular" w:eastAsia="Charis SIL Regular"/>
           <w:b w:val="0"/>
           <w:i w:val="0"/>
-          <w:color w:val="0066CC"/>
+          <w:color w:val="0000FF"/>
           <w:sz w:val="24"/>
           <w:u w:val="single"/>
         </w:rPr>
@@ -1679,7 +1751,7 @@
           <w:rFonts w:ascii="Charis SIL Regular" w:hAnsi="Charis SIL Regular" w:eastAsia="Charis SIL Regular"/>
           <w:b w:val="0"/>
           <w:i w:val="0"/>
-          <w:color w:val="0066CC"/>
+          <w:color w:val="0000FF"/>
           <w:sz w:val="24"/>
           <w:u w:val="single"/>
         </w:rPr>
@@ -1703,7 +1775,7 @@
           <w:rFonts w:ascii="Charis SIL Regular" w:hAnsi="Charis SIL Regular" w:eastAsia="Charis SIL Regular"/>
           <w:b w:val="0"/>
           <w:i w:val="0"/>
-          <w:color w:val="0066CC"/>
+          <w:color w:val="0000FF"/>
           <w:sz w:val="24"/>
           <w:u w:val="single"/>
         </w:rPr>
@@ -1727,7 +1799,7 @@
           <w:rFonts w:ascii="Charis SIL Regular" w:hAnsi="Charis SIL Regular" w:eastAsia="Charis SIL Regular"/>
           <w:b w:val="0"/>
           <w:i w:val="0"/>
-          <w:color w:val="0066CC"/>
+          <w:color w:val="0000FF"/>
           <w:sz w:val="24"/>
           <w:u w:val="single"/>
         </w:rPr>
@@ -1751,7 +1823,7 @@
           <w:rFonts w:ascii="Charis SIL Regular" w:hAnsi="Charis SIL Regular" w:eastAsia="Charis SIL Regular"/>
           <w:b w:val="0"/>
           <w:i w:val="0"/>
-          <w:color w:val="0066CC"/>
+          <w:color w:val="0000FF"/>
           <w:sz w:val="24"/>
           <w:u w:val="single"/>
         </w:rPr>
@@ -1762,7 +1834,7 @@
           <w:rFonts w:ascii="Charis SIL Regular" w:hAnsi="Charis SIL Regular" w:eastAsia="Charis SIL Regular"/>
           <w:b w:val="0"/>
           <w:i w:val="0"/>
-          <w:color w:val="0066CC"/>
+          <w:color w:val="0000FF"/>
           <w:sz w:val="24"/>
           <w:u w:val="single"/>
         </w:rPr>
@@ -1775,7 +1847,7 @@
         <w:autoSpaceDE w:val="0"/>
         <w:widowControl/>
         <w:spacing w:line="538" w:lineRule="exact" w:before="198" w:after="0"/>
-        <w:ind w:left="20" w:right="0" w:firstLine="0"/>
+        <w:ind w:left="10" w:right="0" w:firstLine="0"/>
         <w:jc w:val="left"/>
       </w:pPr>
       <w:r>
@@ -1795,7 +1867,7 @@
         <w:autoSpaceDE w:val="0"/>
         <w:widowControl/>
         <w:spacing w:line="354" w:lineRule="exact" w:before="228" w:after="0"/>
-        <w:ind w:left="20" w:right="0" w:firstLine="0"/>
+        <w:ind w:left="10" w:right="0" w:firstLine="0"/>
         <w:jc w:val="left"/>
       </w:pPr>
       <w:r>
@@ -1815,7 +1887,7 @@
         <w:autoSpaceDE w:val="0"/>
         <w:widowControl/>
         <w:spacing w:line="288" w:lineRule="exact" w:before="240" w:after="0"/>
-        <w:ind w:left="820" w:right="864" w:firstLine="0"/>
+        <w:ind w:left="810" w:right="864" w:firstLine="0"/>
         <w:jc w:val="left"/>
       </w:pPr>
       <w:r>
@@ -1878,7 +1950,7 @@
         <w:autoSpaceDE w:val="0"/>
         <w:widowControl/>
         <w:spacing w:line="354" w:lineRule="exact" w:before="174" w:after="0"/>
-        <w:ind w:left="820" w:right="0" w:firstLine="0"/>
+        <w:ind w:left="810" w:right="0" w:firstLine="0"/>
         <w:jc w:val="left"/>
       </w:pPr>
       <w:r>
@@ -1886,7 +1958,7 @@
           <w:rFonts w:ascii="Charis SIL Regular" w:hAnsi="Charis SIL Regular" w:eastAsia="Charis SIL Regular"/>
           <w:b w:val="0"/>
           <w:i w:val="0"/>
-          <w:color w:val="0066CC"/>
+          <w:color w:val="0000FF"/>
           <w:sz w:val="24"/>
           <w:u w:val="single"/>
         </w:rPr>
@@ -1904,7 +1976,7 @@
           <w:rFonts w:ascii="Charis SIL Regular" w:hAnsi="Charis SIL Regular" w:eastAsia="Charis SIL Regular"/>
           <w:b w:val="0"/>
           <w:i w:val="0"/>
-          <w:color w:val="0066CC"/>
+          <w:color w:val="0000FF"/>
           <w:sz w:val="24"/>
           <w:u w:val="single"/>
         </w:rPr>
@@ -1924,7 +1996,7 @@
         <w:autoSpaceDE w:val="0"/>
         <w:widowControl/>
         <w:spacing w:line="538" w:lineRule="exact" w:before="198" w:after="0"/>
-        <w:ind w:left="20" w:right="0" w:firstLine="0"/>
+        <w:ind w:left="10" w:right="0" w:firstLine="0"/>
         <w:jc w:val="left"/>
       </w:pPr>
       <w:r>
@@ -1944,7 +2016,7 @@
         <w:autoSpaceDE w:val="0"/>
         <w:widowControl/>
         <w:spacing w:line="354" w:lineRule="exact" w:before="228" w:after="0"/>
-        <w:ind w:left="20" w:right="0" w:firstLine="0"/>
+        <w:ind w:left="10" w:right="0" w:firstLine="0"/>
         <w:jc w:val="left"/>
       </w:pPr>
       <w:r>
@@ -1964,7 +2036,7 @@
         <w:autoSpaceDE w:val="0"/>
         <w:widowControl/>
         <w:spacing w:line="288" w:lineRule="exact" w:before="240" w:after="0"/>
-        <w:ind w:left="820" w:right="720" w:firstLine="0"/>
+        <w:ind w:left="810" w:right="720" w:firstLine="0"/>
         <w:jc w:val="left"/>
       </w:pPr>
       <w:r>
@@ -2034,7 +2106,7 @@
         <w:autoSpaceDE w:val="0"/>
         <w:widowControl/>
         <w:spacing w:line="354" w:lineRule="exact" w:before="174" w:after="0"/>
-        <w:ind w:left="820" w:right="0" w:firstLine="0"/>
+        <w:ind w:left="810" w:right="0" w:firstLine="0"/>
         <w:jc w:val="left"/>
       </w:pPr>
       <w:r>
@@ -2042,7 +2114,7 @@
           <w:rFonts w:ascii="Charis SIL Regular" w:hAnsi="Charis SIL Regular" w:eastAsia="Charis SIL Regular"/>
           <w:b w:val="0"/>
           <w:i w:val="0"/>
-          <w:color w:val="0066CC"/>
+          <w:color w:val="0000FF"/>
           <w:sz w:val="24"/>
           <w:u w:val="single"/>
         </w:rPr>
@@ -2060,7 +2132,7 @@
           <w:rFonts w:ascii="Charis SIL Regular" w:hAnsi="Charis SIL Regular" w:eastAsia="Charis SIL Regular"/>
           <w:b w:val="0"/>
           <w:i w:val="0"/>
-          <w:color w:val="0066CC"/>
+          <w:color w:val="0000FF"/>
           <w:sz w:val="24"/>
           <w:u w:val="single"/>
         </w:rPr>
@@ -2071,7 +2143,7 @@
           <w:rFonts w:ascii="Charis SIL Regular" w:hAnsi="Charis SIL Regular" w:eastAsia="Charis SIL Regular"/>
           <w:b w:val="0"/>
           <w:i w:val="0"/>
-          <w:color w:val="0066CC"/>
+          <w:color w:val="0000FF"/>
           <w:sz w:val="24"/>
           <w:u w:val="single"/>
         </w:rPr>
@@ -2099,7 +2171,7 @@
           <w:rFonts w:ascii="Charis SIL Regular" w:hAnsi="Charis SIL Regular" w:eastAsia="Charis SIL Regular"/>
           <w:b w:val="0"/>
           <w:i w:val="0"/>
-          <w:color w:val="0066CC"/>
+          <w:color w:val="0000FF"/>
           <w:sz w:val="24"/>
           <w:u w:val="single"/>
         </w:rPr>
@@ -2117,7 +2189,7 @@
           <w:rFonts w:ascii="Charis SIL Regular" w:hAnsi="Charis SIL Regular" w:eastAsia="Charis SIL Regular"/>
           <w:b w:val="0"/>
           <w:i w:val="0"/>
-          <w:color w:val="0066CC"/>
+          <w:color w:val="0000FF"/>
           <w:sz w:val="24"/>
           <w:u w:val="single"/>
         </w:rPr>
@@ -2128,7 +2200,7 @@
           <w:rFonts w:ascii="Charis SIL Regular" w:hAnsi="Charis SIL Regular" w:eastAsia="Charis SIL Regular"/>
           <w:b w:val="0"/>
           <w:i w:val="0"/>
-          <w:color w:val="0066CC"/>
+          <w:color w:val="0000FF"/>
           <w:sz w:val="24"/>
           <w:u w:val="single"/>
         </w:rPr>
@@ -2146,7 +2218,7 @@
       <w:pPr>
         <w:sectPr>
           <w:pgSz w:w="11900" w:h="16840"/>
-          <w:pgMar w:top="324" w:right="938" w:bottom="470" w:left="940" w:header="720" w:footer="720" w:gutter="0"/>
+          <w:pgMar w:top="324" w:right="938" w:bottom="470" w:left="950" w:header="720" w:footer="720" w:gutter="0"/>
           <w:cols/>
           <w:docGrid w:linePitch="360"/>
         </w:sectPr>

--- a/EXPORTS/DOCX/published/niveau3/English/WMBergEnDal.docx
+++ b/EXPORTS/DOCX/published/niveau3/English/WMBergEnDal.docx
@@ -302,97 +302,7 @@
           <w:color w:val="000000"/>
           <w:sz w:val="24"/>
         </w:rPr>
-        <w:t>Ooster Meerwij</w:t>
-      </w:r>
-      <w:r>
-        <w:rPr>
-          <w:u w:val="single" w:color="0000ff"/>
-          <w:rFonts w:ascii="Charis SIL Regular" w:hAnsi="Charis SIL Regular" w:eastAsia="Charis SIL Regular"/>
-          <w:b w:val="0"/>
-          <w:i w:val="0"/>
-          <w:color w:val="000000"/>
-          <w:sz w:val="24"/>
-        </w:rPr>
-        <w:hyperlink r:id="rId9" w:history="1">
-          <w:r>
-            <w:rPr>
-              <w:rStyle w:val="Hyperlink"/>
-            </w:rPr>
-            <w:t>k near Nijme</w:t>
-          </w:r>
-        </w:hyperlink>
-      </w:r>
-      <w:r>
-        <w:rPr>
-          <w:u w:val="single" w:color="0000ff"/>
-          <w:rFonts w:ascii="Charis SIL Regular" w:hAnsi="Charis SIL Regular" w:eastAsia="Charis SIL Regular"/>
-          <w:b w:val="0"/>
-          <w:i w:val="0"/>
-          <w:color w:val="000000"/>
-          <w:sz w:val="24"/>
-        </w:rPr>
-        <w:hyperlink r:id="rId9" w:history="1">
-          <w:r>
-            <w:rPr>
-              <w:rStyle w:val="Hyperlink"/>
-            </w:rPr>
-            <w:t>g</w:t>
-          </w:r>
-        </w:hyperlink>
-      </w:r>
-      <w:r>
-        <w:rPr>
-          <w:u w:val="single" w:color="0000ff"/>
-          <w:rFonts w:ascii="Charis SIL Regular" w:hAnsi="Charis SIL Regular" w:eastAsia="Charis SIL Regular"/>
-          <w:b w:val="0"/>
-          <w:i w:val="0"/>
-          <w:color w:val="000000"/>
-          <w:sz w:val="24"/>
-        </w:rPr>
-        <w:hyperlink r:id="rId9" w:history="1">
-          <w:r>
-            <w:rPr>
-              <w:rStyle w:val="Hyperlink"/>
-            </w:rPr>
-            <w:t>en</w:t>
-          </w:r>
-        </w:hyperlink>
-      </w:r>
-      <w:r>
-        <w:rPr>
-          <w:u w:val="single" w:color="0000ff"/>
-          <w:rFonts w:ascii="Charis SIL Regular" w:hAnsi="Charis SIL Regular" w:eastAsia="Charis SIL Regular"/>
-          <w:b w:val="0"/>
-          <w:i w:val="0"/>
-          <w:color w:val="000000"/>
-          <w:sz w:val="24"/>
-        </w:rPr>
-        <w:hyperlink r:id="rId9" w:history="1">
-          <w:r>
-            <w:rPr>
-              <w:rStyle w:val="Hyperlink"/>
-            </w:rPr>
-            <w:t>. Be</w:t>
-          </w:r>
-        </w:hyperlink>
-      </w:r>
-      <w:r>
-        <w:rPr>
-          <w:u w:val="single" w:color="0000ff"/>
-          <w:rFonts w:ascii="Charis SIL Regular" w:hAnsi="Charis SIL Regular" w:eastAsia="Charis SIL Regular"/>
-          <w:b w:val="0"/>
-          <w:i w:val="0"/>
-          <w:color w:val="000000"/>
-          <w:sz w:val="24"/>
-        </w:rPr>
-        <w:hyperlink r:id="rId9" w:history="1">
-          <w:r>
-            <w:rPr>
-              <w:rStyle w:val="Hyperlink"/>
-            </w:rPr>
-            <w:t>fore l</w:t>
-          </w:r>
-        </w:hyperlink>
+        <w:t>Ooster Meerwijk near Nijmegen. Before l</w:t>
       </w:r>
       <w:r>
         <w:rPr>
@@ -740,7 +650,43 @@
           <w:color w:val="000000"/>
           <w:sz w:val="24"/>
         </w:rPr>
-        <w:t xml:space="preserve">ently also </w:t>
+        <w:hyperlink r:id="rId10" w:history="1">
+          <w:r>
+            <w:rPr>
+              <w:rStyle w:val="Hyperlink"/>
+            </w:rPr>
+            <w:t>ently als</w:t>
+          </w:r>
+        </w:hyperlink>
+      </w:r>
+      <w:r>
+        <w:rPr>
+          <w:u w:val="single" w:color="0000ff"/>
+          <w:rFonts w:ascii="Charis SIL Regular" w:hAnsi="Charis SIL Regular" w:eastAsia="Charis SIL Regular"/>
+          <w:b w:val="0"/>
+          <w:i w:val="0"/>
+          <w:color w:val="000000"/>
+          <w:sz w:val="24"/>
+        </w:rPr>
+        <w:hyperlink r:id="rId10" w:history="1">
+          <w:r>
+            <w:rPr>
+              <w:rStyle w:val="Hyperlink"/>
+            </w:rPr>
+            <w:t>o</w:t>
+          </w:r>
+        </w:hyperlink>
+      </w:r>
+      <w:r>
+        <w:rPr>
+          <w:u w:val="single" w:color="0000ff"/>
+          <w:rFonts w:ascii="Charis SIL Regular" w:hAnsi="Charis SIL Regular" w:eastAsia="Charis SIL Regular"/>
+          <w:b w:val="0"/>
+          <w:i w:val="0"/>
+          <w:color w:val="000000"/>
+          <w:sz w:val="24"/>
+        </w:rPr>
+        <w:t xml:space="preserve"> </w:t>
       </w:r>
       <w:r>
         <w:rPr>
@@ -751,7 +697,7 @@
           <w:sz w:val="24"/>
           <w:u w:val="single"/>
         </w:rPr>
-        <w:hyperlink r:id="rId12" w:history="1">
+        <w:hyperlink r:id="rId10" w:history="1">
           <w:r>
             <w:rPr>
               <w:rStyle w:val="Hyperlink"/>
@@ -780,7 +726,7 @@
           <w:sz w:val="24"/>
           <w:u w:val="single"/>
         </w:rPr>
-        <w:hyperlink r:id="rId12" w:history="1">
+        <w:hyperlink r:id="rId10" w:history="1">
           <w:r>
             <w:rPr>
               <w:rStyle w:val="Hyperlink"/>

--- a/EXPORTS/DOCX/published/niveau3/English/WMBergEnDal.docx
+++ b/EXPORTS/DOCX/published/niveau3/English/WMBergEnDal.docx
@@ -302,7 +302,97 @@
           <w:color w:val="000000"/>
           <w:sz w:val="24"/>
         </w:rPr>
-        <w:t>Ooster Meerwijk near Nijmegen. Before l</w:t>
+        <w:t>Ooster Meerwij</w:t>
+      </w:r>
+      <w:r>
+        <w:rPr>
+          <w:u w:val="single" w:color="0000ff"/>
+          <w:rFonts w:ascii="Charis SIL Regular" w:hAnsi="Charis SIL Regular" w:eastAsia="Charis SIL Regular"/>
+          <w:b w:val="0"/>
+          <w:i w:val="0"/>
+          <w:color w:val="000000"/>
+          <w:sz w:val="24"/>
+        </w:rPr>
+        <w:hyperlink r:id="rId9" w:history="1">
+          <w:r>
+            <w:rPr>
+              <w:rStyle w:val="Hyperlink"/>
+            </w:rPr>
+            <w:t>k near Nijme</w:t>
+          </w:r>
+        </w:hyperlink>
+      </w:r>
+      <w:r>
+        <w:rPr>
+          <w:u w:val="single" w:color="0000ff"/>
+          <w:rFonts w:ascii="Charis SIL Regular" w:hAnsi="Charis SIL Regular" w:eastAsia="Charis SIL Regular"/>
+          <w:b w:val="0"/>
+          <w:i w:val="0"/>
+          <w:color w:val="000000"/>
+          <w:sz w:val="24"/>
+        </w:rPr>
+        <w:hyperlink r:id="rId9" w:history="1">
+          <w:r>
+            <w:rPr>
+              <w:rStyle w:val="Hyperlink"/>
+            </w:rPr>
+            <w:t>g</w:t>
+          </w:r>
+        </w:hyperlink>
+      </w:r>
+      <w:r>
+        <w:rPr>
+          <w:u w:val="single" w:color="0000ff"/>
+          <w:rFonts w:ascii="Charis SIL Regular" w:hAnsi="Charis SIL Regular" w:eastAsia="Charis SIL Regular"/>
+          <w:b w:val="0"/>
+          <w:i w:val="0"/>
+          <w:color w:val="000000"/>
+          <w:sz w:val="24"/>
+        </w:rPr>
+        <w:hyperlink r:id="rId9" w:history="1">
+          <w:r>
+            <w:rPr>
+              <w:rStyle w:val="Hyperlink"/>
+            </w:rPr>
+            <w:t>en</w:t>
+          </w:r>
+        </w:hyperlink>
+      </w:r>
+      <w:r>
+        <w:rPr>
+          <w:u w:val="single" w:color="0000ff"/>
+          <w:rFonts w:ascii="Charis SIL Regular" w:hAnsi="Charis SIL Regular" w:eastAsia="Charis SIL Regular"/>
+          <w:b w:val="0"/>
+          <w:i w:val="0"/>
+          <w:color w:val="000000"/>
+          <w:sz w:val="24"/>
+        </w:rPr>
+        <w:hyperlink r:id="rId9" w:history="1">
+          <w:r>
+            <w:rPr>
+              <w:rStyle w:val="Hyperlink"/>
+            </w:rPr>
+            <w:t>. Be</w:t>
+          </w:r>
+        </w:hyperlink>
+      </w:r>
+      <w:r>
+        <w:rPr>
+          <w:u w:val="single" w:color="0000ff"/>
+          <w:rFonts w:ascii="Charis SIL Regular" w:hAnsi="Charis SIL Regular" w:eastAsia="Charis SIL Regular"/>
+          <w:b w:val="0"/>
+          <w:i w:val="0"/>
+          <w:color w:val="000000"/>
+          <w:sz w:val="24"/>
+        </w:rPr>
+        <w:hyperlink r:id="rId9" w:history="1">
+          <w:r>
+            <w:rPr>
+              <w:rStyle w:val="Hyperlink"/>
+            </w:rPr>
+            <w:t>fore l</w:t>
+          </w:r>
+        </w:hyperlink>
       </w:r>
       <w:r>
         <w:rPr>

--- a/EXPORTS/DOCX/published/niveau3/English/WMBergEnDal.docx
+++ b/EXPORTS/DOCX/published/niveau3/English/WMBergEnDal.docx
@@ -729,54 +729,7 @@
           <w:color w:val="000000"/>
           <w:sz w:val="24"/>
         </w:rPr>
-        <w:t xml:space="preserve"> in Amsterdam and subsequ</w:t>
-      </w:r>
-      <w:r>
-        <w:rPr>
-          <w:u w:val="single" w:color="0000ff"/>
-          <w:rFonts w:ascii="Charis SIL Regular" w:hAnsi="Charis SIL Regular" w:eastAsia="Charis SIL Regular"/>
-          <w:b w:val="0"/>
-          <w:i w:val="0"/>
-          <w:color w:val="000000"/>
-          <w:sz w:val="24"/>
-        </w:rPr>
-        <w:hyperlink r:id="rId10" w:history="1">
-          <w:r>
-            <w:rPr>
-              <w:rStyle w:val="Hyperlink"/>
-            </w:rPr>
-            <w:t>ently als</w:t>
-          </w:r>
-        </w:hyperlink>
-      </w:r>
-      <w:r>
-        <w:rPr>
-          <w:u w:val="single" w:color="0000ff"/>
-          <w:rFonts w:ascii="Charis SIL Regular" w:hAnsi="Charis SIL Regular" w:eastAsia="Charis SIL Regular"/>
-          <w:b w:val="0"/>
-          <w:i w:val="0"/>
-          <w:color w:val="000000"/>
-          <w:sz w:val="24"/>
-        </w:rPr>
-        <w:hyperlink r:id="rId10" w:history="1">
-          <w:r>
-            <w:rPr>
-              <w:rStyle w:val="Hyperlink"/>
-            </w:rPr>
-            <w:t>o</w:t>
-          </w:r>
-        </w:hyperlink>
-      </w:r>
-      <w:r>
-        <w:rPr>
-          <w:u w:val="single" w:color="0000ff"/>
-          <w:rFonts w:ascii="Charis SIL Regular" w:hAnsi="Charis SIL Regular" w:eastAsia="Charis SIL Regular"/>
-          <w:b w:val="0"/>
-          <w:i w:val="0"/>
-          <w:color w:val="000000"/>
-          <w:sz w:val="24"/>
-        </w:rPr>
-        <w:t xml:space="preserve"> </w:t>
+        <w:t xml:space="preserve"> in Amsterdam and subsequently also </w:t>
       </w:r>
       <w:r>
         <w:rPr>
@@ -787,7 +740,7 @@
           <w:sz w:val="24"/>
           <w:u w:val="single"/>
         </w:rPr>
-        <w:hyperlink r:id="rId10" w:history="1">
+        <w:hyperlink r:id="rId12" w:history="1">
           <w:r>
             <w:rPr>
               <w:rStyle w:val="Hyperlink"/>
@@ -816,7 +769,7 @@
           <w:sz w:val="24"/>
           <w:u w:val="single"/>
         </w:rPr>
-        <w:hyperlink r:id="rId10" w:history="1">
+        <w:hyperlink r:id="rId12" w:history="1">
           <w:r>
             <w:rPr>
               <w:rStyle w:val="Hyperlink"/>

--- a/EXPORTS/DOCX/published/niveau3/English/WMBergEnDal.docx
+++ b/EXPORTS/DOCX/published/niveau3/English/WMBergEnDal.docx
@@ -740,7 +740,7 @@
           <w:sz w:val="24"/>
           <w:u w:val="single"/>
         </w:rPr>
-        <w:hyperlink r:id="rId12" w:history="1">
+        <w:hyperlink r:id="rId10" w:history="1">
           <w:r>
             <w:rPr>
               <w:rStyle w:val="Hyperlink"/>
@@ -854,49 +854,13 @@
       </w:r>
       <w:r>
         <w:rPr>
-          <w:u w:val="single" w:color="0000ff"/>
           <w:rFonts w:ascii="Charis SIL Regular" w:hAnsi="Charis SIL Regular" w:eastAsia="Charis SIL Regular"/>
           <w:b w:val="0"/>
           <w:i w:val="0"/>
           <w:color w:val="000000"/>
           <w:sz w:val="24"/>
         </w:rPr>
-        <w:hyperlink r:id="rId11" w:history="1">
-          <w:r>
-            <w:rPr>
-              <w:rStyle w:val="Hyperlink"/>
-            </w:rPr>
-            <w:t>the National M</w:t>
-          </w:r>
-        </w:hyperlink>
-      </w:r>
-      <w:r>
-        <w:rPr>
-          <w:rFonts w:ascii="Charis SIL Regular" w:hAnsi="Charis SIL Regular" w:eastAsia="Charis SIL Regular"/>
-          <w:b w:val="0"/>
-          <w:i w:val="0"/>
-          <w:color w:val="000000"/>
-          <w:sz w:val="24"/>
-        </w:rPr>
-        <w:t>useum of World Cultures. As of 2023 t</w:t>
-      </w:r>
-      <w:r>
-        <w:rPr>
-          <w:u w:val="single" w:color="0000ff"/>
-          <w:rFonts w:ascii="Charis SIL Regular" w:hAnsi="Charis SIL Regular" w:eastAsia="Charis SIL Regular"/>
-          <w:b w:val="0"/>
-          <w:i w:val="0"/>
-          <w:color w:val="000000"/>
-          <w:sz w:val="24"/>
-        </w:rPr>
-        <w:hyperlink r:id="rId12" w:history="1">
-          <w:r>
-            <w:rPr>
-              <w:rStyle w:val="Hyperlink"/>
-            </w:rPr>
-            <w:t xml:space="preserve">he </w:t>
-          </w:r>
-        </w:hyperlink>
+        <w:t xml:space="preserve">the National Museum of World Cultures. As of 2023 the </w:t>
       </w:r>
       <w:r>
         <w:rPr>

--- a/EXPORTS/DOCX/published/niveau3/English/WMBergEnDal.docx
+++ b/EXPORTS/DOCX/published/niveau3/English/WMBergEnDal.docx
@@ -769,7 +769,7 @@
           <w:sz w:val="24"/>
           <w:u w:val="single"/>
         </w:rPr>
-        <w:hyperlink r:id="rId12" w:history="1">
+        <w:hyperlink r:id="rId10" w:history="1">
           <w:r>
             <w:rPr>
               <w:rStyle w:val="Hyperlink"/>
@@ -854,13 +854,49 @@
       </w:r>
       <w:r>
         <w:rPr>
+          <w:u w:val="single" w:color="0000ff"/>
           <w:rFonts w:ascii="Charis SIL Regular" w:hAnsi="Charis SIL Regular" w:eastAsia="Charis SIL Regular"/>
           <w:b w:val="0"/>
           <w:i w:val="0"/>
           <w:color w:val="000000"/>
           <w:sz w:val="24"/>
         </w:rPr>
-        <w:t xml:space="preserve">the National Museum of World Cultures. As of 2023 the </w:t>
+        <w:hyperlink r:id="rId11" w:history="1">
+          <w:r>
+            <w:rPr>
+              <w:rStyle w:val="Hyperlink"/>
+            </w:rPr>
+            <w:t>the National M</w:t>
+          </w:r>
+        </w:hyperlink>
+      </w:r>
+      <w:r>
+        <w:rPr>
+          <w:rFonts w:ascii="Charis SIL Regular" w:hAnsi="Charis SIL Regular" w:eastAsia="Charis SIL Regular"/>
+          <w:b w:val="0"/>
+          <w:i w:val="0"/>
+          <w:color w:val="000000"/>
+          <w:sz w:val="24"/>
+        </w:rPr>
+        <w:t>useum of World Cultures. As of 2023 t</w:t>
+      </w:r>
+      <w:r>
+        <w:rPr>
+          <w:u w:val="single" w:color="0000ff"/>
+          <w:rFonts w:ascii="Charis SIL Regular" w:hAnsi="Charis SIL Regular" w:eastAsia="Charis SIL Regular"/>
+          <w:b w:val="0"/>
+          <w:i w:val="0"/>
+          <w:color w:val="000000"/>
+          <w:sz w:val="24"/>
+        </w:rPr>
+        <w:hyperlink r:id="rId12" w:history="1">
+          <w:r>
+            <w:rPr>
+              <w:rStyle w:val="Hyperlink"/>
+            </w:rPr>
+            <w:t xml:space="preserve">he </w:t>
+          </w:r>
+        </w:hyperlink>
       </w:r>
       <w:r>
         <w:rPr>

--- a/EXPORTS/DOCX/published/niveau3/English/WMBergEnDal.docx
+++ b/EXPORTS/DOCX/published/niveau3/English/WMBergEnDal.docx
@@ -729,7 +729,54 @@
           <w:color w:val="000000"/>
           <w:sz w:val="24"/>
         </w:rPr>
-        <w:t xml:space="preserve"> in Amsterdam and subsequently also </w:t>
+        <w:t xml:space="preserve"> in Amsterdam and subsequ</w:t>
+      </w:r>
+      <w:r>
+        <w:rPr>
+          <w:u w:val="single" w:color="0000ff"/>
+          <w:rFonts w:ascii="Charis SIL Regular" w:hAnsi="Charis SIL Regular" w:eastAsia="Charis SIL Regular"/>
+          <w:b w:val="0"/>
+          <w:i w:val="0"/>
+          <w:color w:val="000000"/>
+          <w:sz w:val="24"/>
+        </w:rPr>
+        <w:hyperlink r:id="rId10" w:history="1">
+          <w:r>
+            <w:rPr>
+              <w:rStyle w:val="Hyperlink"/>
+            </w:rPr>
+            <w:t>ently als</w:t>
+          </w:r>
+        </w:hyperlink>
+      </w:r>
+      <w:r>
+        <w:rPr>
+          <w:u w:val="single" w:color="0000ff"/>
+          <w:rFonts w:ascii="Charis SIL Regular" w:hAnsi="Charis SIL Regular" w:eastAsia="Charis SIL Regular"/>
+          <w:b w:val="0"/>
+          <w:i w:val="0"/>
+          <w:color w:val="000000"/>
+          <w:sz w:val="24"/>
+        </w:rPr>
+        <w:hyperlink r:id="rId10" w:history="1">
+          <w:r>
+            <w:rPr>
+              <w:rStyle w:val="Hyperlink"/>
+            </w:rPr>
+            <w:t>o</w:t>
+          </w:r>
+        </w:hyperlink>
+      </w:r>
+      <w:r>
+        <w:rPr>
+          <w:u w:val="single" w:color="0000ff"/>
+          <w:rFonts w:ascii="Charis SIL Regular" w:hAnsi="Charis SIL Regular" w:eastAsia="Charis SIL Regular"/>
+          <w:b w:val="0"/>
+          <w:i w:val="0"/>
+          <w:color w:val="000000"/>
+          <w:sz w:val="24"/>
+        </w:rPr>
+        <w:t xml:space="preserve"> </w:t>
       </w:r>
       <w:r>
         <w:rPr>

--- a/EXPORTS/DOCX/published/niveau3/English/WMBergEnDal.docx
+++ b/EXPORTS/DOCX/published/niveau3/English/WMBergEnDal.docx
@@ -729,54 +729,7 @@
           <w:color w:val="000000"/>
           <w:sz w:val="24"/>
         </w:rPr>
-        <w:t xml:space="preserve"> in Amsterdam and subsequ</w:t>
-      </w:r>
-      <w:r>
-        <w:rPr>
-          <w:u w:val="single" w:color="0000ff"/>
-          <w:rFonts w:ascii="Charis SIL Regular" w:hAnsi="Charis SIL Regular" w:eastAsia="Charis SIL Regular"/>
-          <w:b w:val="0"/>
-          <w:i w:val="0"/>
-          <w:color w:val="000000"/>
-          <w:sz w:val="24"/>
-        </w:rPr>
-        <w:hyperlink r:id="rId10" w:history="1">
-          <w:r>
-            <w:rPr>
-              <w:rStyle w:val="Hyperlink"/>
-            </w:rPr>
-            <w:t>ently als</w:t>
-          </w:r>
-        </w:hyperlink>
-      </w:r>
-      <w:r>
-        <w:rPr>
-          <w:u w:val="single" w:color="0000ff"/>
-          <w:rFonts w:ascii="Charis SIL Regular" w:hAnsi="Charis SIL Regular" w:eastAsia="Charis SIL Regular"/>
-          <w:b w:val="0"/>
-          <w:i w:val="0"/>
-          <w:color w:val="000000"/>
-          <w:sz w:val="24"/>
-        </w:rPr>
-        <w:hyperlink r:id="rId10" w:history="1">
-          <w:r>
-            <w:rPr>
-              <w:rStyle w:val="Hyperlink"/>
-            </w:rPr>
-            <w:t>o</w:t>
-          </w:r>
-        </w:hyperlink>
-      </w:r>
-      <w:r>
-        <w:rPr>
-          <w:u w:val="single" w:color="0000ff"/>
-          <w:rFonts w:ascii="Charis SIL Regular" w:hAnsi="Charis SIL Regular" w:eastAsia="Charis SIL Regular"/>
-          <w:b w:val="0"/>
-          <w:i w:val="0"/>
-          <w:color w:val="000000"/>
-          <w:sz w:val="24"/>
-        </w:rPr>
-        <w:t xml:space="preserve"> </w:t>
+        <w:t xml:space="preserve"> in Amsterdam and subsequently also </w:t>
       </w:r>
       <w:r>
         <w:rPr>

--- a/EXPORTS/DOCX/published/niveau3/English/WMBergEnDal.docx
+++ b/EXPORTS/DOCX/published/niveau3/English/WMBergEnDal.docx
@@ -729,54 +729,7 @@
           <w:color w:val="000000"/>
           <w:sz w:val="24"/>
         </w:rPr>
-        <w:t xml:space="preserve"> in Amsterdam and subsequ</w:t>
-      </w:r>
-      <w:r>
-        <w:rPr>
-          <w:u w:val="single" w:color="0000ff"/>
-          <w:rFonts w:ascii="Charis SIL Regular" w:hAnsi="Charis SIL Regular" w:eastAsia="Charis SIL Regular"/>
-          <w:b w:val="0"/>
-          <w:i w:val="0"/>
-          <w:color w:val="000000"/>
-          <w:sz w:val="24"/>
-        </w:rPr>
-        <w:hyperlink r:id="rId10" w:history="1">
-          <w:r>
-            <w:rPr>
-              <w:rStyle w:val="Hyperlink"/>
-            </w:rPr>
-            <w:t>ently als</w:t>
-          </w:r>
-        </w:hyperlink>
-      </w:r>
-      <w:r>
-        <w:rPr>
-          <w:u w:val="single" w:color="0000ff"/>
-          <w:rFonts w:ascii="Charis SIL Regular" w:hAnsi="Charis SIL Regular" w:eastAsia="Charis SIL Regular"/>
-          <w:b w:val="0"/>
-          <w:i w:val="0"/>
-          <w:color w:val="000000"/>
-          <w:sz w:val="24"/>
-        </w:rPr>
-        <w:hyperlink r:id="rId10" w:history="1">
-          <w:r>
-            <w:rPr>
-              <w:rStyle w:val="Hyperlink"/>
-            </w:rPr>
-            <w:t>o</w:t>
-          </w:r>
-        </w:hyperlink>
-      </w:r>
-      <w:r>
-        <w:rPr>
-          <w:u w:val="single" w:color="0000ff"/>
-          <w:rFonts w:ascii="Charis SIL Regular" w:hAnsi="Charis SIL Regular" w:eastAsia="Charis SIL Regular"/>
-          <w:b w:val="0"/>
-          <w:i w:val="0"/>
-          <w:color w:val="000000"/>
-          <w:sz w:val="24"/>
-        </w:rPr>
-        <w:t xml:space="preserve"> </w:t>
+        <w:t xml:space="preserve"> in Amsterdam and subsequently also </w:t>
       </w:r>
       <w:r>
         <w:rPr>
@@ -816,7 +769,7 @@
           <w:sz w:val="24"/>
           <w:u w:val="single"/>
         </w:rPr>
-        <w:hyperlink r:id="rId10" w:history="1">
+        <w:hyperlink r:id="rId12" w:history="1">
           <w:r>
             <w:rPr>
               <w:rStyle w:val="Hyperlink"/>
@@ -925,25 +878,7 @@
           <w:color w:val="000000"/>
           <w:sz w:val="24"/>
         </w:rPr>
-        <w:t>useum of World Cultures. As of 2023 t</w:t>
-      </w:r>
-      <w:r>
-        <w:rPr>
-          <w:u w:val="single" w:color="0000ff"/>
-          <w:rFonts w:ascii="Charis SIL Regular" w:hAnsi="Charis SIL Regular" w:eastAsia="Charis SIL Regular"/>
-          <w:b w:val="0"/>
-          <w:i w:val="0"/>
-          <w:color w:val="000000"/>
-          <w:sz w:val="24"/>
-        </w:rPr>
-        <w:hyperlink r:id="rId12" w:history="1">
-          <w:r>
-            <w:rPr>
-              <w:rStyle w:val="Hyperlink"/>
-            </w:rPr>
-            <w:t xml:space="preserve">he </w:t>
-          </w:r>
-        </w:hyperlink>
+        <w:t xml:space="preserve">useum of World Cultures. As of 2023 the </w:t>
       </w:r>
       <w:r>
         <w:rPr>

--- a/EXPORTS/DOCX/published/niveau3/English/WMBergEnDal.docx
+++ b/EXPORTS/DOCX/published/niveau3/English/WMBergEnDal.docx
@@ -878,7 +878,25 @@
           <w:color w:val="000000"/>
           <w:sz w:val="24"/>
         </w:rPr>
-        <w:t xml:space="preserve">useum of World Cultures. As of 2023 the </w:t>
+        <w:t>useum of World Cultures. As of 2023 t</w:t>
+      </w:r>
+      <w:r>
+        <w:rPr>
+          <w:u w:val="single" w:color="0000ff"/>
+          <w:rFonts w:ascii="Charis SIL Regular" w:hAnsi="Charis SIL Regular" w:eastAsia="Charis SIL Regular"/>
+          <w:b w:val="0"/>
+          <w:i w:val="0"/>
+          <w:color w:val="000000"/>
+          <w:sz w:val="24"/>
+        </w:rPr>
+        <w:hyperlink r:id="rId12" w:history="1">
+          <w:r>
+            <w:rPr>
+              <w:rStyle w:val="Hyperlink"/>
+            </w:rPr>
+            <w:t xml:space="preserve">he </w:t>
+          </w:r>
+        </w:hyperlink>
       </w:r>
       <w:r>
         <w:rPr>

--- a/EXPORTS/DOCX/published/niveau3/English/WMBergEnDal.docx
+++ b/EXPORTS/DOCX/published/niveau3/English/WMBergEnDal.docx
@@ -729,7 +729,53 @@
           <w:color w:val="000000"/>
           <w:sz w:val="24"/>
         </w:rPr>
-        <w:t xml:space="preserve"> in Amsterdam and subsequently also </w:t>
+        <w:t xml:space="preserve"> in Amsterdam and subsequ</w:t>
+      </w:r>
+      <w:r>
+        <w:rPr>
+          <w:u w:val="single" w:color="0000ff"/>
+          <w:rFonts w:ascii="Charis SIL Regular" w:hAnsi="Charis SIL Regular" w:eastAsia="Charis SIL Regular"/>
+          <w:b w:val="0"/>
+          <w:i w:val="0"/>
+          <w:color w:val="000000"/>
+          <w:sz w:val="24"/>
+        </w:rPr>
+        <w:hyperlink r:id="rId10" w:history="1">
+          <w:r>
+            <w:rPr>
+              <w:rStyle w:val="Hyperlink"/>
+            </w:rPr>
+            <w:t>ently als</w:t>
+          </w:r>
+        </w:hyperlink>
+      </w:r>
+      <w:r>
+        <w:rPr>
+          <w:u w:val="single" w:color="0000ff"/>
+          <w:rFonts w:ascii="Charis SIL Regular" w:hAnsi="Charis SIL Regular" w:eastAsia="Charis SIL Regular"/>
+          <w:b w:val="0"/>
+          <w:i w:val="0"/>
+          <w:color w:val="000000"/>
+          <w:sz w:val="24"/>
+        </w:rPr>
+        <w:hyperlink r:id="rId10" w:history="1">
+          <w:r>
+            <w:rPr>
+              <w:rStyle w:val="Hyperlink"/>
+            </w:rPr>
+            <w:t>o</w:t>
+          </w:r>
+        </w:hyperlink>
+      </w:r>
+      <w:r>
+        <w:rPr>
+          <w:rFonts w:ascii="Charis SIL Regular" w:hAnsi="Charis SIL Regular" w:eastAsia="Charis SIL Regular"/>
+          <w:b w:val="0"/>
+          <w:i w:val="0"/>
+          <w:color w:val="000000"/>
+          <w:sz w:val="24"/>
+        </w:rPr>
+        <w:t xml:space="preserve"> </w:t>
       </w:r>
       <w:r>
         <w:rPr>
@@ -769,7 +815,7 @@
           <w:sz w:val="24"/>
           <w:u w:val="single"/>
         </w:rPr>
-        <w:hyperlink r:id="rId12" w:history="1">
+        <w:hyperlink r:id="rId10" w:history="1">
           <w:r>
             <w:rPr>
               <w:rStyle w:val="Hyperlink"/>

--- a/EXPORTS/DOCX/published/niveau3/English/WMBergEnDal.docx
+++ b/EXPORTS/DOCX/published/niveau3/English/WMBergEnDal.docx
@@ -302,97 +302,7 @@
           <w:color w:val="000000"/>
           <w:sz w:val="24"/>
         </w:rPr>
-        <w:t>Ooster Meerwij</w:t>
-      </w:r>
-      <w:r>
-        <w:rPr>
-          <w:u w:val="single" w:color="0000ff"/>
-          <w:rFonts w:ascii="Charis SIL Regular" w:hAnsi="Charis SIL Regular" w:eastAsia="Charis SIL Regular"/>
-          <w:b w:val="0"/>
-          <w:i w:val="0"/>
-          <w:color w:val="000000"/>
-          <w:sz w:val="24"/>
-        </w:rPr>
-        <w:hyperlink r:id="rId9" w:history="1">
-          <w:r>
-            <w:rPr>
-              <w:rStyle w:val="Hyperlink"/>
-            </w:rPr>
-            <w:t>k near Nijme</w:t>
-          </w:r>
-        </w:hyperlink>
-      </w:r>
-      <w:r>
-        <w:rPr>
-          <w:u w:val="single" w:color="0000ff"/>
-          <w:rFonts w:ascii="Charis SIL Regular" w:hAnsi="Charis SIL Regular" w:eastAsia="Charis SIL Regular"/>
-          <w:b w:val="0"/>
-          <w:i w:val="0"/>
-          <w:color w:val="000000"/>
-          <w:sz w:val="24"/>
-        </w:rPr>
-        <w:hyperlink r:id="rId9" w:history="1">
-          <w:r>
-            <w:rPr>
-              <w:rStyle w:val="Hyperlink"/>
-            </w:rPr>
-            <w:t>g</w:t>
-          </w:r>
-        </w:hyperlink>
-      </w:r>
-      <w:r>
-        <w:rPr>
-          <w:u w:val="single" w:color="0000ff"/>
-          <w:rFonts w:ascii="Charis SIL Regular" w:hAnsi="Charis SIL Regular" w:eastAsia="Charis SIL Regular"/>
-          <w:b w:val="0"/>
-          <w:i w:val="0"/>
-          <w:color w:val="000000"/>
-          <w:sz w:val="24"/>
-        </w:rPr>
-        <w:hyperlink r:id="rId9" w:history="1">
-          <w:r>
-            <w:rPr>
-              <w:rStyle w:val="Hyperlink"/>
-            </w:rPr>
-            <w:t>en</w:t>
-          </w:r>
-        </w:hyperlink>
-      </w:r>
-      <w:r>
-        <w:rPr>
-          <w:u w:val="single" w:color="0000ff"/>
-          <w:rFonts w:ascii="Charis SIL Regular" w:hAnsi="Charis SIL Regular" w:eastAsia="Charis SIL Regular"/>
-          <w:b w:val="0"/>
-          <w:i w:val="0"/>
-          <w:color w:val="000000"/>
-          <w:sz w:val="24"/>
-        </w:rPr>
-        <w:hyperlink r:id="rId9" w:history="1">
-          <w:r>
-            <w:rPr>
-              <w:rStyle w:val="Hyperlink"/>
-            </w:rPr>
-            <w:t>. Be</w:t>
-          </w:r>
-        </w:hyperlink>
-      </w:r>
-      <w:r>
-        <w:rPr>
-          <w:u w:val="single" w:color="0000ff"/>
-          <w:rFonts w:ascii="Charis SIL Regular" w:hAnsi="Charis SIL Regular" w:eastAsia="Charis SIL Regular"/>
-          <w:b w:val="0"/>
-          <w:i w:val="0"/>
-          <w:color w:val="000000"/>
-          <w:sz w:val="24"/>
-        </w:rPr>
-        <w:hyperlink r:id="rId9" w:history="1">
-          <w:r>
-            <w:rPr>
-              <w:rStyle w:val="Hyperlink"/>
-            </w:rPr>
-            <w:t>fore l</w:t>
-          </w:r>
-        </w:hyperlink>
+        <w:t>Ooster Meerwijk near Nijmegen. Before l</w:t>
       </w:r>
       <w:r>
         <w:rPr>
@@ -769,6 +679,7 @@
       </w:r>
       <w:r>
         <w:rPr>
+          <w:u w:val="single" w:color="0000ff"/>
           <w:rFonts w:ascii="Charis SIL Regular" w:hAnsi="Charis SIL Regular" w:eastAsia="Charis SIL Regular"/>
           <w:b w:val="0"/>
           <w:i w:val="0"/>

--- a/EXPORTS/DOCX/published/niveau3/English/WMBergEnDal.docx
+++ b/EXPORTS/DOCX/published/niveau3/English/WMBergEnDal.docx
@@ -302,7 +302,97 @@
           <w:color w:val="000000"/>
           <w:sz w:val="24"/>
         </w:rPr>
-        <w:t>Ooster Meerwijk near Nijmegen. Before l</w:t>
+        <w:t>Ooster Meerwij</w:t>
+      </w:r>
+      <w:r>
+        <w:rPr>
+          <w:u w:val="single" w:color="0000ff"/>
+          <w:rFonts w:ascii="Charis SIL Regular" w:hAnsi="Charis SIL Regular" w:eastAsia="Charis SIL Regular"/>
+          <w:b w:val="0"/>
+          <w:i w:val="0"/>
+          <w:color w:val="000000"/>
+          <w:sz w:val="24"/>
+        </w:rPr>
+        <w:hyperlink r:id="rId9" w:history="1">
+          <w:r>
+            <w:rPr>
+              <w:rStyle w:val="Hyperlink"/>
+            </w:rPr>
+            <w:t>k near Nijme</w:t>
+          </w:r>
+        </w:hyperlink>
+      </w:r>
+      <w:r>
+        <w:rPr>
+          <w:u w:val="single" w:color="0000ff"/>
+          <w:rFonts w:ascii="Charis SIL Regular" w:hAnsi="Charis SIL Regular" w:eastAsia="Charis SIL Regular"/>
+          <w:b w:val="0"/>
+          <w:i w:val="0"/>
+          <w:color w:val="000000"/>
+          <w:sz w:val="24"/>
+        </w:rPr>
+        <w:hyperlink r:id="rId9" w:history="1">
+          <w:r>
+            <w:rPr>
+              <w:rStyle w:val="Hyperlink"/>
+            </w:rPr>
+            <w:t>g</w:t>
+          </w:r>
+        </w:hyperlink>
+      </w:r>
+      <w:r>
+        <w:rPr>
+          <w:u w:val="single" w:color="0000ff"/>
+          <w:rFonts w:ascii="Charis SIL Regular" w:hAnsi="Charis SIL Regular" w:eastAsia="Charis SIL Regular"/>
+          <w:b w:val="0"/>
+          <w:i w:val="0"/>
+          <w:color w:val="000000"/>
+          <w:sz w:val="24"/>
+        </w:rPr>
+        <w:hyperlink r:id="rId9" w:history="1">
+          <w:r>
+            <w:rPr>
+              <w:rStyle w:val="Hyperlink"/>
+            </w:rPr>
+            <w:t>en</w:t>
+          </w:r>
+        </w:hyperlink>
+      </w:r>
+      <w:r>
+        <w:rPr>
+          <w:u w:val="single" w:color="0000ff"/>
+          <w:rFonts w:ascii="Charis SIL Regular" w:hAnsi="Charis SIL Regular" w:eastAsia="Charis SIL Regular"/>
+          <w:b w:val="0"/>
+          <w:i w:val="0"/>
+          <w:color w:val="000000"/>
+          <w:sz w:val="24"/>
+        </w:rPr>
+        <w:hyperlink r:id="rId9" w:history="1">
+          <w:r>
+            <w:rPr>
+              <w:rStyle w:val="Hyperlink"/>
+            </w:rPr>
+            <w:t>. Be</w:t>
+          </w:r>
+        </w:hyperlink>
+      </w:r>
+      <w:r>
+        <w:rPr>
+          <w:u w:val="single" w:color="0000ff"/>
+          <w:rFonts w:ascii="Charis SIL Regular" w:hAnsi="Charis SIL Regular" w:eastAsia="Charis SIL Regular"/>
+          <w:b w:val="0"/>
+          <w:i w:val="0"/>
+          <w:color w:val="000000"/>
+          <w:sz w:val="24"/>
+        </w:rPr>
+        <w:hyperlink r:id="rId9" w:history="1">
+          <w:r>
+            <w:rPr>
+              <w:rStyle w:val="Hyperlink"/>
+            </w:rPr>
+            <w:t>fore l</w:t>
+          </w:r>
+        </w:hyperlink>
       </w:r>
       <w:r>
         <w:rPr>
@@ -639,54 +729,7 @@
           <w:color w:val="000000"/>
           <w:sz w:val="24"/>
         </w:rPr>
-        <w:t xml:space="preserve"> in Amsterdam and subsequ</w:t>
-      </w:r>
-      <w:r>
-        <w:rPr>
-          <w:u w:val="single" w:color="0000ff"/>
-          <w:rFonts w:ascii="Charis SIL Regular" w:hAnsi="Charis SIL Regular" w:eastAsia="Charis SIL Regular"/>
-          <w:b w:val="0"/>
-          <w:i w:val="0"/>
-          <w:color w:val="000000"/>
-          <w:sz w:val="24"/>
-        </w:rPr>
-        <w:hyperlink r:id="rId10" w:history="1">
-          <w:r>
-            <w:rPr>
-              <w:rStyle w:val="Hyperlink"/>
-            </w:rPr>
-            <w:t>ently als</w:t>
-          </w:r>
-        </w:hyperlink>
-      </w:r>
-      <w:r>
-        <w:rPr>
-          <w:u w:val="single" w:color="0000ff"/>
-          <w:rFonts w:ascii="Charis SIL Regular" w:hAnsi="Charis SIL Regular" w:eastAsia="Charis SIL Regular"/>
-          <w:b w:val="0"/>
-          <w:i w:val="0"/>
-          <w:color w:val="000000"/>
-          <w:sz w:val="24"/>
-        </w:rPr>
-        <w:hyperlink r:id="rId10" w:history="1">
-          <w:r>
-            <w:rPr>
-              <w:rStyle w:val="Hyperlink"/>
-            </w:rPr>
-            <w:t>o</w:t>
-          </w:r>
-        </w:hyperlink>
-      </w:r>
-      <w:r>
-        <w:rPr>
-          <w:u w:val="single" w:color="0000ff"/>
-          <w:rFonts w:ascii="Charis SIL Regular" w:hAnsi="Charis SIL Regular" w:eastAsia="Charis SIL Regular"/>
-          <w:b w:val="0"/>
-          <w:i w:val="0"/>
-          <w:color w:val="000000"/>
-          <w:sz w:val="24"/>
-        </w:rPr>
-        <w:t xml:space="preserve"> </w:t>
+        <w:t xml:space="preserve"> in Amsterdam and subsequently also </w:t>
       </w:r>
       <w:r>
         <w:rPr>

--- a/EXPORTS/DOCX/published/niveau3/English/WMBergEnDal.docx
+++ b/EXPORTS/DOCX/published/niveau3/English/WMBergEnDal.docx
@@ -740,7 +740,7 @@
           <w:sz w:val="24"/>
           <w:u w:val="single"/>
         </w:rPr>
-        <w:hyperlink r:id="rId10" w:history="1">
+        <w:hyperlink r:id="rId12" w:history="1">
           <w:r>
             <w:rPr>
               <w:rStyle w:val="Hyperlink"/>
@@ -769,7 +769,7 @@
           <w:sz w:val="24"/>
           <w:u w:val="single"/>
         </w:rPr>
-        <w:hyperlink r:id="rId10" w:history="1">
+        <w:hyperlink r:id="rId12" w:history="1">
           <w:r>
             <w:rPr>
               <w:rStyle w:val="Hyperlink"/>

--- a/EXPORTS/DOCX/published/niveau3/English/WMBergEnDal.docx
+++ b/EXPORTS/DOCX/published/niveau3/English/WMBergEnDal.docx
@@ -740,7 +740,7 @@
           <w:sz w:val="24"/>
           <w:u w:val="single"/>
         </w:rPr>
-        <w:hyperlink r:id="rId12" w:history="1">
+        <w:hyperlink r:id="rId10" w:history="1">
           <w:r>
             <w:rPr>
               <w:rStyle w:val="Hyperlink"/>
@@ -878,25 +878,7 @@
           <w:color w:val="000000"/>
           <w:sz w:val="24"/>
         </w:rPr>
-        <w:t>useum of World Cultures. As of 2023 t</w:t>
-      </w:r>
-      <w:r>
-        <w:rPr>
-          <w:u w:val="single" w:color="0000ff"/>
-          <w:rFonts w:ascii="Charis SIL Regular" w:hAnsi="Charis SIL Regular" w:eastAsia="Charis SIL Regular"/>
-          <w:b w:val="0"/>
-          <w:i w:val="0"/>
-          <w:color w:val="000000"/>
-          <w:sz w:val="24"/>
-        </w:rPr>
-        <w:hyperlink r:id="rId12" w:history="1">
-          <w:r>
-            <w:rPr>
-              <w:rStyle w:val="Hyperlink"/>
-            </w:rPr>
-            <w:t xml:space="preserve">he </w:t>
-          </w:r>
-        </w:hyperlink>
+        <w:t xml:space="preserve">useum of World Cultures. As of 2023 the </w:t>
       </w:r>
       <w:r>
         <w:rPr>

--- a/EXPORTS/DOCX/published/niveau3/English/WMBergEnDal.docx
+++ b/EXPORTS/DOCX/published/niveau3/English/WMBergEnDal.docx
@@ -729,7 +729,54 @@
           <w:color w:val="000000"/>
           <w:sz w:val="24"/>
         </w:rPr>
-        <w:t xml:space="preserve"> in Amsterdam and subsequently also </w:t>
+        <w:t xml:space="preserve"> in Amsterdam and subsequ</w:t>
+      </w:r>
+      <w:r>
+        <w:rPr>
+          <w:u w:val="single" w:color="0000ff"/>
+          <w:rFonts w:ascii="Charis SIL Regular" w:hAnsi="Charis SIL Regular" w:eastAsia="Charis SIL Regular"/>
+          <w:b w:val="0"/>
+          <w:i w:val="0"/>
+          <w:color w:val="000000"/>
+          <w:sz w:val="24"/>
+        </w:rPr>
+        <w:hyperlink r:id="rId10" w:history="1">
+          <w:r>
+            <w:rPr>
+              <w:rStyle w:val="Hyperlink"/>
+            </w:rPr>
+            <w:t>ently als</w:t>
+          </w:r>
+        </w:hyperlink>
+      </w:r>
+      <w:r>
+        <w:rPr>
+          <w:u w:val="single" w:color="0000ff"/>
+          <w:rFonts w:ascii="Charis SIL Regular" w:hAnsi="Charis SIL Regular" w:eastAsia="Charis SIL Regular"/>
+          <w:b w:val="0"/>
+          <w:i w:val="0"/>
+          <w:color w:val="000000"/>
+          <w:sz w:val="24"/>
+        </w:rPr>
+        <w:hyperlink r:id="rId10" w:history="1">
+          <w:r>
+            <w:rPr>
+              <w:rStyle w:val="Hyperlink"/>
+            </w:rPr>
+            <w:t>o</w:t>
+          </w:r>
+        </w:hyperlink>
+      </w:r>
+      <w:r>
+        <w:rPr>
+          <w:u w:val="single" w:color="0000ff"/>
+          <w:rFonts w:ascii="Charis SIL Regular" w:hAnsi="Charis SIL Regular" w:eastAsia="Charis SIL Regular"/>
+          <w:b w:val="0"/>
+          <w:i w:val="0"/>
+          <w:color w:val="000000"/>
+          <w:sz w:val="24"/>
+        </w:rPr>
+        <w:t xml:space="preserve"> </w:t>
       </w:r>
       <w:r>
         <w:rPr>
@@ -769,7 +816,7 @@
           <w:sz w:val="24"/>
           <w:u w:val="single"/>
         </w:rPr>
-        <w:hyperlink r:id="rId12" w:history="1">
+        <w:hyperlink r:id="rId10" w:history="1">
           <w:r>
             <w:rPr>
               <w:rStyle w:val="Hyperlink"/>
@@ -878,7 +925,25 @@
           <w:color w:val="000000"/>
           <w:sz w:val="24"/>
         </w:rPr>
-        <w:t xml:space="preserve">useum of World Cultures. As of 2023 the </w:t>
+        <w:t>useum of World Cultures. As of 2023 t</w:t>
+      </w:r>
+      <w:r>
+        <w:rPr>
+          <w:u w:val="single" w:color="0000ff"/>
+          <w:rFonts w:ascii="Charis SIL Regular" w:hAnsi="Charis SIL Regular" w:eastAsia="Charis SIL Regular"/>
+          <w:b w:val="0"/>
+          <w:i w:val="0"/>
+          <w:color w:val="000000"/>
+          <w:sz w:val="24"/>
+        </w:rPr>
+        <w:hyperlink r:id="rId12" w:history="1">
+          <w:r>
+            <w:rPr>
+              <w:rStyle w:val="Hyperlink"/>
+            </w:rPr>
+            <w:t xml:space="preserve">he </w:t>
+          </w:r>
+        </w:hyperlink>
       </w:r>
       <w:r>
         <w:rPr>

--- a/EXPORTS/DOCX/published/niveau3/English/WMBergEnDal.docx
+++ b/EXPORTS/DOCX/published/niveau3/English/WMBergEnDal.docx
@@ -769,7 +769,6 @@
       </w:r>
       <w:r>
         <w:rPr>
-          <w:u w:val="single" w:color="0000ff"/>
           <w:rFonts w:ascii="Charis SIL Regular" w:hAnsi="Charis SIL Regular" w:eastAsia="Charis SIL Regular"/>
           <w:b w:val="0"/>
           <w:i w:val="0"/>

--- a/EXPORTS/DOCX/published/niveau3/English/WMBergEnDal.docx
+++ b/EXPORTS/DOCX/published/niveau3/English/WMBergEnDal.docx
@@ -769,6 +769,7 @@
       </w:r>
       <w:r>
         <w:rPr>
+          <w:u w:val="single" w:color="0000ff"/>
           <w:rFonts w:ascii="Charis SIL Regular" w:hAnsi="Charis SIL Regular" w:eastAsia="Charis SIL Regular"/>
           <w:b w:val="0"/>
           <w:i w:val="0"/>

--- a/EXPORTS/DOCX/published/niveau3/English/WMBergEnDal.docx
+++ b/EXPORTS/DOCX/published/niveau3/English/WMBergEnDal.docx
@@ -302,61 +302,7 @@
           <w:color w:val="000000"/>
           <w:sz w:val="24"/>
         </w:rPr>
-        <w:t>Ooster Meerwij</w:t>
-      </w:r>
-      <w:r>
-        <w:rPr>
-          <w:u w:val="single" w:color="0000ff"/>
-          <w:rFonts w:ascii="Charis SIL Regular" w:hAnsi="Charis SIL Regular" w:eastAsia="Charis SIL Regular"/>
-          <w:b w:val="0"/>
-          <w:i w:val="0"/>
-          <w:color w:val="000000"/>
-          <w:sz w:val="24"/>
-        </w:rPr>
-        <w:hyperlink r:id="rId9" w:history="1">
-          <w:r>
-            <w:rPr>
-              <w:rStyle w:val="Hyperlink"/>
-            </w:rPr>
-            <w:t>k near Nijme</w:t>
-          </w:r>
-        </w:hyperlink>
-      </w:r>
-      <w:r>
-        <w:rPr>
-          <w:u w:val="single" w:color="0000ff"/>
-          <w:rFonts w:ascii="Charis SIL Regular" w:hAnsi="Charis SIL Regular" w:eastAsia="Charis SIL Regular"/>
-          <w:b w:val="0"/>
-          <w:i w:val="0"/>
-          <w:color w:val="000000"/>
-          <w:sz w:val="24"/>
-        </w:rPr>
-        <w:hyperlink r:id="rId9" w:history="1">
-          <w:r>
-            <w:rPr>
-              <w:rStyle w:val="Hyperlink"/>
-            </w:rPr>
-            <w:t>g</w:t>
-          </w:r>
-        </w:hyperlink>
-      </w:r>
-      <w:r>
-        <w:rPr>
-          <w:u w:val="single" w:color="0000ff"/>
-          <w:rFonts w:ascii="Charis SIL Regular" w:hAnsi="Charis SIL Regular" w:eastAsia="Charis SIL Regular"/>
-          <w:b w:val="0"/>
-          <w:i w:val="0"/>
-          <w:color w:val="000000"/>
-          <w:sz w:val="24"/>
-        </w:rPr>
-        <w:hyperlink r:id="rId9" w:history="1">
-          <w:r>
-            <w:rPr>
-              <w:rStyle w:val="Hyperlink"/>
-            </w:rPr>
-            <w:t>en</w:t>
-          </w:r>
-        </w:hyperlink>
+        <w:t>Ooster Meerwijk near Nijmegen</w:t>
       </w:r>
       <w:r>
         <w:rPr>

--- a/EXPORTS/DOCX/published/niveau3/English/WMBergEnDal.docx
+++ b/EXPORTS/DOCX/published/niveau3/English/WMBergEnDal.docx
@@ -302,7 +302,61 @@
           <w:color w:val="000000"/>
           <w:sz w:val="24"/>
         </w:rPr>
-        <w:t>Ooster Meerwijk near Nijmegen</w:t>
+        <w:t>Ooster Meerwij</w:t>
+      </w:r>
+      <w:r>
+        <w:rPr>
+          <w:u w:val="single" w:color="0000ff"/>
+          <w:rFonts w:ascii="Charis SIL Regular" w:hAnsi="Charis SIL Regular" w:eastAsia="Charis SIL Regular"/>
+          <w:b w:val="0"/>
+          <w:i w:val="0"/>
+          <w:color w:val="000000"/>
+          <w:sz w:val="24"/>
+        </w:rPr>
+        <w:hyperlink r:id="rId9" w:history="1">
+          <w:r>
+            <w:rPr>
+              <w:rStyle w:val="Hyperlink"/>
+            </w:rPr>
+            <w:t>k near Nijme</w:t>
+          </w:r>
+        </w:hyperlink>
+      </w:r>
+      <w:r>
+        <w:rPr>
+          <w:u w:val="single" w:color="0000ff"/>
+          <w:rFonts w:ascii="Charis SIL Regular" w:hAnsi="Charis SIL Regular" w:eastAsia="Charis SIL Regular"/>
+          <w:b w:val="0"/>
+          <w:i w:val="0"/>
+          <w:color w:val="000000"/>
+          <w:sz w:val="24"/>
+        </w:rPr>
+        <w:hyperlink r:id="rId9" w:history="1">
+          <w:r>
+            <w:rPr>
+              <w:rStyle w:val="Hyperlink"/>
+            </w:rPr>
+            <w:t>g</w:t>
+          </w:r>
+        </w:hyperlink>
+      </w:r>
+      <w:r>
+        <w:rPr>
+          <w:u w:val="single" w:color="0000ff"/>
+          <w:rFonts w:ascii="Charis SIL Regular" w:hAnsi="Charis SIL Regular" w:eastAsia="Charis SIL Regular"/>
+          <w:b w:val="0"/>
+          <w:i w:val="0"/>
+          <w:color w:val="000000"/>
+          <w:sz w:val="24"/>
+        </w:rPr>
+        <w:hyperlink r:id="rId9" w:history="1">
+          <w:r>
+            <w:rPr>
+              <w:rStyle w:val="Hyperlink"/>
+            </w:rPr>
+            <w:t>en</w:t>
+          </w:r>
+        </w:hyperlink>
       </w:r>
       <w:r>
         <w:rPr>
@@ -675,7 +729,53 @@
           <w:color w:val="000000"/>
           <w:sz w:val="24"/>
         </w:rPr>
-        <w:t xml:space="preserve"> in Amsterdam and subsequently also </w:t>
+        <w:t xml:space="preserve"> in Amsterdam and subsequ</w:t>
+      </w:r>
+      <w:r>
+        <w:rPr>
+          <w:u w:val="single" w:color="0000ff"/>
+          <w:rFonts w:ascii="Charis SIL Regular" w:hAnsi="Charis SIL Regular" w:eastAsia="Charis SIL Regular"/>
+          <w:b w:val="0"/>
+          <w:i w:val="0"/>
+          <w:color w:val="000000"/>
+          <w:sz w:val="24"/>
+        </w:rPr>
+        <w:hyperlink r:id="rId10" w:history="1">
+          <w:r>
+            <w:rPr>
+              <w:rStyle w:val="Hyperlink"/>
+            </w:rPr>
+            <w:t>ently als</w:t>
+          </w:r>
+        </w:hyperlink>
+      </w:r>
+      <w:r>
+        <w:rPr>
+          <w:u w:val="single" w:color="0000ff"/>
+          <w:rFonts w:ascii="Charis SIL Regular" w:hAnsi="Charis SIL Regular" w:eastAsia="Charis SIL Regular"/>
+          <w:b w:val="0"/>
+          <w:i w:val="0"/>
+          <w:color w:val="000000"/>
+          <w:sz w:val="24"/>
+        </w:rPr>
+        <w:hyperlink r:id="rId10" w:history="1">
+          <w:r>
+            <w:rPr>
+              <w:rStyle w:val="Hyperlink"/>
+            </w:rPr>
+            <w:t>o</w:t>
+          </w:r>
+        </w:hyperlink>
+      </w:r>
+      <w:r>
+        <w:rPr>
+          <w:rFonts w:ascii="Charis SIL Regular" w:hAnsi="Charis SIL Regular" w:eastAsia="Charis SIL Regular"/>
+          <w:b w:val="0"/>
+          <w:i w:val="0"/>
+          <w:color w:val="000000"/>
+          <w:sz w:val="24"/>
+        </w:rPr>
+        <w:t xml:space="preserve"> </w:t>
       </w:r>
       <w:r>
         <w:rPr>

--- a/EXPORTS/DOCX/published/niveau3/English/WMBergEnDal.docx
+++ b/EXPORTS/DOCX/published/niveau3/English/WMBergEnDal.docx
@@ -729,53 +729,7 @@
           <w:color w:val="000000"/>
           <w:sz w:val="24"/>
         </w:rPr>
-        <w:t xml:space="preserve"> in Amsterdam and subsequ</w:t>
-      </w:r>
-      <w:r>
-        <w:rPr>
-          <w:u w:val="single" w:color="0000ff"/>
-          <w:rFonts w:ascii="Charis SIL Regular" w:hAnsi="Charis SIL Regular" w:eastAsia="Charis SIL Regular"/>
-          <w:b w:val="0"/>
-          <w:i w:val="0"/>
-          <w:color w:val="000000"/>
-          <w:sz w:val="24"/>
-        </w:rPr>
-        <w:hyperlink r:id="rId10" w:history="1">
-          <w:r>
-            <w:rPr>
-              <w:rStyle w:val="Hyperlink"/>
-            </w:rPr>
-            <w:t>ently als</w:t>
-          </w:r>
-        </w:hyperlink>
-      </w:r>
-      <w:r>
-        <w:rPr>
-          <w:u w:val="single" w:color="0000ff"/>
-          <w:rFonts w:ascii="Charis SIL Regular" w:hAnsi="Charis SIL Regular" w:eastAsia="Charis SIL Regular"/>
-          <w:b w:val="0"/>
-          <w:i w:val="0"/>
-          <w:color w:val="000000"/>
-          <w:sz w:val="24"/>
-        </w:rPr>
-        <w:hyperlink r:id="rId10" w:history="1">
-          <w:r>
-            <w:rPr>
-              <w:rStyle w:val="Hyperlink"/>
-            </w:rPr>
-            <w:t>o</w:t>
-          </w:r>
-        </w:hyperlink>
-      </w:r>
-      <w:r>
-        <w:rPr>
-          <w:rFonts w:ascii="Charis SIL Regular" w:hAnsi="Charis SIL Regular" w:eastAsia="Charis SIL Regular"/>
-          <w:b w:val="0"/>
-          <w:i w:val="0"/>
-          <w:color w:val="000000"/>
-          <w:sz w:val="24"/>
-        </w:rPr>
-        <w:t xml:space="preserve"> </w:t>
+        <w:t xml:space="preserve"> in Amsterdam and subsequently also </w:t>
       </w:r>
       <w:r>
         <w:rPr>
@@ -786,7 +740,7 @@
           <w:sz w:val="24"/>
           <w:u w:val="single"/>
         </w:rPr>
-        <w:hyperlink r:id="rId10" w:history="1">
+        <w:hyperlink r:id="rId12" w:history="1">
           <w:r>
             <w:rPr>
               <w:rStyle w:val="Hyperlink"/>
@@ -815,7 +769,7 @@
           <w:sz w:val="24"/>
           <w:u w:val="single"/>
         </w:rPr>
-        <w:hyperlink r:id="rId10" w:history="1">
+        <w:hyperlink r:id="rId12" w:history="1">
           <w:r>
             <w:rPr>
               <w:rStyle w:val="Hyperlink"/>

--- a/EXPORTS/DOCX/published/niveau3/English/WMBergEnDal.docx
+++ b/EXPORTS/DOCX/published/niveau3/English/WMBergEnDal.docx
@@ -313,86 +313,7 @@
           <w:color w:val="000000"/>
           <w:sz w:val="24"/>
         </w:rPr>
-        <w:hyperlink r:id="rId9" w:history="1">
-          <w:r>
-            <w:rPr>
-              <w:rStyle w:val="Hyperlink"/>
-            </w:rPr>
-            <w:t>k near Nijme</w:t>
-          </w:r>
-        </w:hyperlink>
-      </w:r>
-      <w:r>
-        <w:rPr>
-          <w:u w:val="single" w:color="0000ff"/>
-          <w:rFonts w:ascii="Charis SIL Regular" w:hAnsi="Charis SIL Regular" w:eastAsia="Charis SIL Regular"/>
-          <w:b w:val="0"/>
-          <w:i w:val="0"/>
-          <w:color w:val="000000"/>
-          <w:sz w:val="24"/>
-        </w:rPr>
-        <w:hyperlink r:id="rId9" w:history="1">
-          <w:r>
-            <w:rPr>
-              <w:rStyle w:val="Hyperlink"/>
-            </w:rPr>
-            <w:t>g</w:t>
-          </w:r>
-        </w:hyperlink>
-      </w:r>
-      <w:r>
-        <w:rPr>
-          <w:u w:val="single" w:color="0000ff"/>
-          <w:rFonts w:ascii="Charis SIL Regular" w:hAnsi="Charis SIL Regular" w:eastAsia="Charis SIL Regular"/>
-          <w:b w:val="0"/>
-          <w:i w:val="0"/>
-          <w:color w:val="000000"/>
-          <w:sz w:val="24"/>
-        </w:rPr>
-        <w:hyperlink r:id="rId9" w:history="1">
-          <w:r>
-            <w:rPr>
-              <w:rStyle w:val="Hyperlink"/>
-            </w:rPr>
-            <w:t>en</w:t>
-          </w:r>
-        </w:hyperlink>
-      </w:r>
-      <w:r>
-        <w:rPr>
-          <w:u w:val="single" w:color="0000ff"/>
-          <w:rFonts w:ascii="Charis SIL Regular" w:hAnsi="Charis SIL Regular" w:eastAsia="Charis SIL Regular"/>
-          <w:b w:val="0"/>
-          <w:i w:val="0"/>
-          <w:color w:val="000000"/>
-          <w:sz w:val="24"/>
-        </w:rPr>
-        <w:hyperlink r:id="rId9" w:history="1">
-          <w:r>
-            <w:rPr>
-              <w:rStyle w:val="Hyperlink"/>
-            </w:rPr>
-            <w:t>. Be</w:t>
-          </w:r>
-        </w:hyperlink>
-      </w:r>
-      <w:r>
-        <w:rPr>
-          <w:u w:val="single" w:color="0000ff"/>
-          <w:rFonts w:ascii="Charis SIL Regular" w:hAnsi="Charis SIL Regular" w:eastAsia="Charis SIL Regular"/>
-          <w:b w:val="0"/>
-          <w:i w:val="0"/>
-          <w:color w:val="000000"/>
-          <w:sz w:val="24"/>
-        </w:rPr>
-        <w:hyperlink r:id="rId9" w:history="1">
-          <w:r>
-            <w:rPr>
-              <w:rStyle w:val="Hyperlink"/>
-            </w:rPr>
-            <w:t>fore l</w:t>
-          </w:r>
-        </w:hyperlink>
+        <w:t>k near Nijmegen. Before l</w:t>
       </w:r>
       <w:r>
         <w:rPr>
@@ -729,7 +650,54 @@
           <w:color w:val="000000"/>
           <w:sz w:val="24"/>
         </w:rPr>
-        <w:t xml:space="preserve"> in Amsterdam and subsequently also </w:t>
+        <w:t xml:space="preserve"> in Amsterdam and subsequ</w:t>
+      </w:r>
+      <w:r>
+        <w:rPr>
+          <w:u w:val="single" w:color="0000ff"/>
+          <w:rFonts w:ascii="Charis SIL Regular" w:hAnsi="Charis SIL Regular" w:eastAsia="Charis SIL Regular"/>
+          <w:b w:val="0"/>
+          <w:i w:val="0"/>
+          <w:color w:val="000000"/>
+          <w:sz w:val="24"/>
+        </w:rPr>
+        <w:hyperlink r:id="rId10" w:history="1">
+          <w:r>
+            <w:rPr>
+              <w:rStyle w:val="Hyperlink"/>
+            </w:rPr>
+            <w:t>ently als</w:t>
+          </w:r>
+        </w:hyperlink>
+      </w:r>
+      <w:r>
+        <w:rPr>
+          <w:u w:val="single" w:color="0000ff"/>
+          <w:rFonts w:ascii="Charis SIL Regular" w:hAnsi="Charis SIL Regular" w:eastAsia="Charis SIL Regular"/>
+          <w:b w:val="0"/>
+          <w:i w:val="0"/>
+          <w:color w:val="000000"/>
+          <w:sz w:val="24"/>
+        </w:rPr>
+        <w:hyperlink r:id="rId10" w:history="1">
+          <w:r>
+            <w:rPr>
+              <w:rStyle w:val="Hyperlink"/>
+            </w:rPr>
+            <w:t>o</w:t>
+          </w:r>
+        </w:hyperlink>
+      </w:r>
+      <w:r>
+        <w:rPr>
+          <w:u w:val="single" w:color="0000ff"/>
+          <w:rFonts w:ascii="Charis SIL Regular" w:hAnsi="Charis SIL Regular" w:eastAsia="Charis SIL Regular"/>
+          <w:b w:val="0"/>
+          <w:i w:val="0"/>
+          <w:color w:val="000000"/>
+          <w:sz w:val="24"/>
+        </w:rPr>
+        <w:t xml:space="preserve"> </w:t>
       </w:r>
       <w:r>
         <w:rPr>
@@ -740,7 +708,7 @@
           <w:sz w:val="24"/>
           <w:u w:val="single"/>
         </w:rPr>
-        <w:hyperlink r:id="rId12" w:history="1">
+        <w:hyperlink r:id="rId10" w:history="1">
           <w:r>
             <w:rPr>
               <w:rStyle w:val="Hyperlink"/>
@@ -769,7 +737,7 @@
           <w:sz w:val="24"/>
           <w:u w:val="single"/>
         </w:rPr>
-        <w:hyperlink r:id="rId12" w:history="1">
+        <w:hyperlink r:id="rId10" w:history="1">
           <w:r>
             <w:rPr>
               <w:rStyle w:val="Hyperlink"/>

--- a/EXPORTS/DOCX/published/niveau3/English/WMBergEnDal.docx
+++ b/EXPORTS/DOCX/published/niveau3/English/WMBergEnDal.docx
@@ -313,7 +313,86 @@
           <w:color w:val="000000"/>
           <w:sz w:val="24"/>
         </w:rPr>
-        <w:t>k near Nijmegen. Before l</w:t>
+        <w:hyperlink r:id="rId9" w:history="1">
+          <w:r>
+            <w:rPr>
+              <w:rStyle w:val="Hyperlink"/>
+            </w:rPr>
+            <w:t>k near Nijme</w:t>
+          </w:r>
+        </w:hyperlink>
+      </w:r>
+      <w:r>
+        <w:rPr>
+          <w:u w:val="single" w:color="0000ff"/>
+          <w:rFonts w:ascii="Charis SIL Regular" w:hAnsi="Charis SIL Regular" w:eastAsia="Charis SIL Regular"/>
+          <w:b w:val="0"/>
+          <w:i w:val="0"/>
+          <w:color w:val="000000"/>
+          <w:sz w:val="24"/>
+        </w:rPr>
+        <w:hyperlink r:id="rId9" w:history="1">
+          <w:r>
+            <w:rPr>
+              <w:rStyle w:val="Hyperlink"/>
+            </w:rPr>
+            <w:t>g</w:t>
+          </w:r>
+        </w:hyperlink>
+      </w:r>
+      <w:r>
+        <w:rPr>
+          <w:u w:val="single" w:color="0000ff"/>
+          <w:rFonts w:ascii="Charis SIL Regular" w:hAnsi="Charis SIL Regular" w:eastAsia="Charis SIL Regular"/>
+          <w:b w:val="0"/>
+          <w:i w:val="0"/>
+          <w:color w:val="000000"/>
+          <w:sz w:val="24"/>
+        </w:rPr>
+        <w:hyperlink r:id="rId9" w:history="1">
+          <w:r>
+            <w:rPr>
+              <w:rStyle w:val="Hyperlink"/>
+            </w:rPr>
+            <w:t>en</w:t>
+          </w:r>
+        </w:hyperlink>
+      </w:r>
+      <w:r>
+        <w:rPr>
+          <w:u w:val="single" w:color="0000ff"/>
+          <w:rFonts w:ascii="Charis SIL Regular" w:hAnsi="Charis SIL Regular" w:eastAsia="Charis SIL Regular"/>
+          <w:b w:val="0"/>
+          <w:i w:val="0"/>
+          <w:color w:val="000000"/>
+          <w:sz w:val="24"/>
+        </w:rPr>
+        <w:hyperlink r:id="rId9" w:history="1">
+          <w:r>
+            <w:rPr>
+              <w:rStyle w:val="Hyperlink"/>
+            </w:rPr>
+            <w:t>. Be</w:t>
+          </w:r>
+        </w:hyperlink>
+      </w:r>
+      <w:r>
+        <w:rPr>
+          <w:u w:val="single" w:color="0000ff"/>
+          <w:rFonts w:ascii="Charis SIL Regular" w:hAnsi="Charis SIL Regular" w:eastAsia="Charis SIL Regular"/>
+          <w:b w:val="0"/>
+          <w:i w:val="0"/>
+          <w:color w:val="000000"/>
+          <w:sz w:val="24"/>
+        </w:rPr>
+        <w:hyperlink r:id="rId9" w:history="1">
+          <w:r>
+            <w:rPr>
+              <w:rStyle w:val="Hyperlink"/>
+            </w:rPr>
+            <w:t>fore l</w:t>
+          </w:r>
+        </w:hyperlink>
       </w:r>
       <w:r>
         <w:rPr>
@@ -650,54 +729,7 @@
           <w:color w:val="000000"/>
           <w:sz w:val="24"/>
         </w:rPr>
-        <w:t xml:space="preserve"> in Amsterdam and subsequ</w:t>
-      </w:r>
-      <w:r>
-        <w:rPr>
-          <w:u w:val="single" w:color="0000ff"/>
-          <w:rFonts w:ascii="Charis SIL Regular" w:hAnsi="Charis SIL Regular" w:eastAsia="Charis SIL Regular"/>
-          <w:b w:val="0"/>
-          <w:i w:val="0"/>
-          <w:color w:val="000000"/>
-          <w:sz w:val="24"/>
-        </w:rPr>
-        <w:hyperlink r:id="rId10" w:history="1">
-          <w:r>
-            <w:rPr>
-              <w:rStyle w:val="Hyperlink"/>
-            </w:rPr>
-            <w:t>ently als</w:t>
-          </w:r>
-        </w:hyperlink>
-      </w:r>
-      <w:r>
-        <w:rPr>
-          <w:u w:val="single" w:color="0000ff"/>
-          <w:rFonts w:ascii="Charis SIL Regular" w:hAnsi="Charis SIL Regular" w:eastAsia="Charis SIL Regular"/>
-          <w:b w:val="0"/>
-          <w:i w:val="0"/>
-          <w:color w:val="000000"/>
-          <w:sz w:val="24"/>
-        </w:rPr>
-        <w:hyperlink r:id="rId10" w:history="1">
-          <w:r>
-            <w:rPr>
-              <w:rStyle w:val="Hyperlink"/>
-            </w:rPr>
-            <w:t>o</w:t>
-          </w:r>
-        </w:hyperlink>
-      </w:r>
-      <w:r>
-        <w:rPr>
-          <w:u w:val="single" w:color="0000ff"/>
-          <w:rFonts w:ascii="Charis SIL Regular" w:hAnsi="Charis SIL Regular" w:eastAsia="Charis SIL Regular"/>
-          <w:b w:val="0"/>
-          <w:i w:val="0"/>
-          <w:color w:val="000000"/>
-          <w:sz w:val="24"/>
-        </w:rPr>
-        <w:t xml:space="preserve"> </w:t>
+        <w:t xml:space="preserve"> in Amsterdam and subsequently also </w:t>
       </w:r>
       <w:r>
         <w:rPr>

--- a/EXPORTS/DOCX/published/niveau3/English/WMBergEnDal.docx
+++ b/EXPORTS/DOCX/published/niveau3/English/WMBergEnDal.docx
@@ -740,7 +740,7 @@
           <w:sz w:val="24"/>
           <w:u w:val="single"/>
         </w:rPr>
-        <w:hyperlink r:id="rId12" w:history="1">
+        <w:hyperlink r:id="rId10" w:history="1">
           <w:r>
             <w:rPr>
               <w:rStyle w:val="Hyperlink"/>
@@ -769,7 +769,7 @@
           <w:sz w:val="24"/>
           <w:u w:val="single"/>
         </w:rPr>
-        <w:hyperlink r:id="rId12" w:history="1">
+        <w:hyperlink r:id="rId10" w:history="1">
           <w:r>
             <w:rPr>
               <w:rStyle w:val="Hyperlink"/>

--- a/EXPORTS/DOCX/published/niveau3/English/WMBergEnDal.docx
+++ b/EXPORTS/DOCX/published/niveau3/English/WMBergEnDal.docx
@@ -302,79 +302,7 @@
           <w:color w:val="000000"/>
           <w:sz w:val="24"/>
         </w:rPr>
-        <w:t>Ooster Meerwij</w:t>
-      </w:r>
-      <w:r>
-        <w:rPr>
-          <w:u w:val="single" w:color="0000ff"/>
-          <w:rFonts w:ascii="Charis SIL Regular" w:hAnsi="Charis SIL Regular" w:eastAsia="Charis SIL Regular"/>
-          <w:b w:val="0"/>
-          <w:i w:val="0"/>
-          <w:color w:val="000000"/>
-          <w:sz w:val="24"/>
-        </w:rPr>
-        <w:hyperlink r:id="rId9" w:history="1">
-          <w:r>
-            <w:rPr>
-              <w:rStyle w:val="Hyperlink"/>
-            </w:rPr>
-            <w:t>k near Nijme</w:t>
-          </w:r>
-        </w:hyperlink>
-      </w:r>
-      <w:r>
-        <w:rPr>
-          <w:u w:val="single" w:color="0000ff"/>
-          <w:rFonts w:ascii="Charis SIL Regular" w:hAnsi="Charis SIL Regular" w:eastAsia="Charis SIL Regular"/>
-          <w:b w:val="0"/>
-          <w:i w:val="0"/>
-          <w:color w:val="000000"/>
-          <w:sz w:val="24"/>
-        </w:rPr>
-        <w:hyperlink r:id="rId9" w:history="1">
-          <w:r>
-            <w:rPr>
-              <w:rStyle w:val="Hyperlink"/>
-            </w:rPr>
-            <w:t>g</w:t>
-          </w:r>
-        </w:hyperlink>
-      </w:r>
-      <w:r>
-        <w:rPr>
-          <w:u w:val="single" w:color="0000ff"/>
-          <w:rFonts w:ascii="Charis SIL Regular" w:hAnsi="Charis SIL Regular" w:eastAsia="Charis SIL Regular"/>
-          <w:b w:val="0"/>
-          <w:i w:val="0"/>
-          <w:color w:val="000000"/>
-          <w:sz w:val="24"/>
-        </w:rPr>
-        <w:hyperlink r:id="rId9" w:history="1">
-          <w:r>
-            <w:rPr>
-              <w:rStyle w:val="Hyperlink"/>
-            </w:rPr>
-            <w:t>en</w:t>
-          </w:r>
-        </w:hyperlink>
-      </w:r>
-      <w:r>
-        <w:rPr>
-          <w:u w:val="single" w:color="0000ff"/>
-          <w:rFonts w:ascii="Charis SIL Regular" w:hAnsi="Charis SIL Regular" w:eastAsia="Charis SIL Regular"/>
-          <w:b w:val="0"/>
-          <w:i w:val="0"/>
-          <w:color w:val="000000"/>
-          <w:sz w:val="24"/>
-        </w:rPr>
-        <w:hyperlink r:id="rId9" w:history="1">
-          <w:r>
-            <w:rPr>
-              <w:rStyle w:val="Hyperlink"/>
-            </w:rPr>
-            <w:t>. Be</w:t>
-          </w:r>
-        </w:hyperlink>
+        <w:t>Ooster Meerwijk near Nijmegen. Be</w:t>
       </w:r>
       <w:r>
         <w:rPr>
@@ -729,54 +657,7 @@
           <w:color w:val="000000"/>
           <w:sz w:val="24"/>
         </w:rPr>
-        <w:t xml:space="preserve"> in Amsterdam and subsequ</w:t>
-      </w:r>
-      <w:r>
-        <w:rPr>
-          <w:u w:val="single" w:color="0000ff"/>
-          <w:rFonts w:ascii="Charis SIL Regular" w:hAnsi="Charis SIL Regular" w:eastAsia="Charis SIL Regular"/>
-          <w:b w:val="0"/>
-          <w:i w:val="0"/>
-          <w:color w:val="000000"/>
-          <w:sz w:val="24"/>
-        </w:rPr>
-        <w:hyperlink r:id="rId10" w:history="1">
-          <w:r>
-            <w:rPr>
-              <w:rStyle w:val="Hyperlink"/>
-            </w:rPr>
-            <w:t>ently als</w:t>
-          </w:r>
-        </w:hyperlink>
-      </w:r>
-      <w:r>
-        <w:rPr>
-          <w:u w:val="single" w:color="0000ff"/>
-          <w:rFonts w:ascii="Charis SIL Regular" w:hAnsi="Charis SIL Regular" w:eastAsia="Charis SIL Regular"/>
-          <w:b w:val="0"/>
-          <w:i w:val="0"/>
-          <w:color w:val="000000"/>
-          <w:sz w:val="24"/>
-        </w:rPr>
-        <w:hyperlink r:id="rId10" w:history="1">
-          <w:r>
-            <w:rPr>
-              <w:rStyle w:val="Hyperlink"/>
-            </w:rPr>
-            <w:t>o</w:t>
-          </w:r>
-        </w:hyperlink>
-      </w:r>
-      <w:r>
-        <w:rPr>
-          <w:u w:val="single" w:color="0000ff"/>
-          <w:rFonts w:ascii="Charis SIL Regular" w:hAnsi="Charis SIL Regular" w:eastAsia="Charis SIL Regular"/>
-          <w:b w:val="0"/>
-          <w:i w:val="0"/>
-          <w:color w:val="000000"/>
-          <w:sz w:val="24"/>
-        </w:rPr>
-        <w:t xml:space="preserve"> </w:t>
+        <w:t xml:space="preserve"> in Amsterdam and subsequently also </w:t>
       </w:r>
       <w:r>
         <w:rPr>

--- a/EXPORTS/DOCX/published/niveau3/English/WMBergEnDal.docx
+++ b/EXPORTS/DOCX/published/niveau3/English/WMBergEnDal.docx
@@ -302,7 +302,79 @@
           <w:color w:val="000000"/>
           <w:sz w:val="24"/>
         </w:rPr>
-        <w:t>Ooster Meerwijk near Nijmegen. Be</w:t>
+        <w:t>Ooster Meerwij</w:t>
+      </w:r>
+      <w:r>
+        <w:rPr>
+          <w:u w:val="single" w:color="0000ff"/>
+          <w:rFonts w:ascii="Charis SIL Regular" w:hAnsi="Charis SIL Regular" w:eastAsia="Charis SIL Regular"/>
+          <w:b w:val="0"/>
+          <w:i w:val="0"/>
+          <w:color w:val="000000"/>
+          <w:sz w:val="24"/>
+        </w:rPr>
+        <w:hyperlink r:id="rId9" w:history="1">
+          <w:r>
+            <w:rPr>
+              <w:rStyle w:val="Hyperlink"/>
+            </w:rPr>
+            <w:t>k near Nijme</w:t>
+          </w:r>
+        </w:hyperlink>
+      </w:r>
+      <w:r>
+        <w:rPr>
+          <w:u w:val="single" w:color="0000ff"/>
+          <w:rFonts w:ascii="Charis SIL Regular" w:hAnsi="Charis SIL Regular" w:eastAsia="Charis SIL Regular"/>
+          <w:b w:val="0"/>
+          <w:i w:val="0"/>
+          <w:color w:val="000000"/>
+          <w:sz w:val="24"/>
+        </w:rPr>
+        <w:hyperlink r:id="rId9" w:history="1">
+          <w:r>
+            <w:rPr>
+              <w:rStyle w:val="Hyperlink"/>
+            </w:rPr>
+            <w:t>g</w:t>
+          </w:r>
+        </w:hyperlink>
+      </w:r>
+      <w:r>
+        <w:rPr>
+          <w:u w:val="single" w:color="0000ff"/>
+          <w:rFonts w:ascii="Charis SIL Regular" w:hAnsi="Charis SIL Regular" w:eastAsia="Charis SIL Regular"/>
+          <w:b w:val="0"/>
+          <w:i w:val="0"/>
+          <w:color w:val="000000"/>
+          <w:sz w:val="24"/>
+        </w:rPr>
+        <w:hyperlink r:id="rId9" w:history="1">
+          <w:r>
+            <w:rPr>
+              <w:rStyle w:val="Hyperlink"/>
+            </w:rPr>
+            <w:t>en</w:t>
+          </w:r>
+        </w:hyperlink>
+      </w:r>
+      <w:r>
+        <w:rPr>
+          <w:u w:val="single" w:color="0000ff"/>
+          <w:rFonts w:ascii="Charis SIL Regular" w:hAnsi="Charis SIL Regular" w:eastAsia="Charis SIL Regular"/>
+          <w:b w:val="0"/>
+          <w:i w:val="0"/>
+          <w:color w:val="000000"/>
+          <w:sz w:val="24"/>
+        </w:rPr>
+        <w:hyperlink r:id="rId9" w:history="1">
+          <w:r>
+            <w:rPr>
+              <w:rStyle w:val="Hyperlink"/>
+            </w:rPr>
+            <w:t>. Be</w:t>
+          </w:r>
+        </w:hyperlink>
       </w:r>
       <w:r>
         <w:rPr>
@@ -697,7 +769,7 @@
           <w:sz w:val="24"/>
           <w:u w:val="single"/>
         </w:rPr>
-        <w:hyperlink r:id="rId10" w:history="1">
+        <w:hyperlink r:id="rId12" w:history="1">
           <w:r>
             <w:rPr>
               <w:rStyle w:val="Hyperlink"/>
@@ -806,25 +878,7 @@
           <w:color w:val="000000"/>
           <w:sz w:val="24"/>
         </w:rPr>
-        <w:t>useum of World Cultures. As of 2023 t</w:t>
-      </w:r>
-      <w:r>
-        <w:rPr>
-          <w:u w:val="single" w:color="0000ff"/>
-          <w:rFonts w:ascii="Charis SIL Regular" w:hAnsi="Charis SIL Regular" w:eastAsia="Charis SIL Regular"/>
-          <w:b w:val="0"/>
-          <w:i w:val="0"/>
-          <w:color w:val="000000"/>
-          <w:sz w:val="24"/>
-        </w:rPr>
-        <w:hyperlink r:id="rId12" w:history="1">
-          <w:r>
-            <w:rPr>
-              <w:rStyle w:val="Hyperlink"/>
-            </w:rPr>
-            <w:t xml:space="preserve">he </w:t>
-          </w:r>
-        </w:hyperlink>
+        <w:t xml:space="preserve">useum of World Cultures. As of 2023 the </w:t>
       </w:r>
       <w:r>
         <w:rPr>

--- a/EXPORTS/DOCX/published/niveau3/English/WMBergEnDal.docx
+++ b/EXPORTS/DOCX/published/niveau3/English/WMBergEnDal.docx
@@ -302,61 +302,7 @@
           <w:color w:val="000000"/>
           <w:sz w:val="24"/>
         </w:rPr>
-        <w:t>Ooster Meerwij</w:t>
-      </w:r>
-      <w:r>
-        <w:rPr>
-          <w:u w:val="single" w:color="0000ff"/>
-          <w:rFonts w:ascii="Charis SIL Regular" w:hAnsi="Charis SIL Regular" w:eastAsia="Charis SIL Regular"/>
-          <w:b w:val="0"/>
-          <w:i w:val="0"/>
-          <w:color w:val="000000"/>
-          <w:sz w:val="24"/>
-        </w:rPr>
-        <w:hyperlink r:id="rId9" w:history="1">
-          <w:r>
-            <w:rPr>
-              <w:rStyle w:val="Hyperlink"/>
-            </w:rPr>
-            <w:t>k near Nijme</w:t>
-          </w:r>
-        </w:hyperlink>
-      </w:r>
-      <w:r>
-        <w:rPr>
-          <w:u w:val="single" w:color="0000ff"/>
-          <w:rFonts w:ascii="Charis SIL Regular" w:hAnsi="Charis SIL Regular" w:eastAsia="Charis SIL Regular"/>
-          <w:b w:val="0"/>
-          <w:i w:val="0"/>
-          <w:color w:val="000000"/>
-          <w:sz w:val="24"/>
-        </w:rPr>
-        <w:hyperlink r:id="rId9" w:history="1">
-          <w:r>
-            <w:rPr>
-              <w:rStyle w:val="Hyperlink"/>
-            </w:rPr>
-            <w:t>g</w:t>
-          </w:r>
-        </w:hyperlink>
-      </w:r>
-      <w:r>
-        <w:rPr>
-          <w:u w:val="single" w:color="0000ff"/>
-          <w:rFonts w:ascii="Charis SIL Regular" w:hAnsi="Charis SIL Regular" w:eastAsia="Charis SIL Regular"/>
-          <w:b w:val="0"/>
-          <w:i w:val="0"/>
-          <w:color w:val="000000"/>
-          <w:sz w:val="24"/>
-        </w:rPr>
-        <w:hyperlink r:id="rId9" w:history="1">
-          <w:r>
-            <w:rPr>
-              <w:rStyle w:val="Hyperlink"/>
-            </w:rPr>
-            <w:t>en</w:t>
-          </w:r>
-        </w:hyperlink>
+        <w:t>Ooster Meerwijk near Nijmegen</w:t>
       </w:r>
       <w:r>
         <w:rPr>
@@ -878,7 +824,25 @@
           <w:color w:val="000000"/>
           <w:sz w:val="24"/>
         </w:rPr>
-        <w:t xml:space="preserve">useum of World Cultures. As of 2023 the </w:t>
+        <w:t>useum of World Cultures. As of 2023 t</w:t>
+      </w:r>
+      <w:r>
+        <w:rPr>
+          <w:u w:val="single" w:color="0000ff"/>
+          <w:rFonts w:ascii="Charis SIL Regular" w:hAnsi="Charis SIL Regular" w:eastAsia="Charis SIL Regular"/>
+          <w:b w:val="0"/>
+          <w:i w:val="0"/>
+          <w:color w:val="000000"/>
+          <w:sz w:val="24"/>
+        </w:rPr>
+        <w:hyperlink r:id="rId12" w:history="1">
+          <w:r>
+            <w:rPr>
+              <w:rStyle w:val="Hyperlink"/>
+            </w:rPr>
+            <w:t xml:space="preserve">he </w:t>
+          </w:r>
+        </w:hyperlink>
       </w:r>
       <w:r>
         <w:rPr>

--- a/EXPORTS/DOCX/published/niveau3/English/WMBergEnDal.docx
+++ b/EXPORTS/DOCX/published/niveau3/English/WMBergEnDal.docx
@@ -302,7 +302,61 @@
           <w:color w:val="000000"/>
           <w:sz w:val="24"/>
         </w:rPr>
-        <w:t>Ooster Meerwijk near Nijmegen</w:t>
+        <w:t>Ooster Meerwij</w:t>
+      </w:r>
+      <w:r>
+        <w:rPr>
+          <w:u w:val="single" w:color="0000ff"/>
+          <w:rFonts w:ascii="Charis SIL Regular" w:hAnsi="Charis SIL Regular" w:eastAsia="Charis SIL Regular"/>
+          <w:b w:val="0"/>
+          <w:i w:val="0"/>
+          <w:color w:val="000000"/>
+          <w:sz w:val="24"/>
+        </w:rPr>
+        <w:hyperlink r:id="rId9" w:history="1">
+          <w:r>
+            <w:rPr>
+              <w:rStyle w:val="Hyperlink"/>
+            </w:rPr>
+            <w:t>k near Nijme</w:t>
+          </w:r>
+        </w:hyperlink>
+      </w:r>
+      <w:r>
+        <w:rPr>
+          <w:u w:val="single" w:color="0000ff"/>
+          <w:rFonts w:ascii="Charis SIL Regular" w:hAnsi="Charis SIL Regular" w:eastAsia="Charis SIL Regular"/>
+          <w:b w:val="0"/>
+          <w:i w:val="0"/>
+          <w:color w:val="000000"/>
+          <w:sz w:val="24"/>
+        </w:rPr>
+        <w:hyperlink r:id="rId9" w:history="1">
+          <w:r>
+            <w:rPr>
+              <w:rStyle w:val="Hyperlink"/>
+            </w:rPr>
+            <w:t>g</w:t>
+          </w:r>
+        </w:hyperlink>
+      </w:r>
+      <w:r>
+        <w:rPr>
+          <w:u w:val="single" w:color="0000ff"/>
+          <w:rFonts w:ascii="Charis SIL Regular" w:hAnsi="Charis SIL Regular" w:eastAsia="Charis SIL Regular"/>
+          <w:b w:val="0"/>
+          <w:i w:val="0"/>
+          <w:color w:val="000000"/>
+          <w:sz w:val="24"/>
+        </w:rPr>
+        <w:hyperlink r:id="rId9" w:history="1">
+          <w:r>
+            <w:rPr>
+              <w:rStyle w:val="Hyperlink"/>
+            </w:rPr>
+            <w:t>en</w:t>
+          </w:r>
+        </w:hyperlink>
       </w:r>
       <w:r>
         <w:rPr>
@@ -824,25 +878,7 @@
           <w:color w:val="000000"/>
           <w:sz w:val="24"/>
         </w:rPr>
-        <w:t>useum of World Cultures. As of 2023 t</w:t>
-      </w:r>
-      <w:r>
-        <w:rPr>
-          <w:u w:val="single" w:color="0000ff"/>
-          <w:rFonts w:ascii="Charis SIL Regular" w:hAnsi="Charis SIL Regular" w:eastAsia="Charis SIL Regular"/>
-          <w:b w:val="0"/>
-          <w:i w:val="0"/>
-          <w:color w:val="000000"/>
-          <w:sz w:val="24"/>
-        </w:rPr>
-        <w:hyperlink r:id="rId12" w:history="1">
-          <w:r>
-            <w:rPr>
-              <w:rStyle w:val="Hyperlink"/>
-            </w:rPr>
-            <w:t xml:space="preserve">he </w:t>
-          </w:r>
-        </w:hyperlink>
+        <w:t xml:space="preserve">useum of World Cultures. As of 2023 the </w:t>
       </w:r>
       <w:r>
         <w:rPr>

--- a/EXPORTS/DOCX/published/niveau3/English/WMBergEnDal.docx
+++ b/EXPORTS/DOCX/published/niveau3/English/WMBergEnDal.docx
@@ -302,61 +302,7 @@
           <w:color w:val="000000"/>
           <w:sz w:val="24"/>
         </w:rPr>
-        <w:t>Ooster Meerwij</w:t>
-      </w:r>
-      <w:r>
-        <w:rPr>
-          <w:u w:val="single" w:color="0000ff"/>
-          <w:rFonts w:ascii="Charis SIL Regular" w:hAnsi="Charis SIL Regular" w:eastAsia="Charis SIL Regular"/>
-          <w:b w:val="0"/>
-          <w:i w:val="0"/>
-          <w:color w:val="000000"/>
-          <w:sz w:val="24"/>
-        </w:rPr>
-        <w:hyperlink r:id="rId9" w:history="1">
-          <w:r>
-            <w:rPr>
-              <w:rStyle w:val="Hyperlink"/>
-            </w:rPr>
-            <w:t>k near Nijme</w:t>
-          </w:r>
-        </w:hyperlink>
-      </w:r>
-      <w:r>
-        <w:rPr>
-          <w:u w:val="single" w:color="0000ff"/>
-          <w:rFonts w:ascii="Charis SIL Regular" w:hAnsi="Charis SIL Regular" w:eastAsia="Charis SIL Regular"/>
-          <w:b w:val="0"/>
-          <w:i w:val="0"/>
-          <w:color w:val="000000"/>
-          <w:sz w:val="24"/>
-        </w:rPr>
-        <w:hyperlink r:id="rId9" w:history="1">
-          <w:r>
-            <w:rPr>
-              <w:rStyle w:val="Hyperlink"/>
-            </w:rPr>
-            <w:t>g</w:t>
-          </w:r>
-        </w:hyperlink>
-      </w:r>
-      <w:r>
-        <w:rPr>
-          <w:u w:val="single" w:color="0000ff"/>
-          <w:rFonts w:ascii="Charis SIL Regular" w:hAnsi="Charis SIL Regular" w:eastAsia="Charis SIL Regular"/>
-          <w:b w:val="0"/>
-          <w:i w:val="0"/>
-          <w:color w:val="000000"/>
-          <w:sz w:val="24"/>
-        </w:rPr>
-        <w:hyperlink r:id="rId9" w:history="1">
-          <w:r>
-            <w:rPr>
-              <w:rStyle w:val="Hyperlink"/>
-            </w:rPr>
-            <w:t>en</w:t>
-          </w:r>
-        </w:hyperlink>
+        <w:t>Ooster Meerwijk near Nijmegen</w:t>
       </w:r>
       <w:r>
         <w:rPr>
@@ -769,7 +715,7 @@
           <w:sz w:val="24"/>
           <w:u w:val="single"/>
         </w:rPr>
-        <w:hyperlink r:id="rId12" w:history="1">
+        <w:hyperlink r:id="rId10" w:history="1">
           <w:r>
             <w:rPr>
               <w:rStyle w:val="Hyperlink"/>
@@ -878,7 +824,25 @@
           <w:color w:val="000000"/>
           <w:sz w:val="24"/>
         </w:rPr>
-        <w:t xml:space="preserve">useum of World Cultures. As of 2023 the </w:t>
+        <w:t>useum of World Cultures. As of 2023 t</w:t>
+      </w:r>
+      <w:r>
+        <w:rPr>
+          <w:u w:val="single" w:color="0000ff"/>
+          <w:rFonts w:ascii="Charis SIL Regular" w:hAnsi="Charis SIL Regular" w:eastAsia="Charis SIL Regular"/>
+          <w:b w:val="0"/>
+          <w:i w:val="0"/>
+          <w:color w:val="000000"/>
+          <w:sz w:val="24"/>
+        </w:rPr>
+        <w:hyperlink r:id="rId12" w:history="1">
+          <w:r>
+            <w:rPr>
+              <w:rStyle w:val="Hyperlink"/>
+            </w:rPr>
+            <w:t xml:space="preserve">he </w:t>
+          </w:r>
+        </w:hyperlink>
       </w:r>
       <w:r>
         <w:rPr>

--- a/EXPORTS/DOCX/published/niveau3/English/WMBergEnDal.docx
+++ b/EXPORTS/DOCX/published/niveau3/English/WMBergEnDal.docx
@@ -302,7 +302,61 @@
           <w:color w:val="000000"/>
           <w:sz w:val="24"/>
         </w:rPr>
-        <w:t>Ooster Meerwijk near Nijmegen</w:t>
+        <w:t>Ooster Meerwij</w:t>
+      </w:r>
+      <w:r>
+        <w:rPr>
+          <w:u w:val="single" w:color="0000ff"/>
+          <w:rFonts w:ascii="Charis SIL Regular" w:hAnsi="Charis SIL Regular" w:eastAsia="Charis SIL Regular"/>
+          <w:b w:val="0"/>
+          <w:i w:val="0"/>
+          <w:color w:val="000000"/>
+          <w:sz w:val="24"/>
+        </w:rPr>
+        <w:hyperlink r:id="rId9" w:history="1">
+          <w:r>
+            <w:rPr>
+              <w:rStyle w:val="Hyperlink"/>
+            </w:rPr>
+            <w:t>k near Nijme</w:t>
+          </w:r>
+        </w:hyperlink>
+      </w:r>
+      <w:r>
+        <w:rPr>
+          <w:u w:val="single" w:color="0000ff"/>
+          <w:rFonts w:ascii="Charis SIL Regular" w:hAnsi="Charis SIL Regular" w:eastAsia="Charis SIL Regular"/>
+          <w:b w:val="0"/>
+          <w:i w:val="0"/>
+          <w:color w:val="000000"/>
+          <w:sz w:val="24"/>
+        </w:rPr>
+        <w:hyperlink r:id="rId9" w:history="1">
+          <w:r>
+            <w:rPr>
+              <w:rStyle w:val="Hyperlink"/>
+            </w:rPr>
+            <w:t>g</w:t>
+          </w:r>
+        </w:hyperlink>
+      </w:r>
+      <w:r>
+        <w:rPr>
+          <w:u w:val="single" w:color="0000ff"/>
+          <w:rFonts w:ascii="Charis SIL Regular" w:hAnsi="Charis SIL Regular" w:eastAsia="Charis SIL Regular"/>
+          <w:b w:val="0"/>
+          <w:i w:val="0"/>
+          <w:color w:val="000000"/>
+          <w:sz w:val="24"/>
+        </w:rPr>
+        <w:hyperlink r:id="rId9" w:history="1">
+          <w:r>
+            <w:rPr>
+              <w:rStyle w:val="Hyperlink"/>
+            </w:rPr>
+            <w:t>en</w:t>
+          </w:r>
+        </w:hyperlink>
       </w:r>
       <w:r>
         <w:rPr>
@@ -686,7 +740,7 @@
           <w:sz w:val="24"/>
           <w:u w:val="single"/>
         </w:rPr>
-        <w:hyperlink r:id="rId10" w:history="1">
+        <w:hyperlink r:id="rId12" w:history="1">
           <w:r>
             <w:rPr>
               <w:rStyle w:val="Hyperlink"/>
@@ -715,7 +769,7 @@
           <w:sz w:val="24"/>
           <w:u w:val="single"/>
         </w:rPr>
-        <w:hyperlink r:id="rId10" w:history="1">
+        <w:hyperlink r:id="rId12" w:history="1">
           <w:r>
             <w:rPr>
               <w:rStyle w:val="Hyperlink"/>

--- a/EXPORTS/DOCX/published/niveau3/English/WMBergEnDal.docx
+++ b/EXPORTS/DOCX/published/niveau3/English/WMBergEnDal.docx
@@ -729,7 +729,54 @@
           <w:color w:val="000000"/>
           <w:sz w:val="24"/>
         </w:rPr>
-        <w:t xml:space="preserve"> in Amsterdam and subsequently also </w:t>
+        <w:t xml:space="preserve"> in Amsterdam and subsequ</w:t>
+      </w:r>
+      <w:r>
+        <w:rPr>
+          <w:u w:val="single" w:color="0000ff"/>
+          <w:rFonts w:ascii="Charis SIL Regular" w:hAnsi="Charis SIL Regular" w:eastAsia="Charis SIL Regular"/>
+          <w:b w:val="0"/>
+          <w:i w:val="0"/>
+          <w:color w:val="000000"/>
+          <w:sz w:val="24"/>
+        </w:rPr>
+        <w:hyperlink r:id="rId10" w:history="1">
+          <w:r>
+            <w:rPr>
+              <w:rStyle w:val="Hyperlink"/>
+            </w:rPr>
+            <w:t>ently als</w:t>
+          </w:r>
+        </w:hyperlink>
+      </w:r>
+      <w:r>
+        <w:rPr>
+          <w:u w:val="single" w:color="0000ff"/>
+          <w:rFonts w:ascii="Charis SIL Regular" w:hAnsi="Charis SIL Regular" w:eastAsia="Charis SIL Regular"/>
+          <w:b w:val="0"/>
+          <w:i w:val="0"/>
+          <w:color w:val="000000"/>
+          <w:sz w:val="24"/>
+        </w:rPr>
+        <w:hyperlink r:id="rId10" w:history="1">
+          <w:r>
+            <w:rPr>
+              <w:rStyle w:val="Hyperlink"/>
+            </w:rPr>
+            <w:t>o</w:t>
+          </w:r>
+        </w:hyperlink>
+      </w:r>
+      <w:r>
+        <w:rPr>
+          <w:u w:val="single" w:color="0000ff"/>
+          <w:rFonts w:ascii="Charis SIL Regular" w:hAnsi="Charis SIL Regular" w:eastAsia="Charis SIL Regular"/>
+          <w:b w:val="0"/>
+          <w:i w:val="0"/>
+          <w:color w:val="000000"/>
+          <w:sz w:val="24"/>
+        </w:rPr>
+        <w:t xml:space="preserve"> </w:t>
       </w:r>
       <w:r>
         <w:rPr>
@@ -740,7 +787,7 @@
           <w:sz w:val="24"/>
           <w:u w:val="single"/>
         </w:rPr>
-        <w:hyperlink r:id="rId12" w:history="1">
+        <w:hyperlink r:id="rId10" w:history="1">
           <w:r>
             <w:rPr>
               <w:rStyle w:val="Hyperlink"/>
@@ -769,7 +816,7 @@
           <w:sz w:val="24"/>
           <w:u w:val="single"/>
         </w:rPr>
-        <w:hyperlink r:id="rId12" w:history="1">
+        <w:hyperlink r:id="rId10" w:history="1">
           <w:r>
             <w:rPr>
               <w:rStyle w:val="Hyperlink"/>

--- a/EXPORTS/DOCX/published/niveau3/English/WMBergEnDal.docx
+++ b/EXPORTS/DOCX/published/niveau3/English/WMBergEnDal.docx
@@ -302,79 +302,7 @@
           <w:color w:val="000000"/>
           <w:sz w:val="24"/>
         </w:rPr>
-        <w:t>Ooster Meerwij</w:t>
-      </w:r>
-      <w:r>
-        <w:rPr>
-          <w:u w:val="single" w:color="0000ff"/>
-          <w:rFonts w:ascii="Charis SIL Regular" w:hAnsi="Charis SIL Regular" w:eastAsia="Charis SIL Regular"/>
-          <w:b w:val="0"/>
-          <w:i w:val="0"/>
-          <w:color w:val="000000"/>
-          <w:sz w:val="24"/>
-        </w:rPr>
-        <w:hyperlink r:id="rId9" w:history="1">
-          <w:r>
-            <w:rPr>
-              <w:rStyle w:val="Hyperlink"/>
-            </w:rPr>
-            <w:t>k near Nijme</w:t>
-          </w:r>
-        </w:hyperlink>
-      </w:r>
-      <w:r>
-        <w:rPr>
-          <w:u w:val="single" w:color="0000ff"/>
-          <w:rFonts w:ascii="Charis SIL Regular" w:hAnsi="Charis SIL Regular" w:eastAsia="Charis SIL Regular"/>
-          <w:b w:val="0"/>
-          <w:i w:val="0"/>
-          <w:color w:val="000000"/>
-          <w:sz w:val="24"/>
-        </w:rPr>
-        <w:hyperlink r:id="rId9" w:history="1">
-          <w:r>
-            <w:rPr>
-              <w:rStyle w:val="Hyperlink"/>
-            </w:rPr>
-            <w:t>g</w:t>
-          </w:r>
-        </w:hyperlink>
-      </w:r>
-      <w:r>
-        <w:rPr>
-          <w:u w:val="single" w:color="0000ff"/>
-          <w:rFonts w:ascii="Charis SIL Regular" w:hAnsi="Charis SIL Regular" w:eastAsia="Charis SIL Regular"/>
-          <w:b w:val="0"/>
-          <w:i w:val="0"/>
-          <w:color w:val="000000"/>
-          <w:sz w:val="24"/>
-        </w:rPr>
-        <w:hyperlink r:id="rId9" w:history="1">
-          <w:r>
-            <w:rPr>
-              <w:rStyle w:val="Hyperlink"/>
-            </w:rPr>
-            <w:t>en</w:t>
-          </w:r>
-        </w:hyperlink>
-      </w:r>
-      <w:r>
-        <w:rPr>
-          <w:u w:val="single" w:color="0000ff"/>
-          <w:rFonts w:ascii="Charis SIL Regular" w:hAnsi="Charis SIL Regular" w:eastAsia="Charis SIL Regular"/>
-          <w:b w:val="0"/>
-          <w:i w:val="0"/>
-          <w:color w:val="000000"/>
-          <w:sz w:val="24"/>
-        </w:rPr>
-        <w:hyperlink r:id="rId9" w:history="1">
-          <w:r>
-            <w:rPr>
-              <w:rStyle w:val="Hyperlink"/>
-            </w:rPr>
-            <w:t>. Be</w:t>
-          </w:r>
-        </w:hyperlink>
+        <w:t>Ooster Meerwijk near Nijmegen. Be</w:t>
       </w:r>
       <w:r>
         <w:rPr>
@@ -740,7 +668,7 @@
           <w:sz w:val="24"/>
           <w:u w:val="single"/>
         </w:rPr>
-        <w:hyperlink r:id="rId12" w:history="1">
+        <w:hyperlink r:id="rId10" w:history="1">
           <w:r>
             <w:rPr>
               <w:rStyle w:val="Hyperlink"/>
@@ -769,7 +697,7 @@
           <w:sz w:val="24"/>
           <w:u w:val="single"/>
         </w:rPr>
-        <w:hyperlink r:id="rId12" w:history="1">
+        <w:hyperlink r:id="rId10" w:history="1">
           <w:r>
             <w:rPr>
               <w:rStyle w:val="Hyperlink"/>

--- a/EXPORTS/DOCX/published/niveau3/English/WMBergEnDal.docx
+++ b/EXPORTS/DOCX/published/niveau3/English/WMBergEnDal.docx
@@ -302,7 +302,79 @@
           <w:color w:val="000000"/>
           <w:sz w:val="24"/>
         </w:rPr>
-        <w:t>Ooster Meerwijk near Nijmegen. Be</w:t>
+        <w:t>Ooster Meerwij</w:t>
+      </w:r>
+      <w:r>
+        <w:rPr>
+          <w:u w:val="single" w:color="0000ff"/>
+          <w:rFonts w:ascii="Charis SIL Regular" w:hAnsi="Charis SIL Regular" w:eastAsia="Charis SIL Regular"/>
+          <w:b w:val="0"/>
+          <w:i w:val="0"/>
+          <w:color w:val="000000"/>
+          <w:sz w:val="24"/>
+        </w:rPr>
+        <w:hyperlink r:id="rId9" w:history="1">
+          <w:r>
+            <w:rPr>
+              <w:rStyle w:val="Hyperlink"/>
+            </w:rPr>
+            <w:t>k near Nijme</w:t>
+          </w:r>
+        </w:hyperlink>
+      </w:r>
+      <w:r>
+        <w:rPr>
+          <w:u w:val="single" w:color="0000ff"/>
+          <w:rFonts w:ascii="Charis SIL Regular" w:hAnsi="Charis SIL Regular" w:eastAsia="Charis SIL Regular"/>
+          <w:b w:val="0"/>
+          <w:i w:val="0"/>
+          <w:color w:val="000000"/>
+          <w:sz w:val="24"/>
+        </w:rPr>
+        <w:hyperlink r:id="rId9" w:history="1">
+          <w:r>
+            <w:rPr>
+              <w:rStyle w:val="Hyperlink"/>
+            </w:rPr>
+            <w:t>g</w:t>
+          </w:r>
+        </w:hyperlink>
+      </w:r>
+      <w:r>
+        <w:rPr>
+          <w:u w:val="single" w:color="0000ff"/>
+          <w:rFonts w:ascii="Charis SIL Regular" w:hAnsi="Charis SIL Regular" w:eastAsia="Charis SIL Regular"/>
+          <w:b w:val="0"/>
+          <w:i w:val="0"/>
+          <w:color w:val="000000"/>
+          <w:sz w:val="24"/>
+        </w:rPr>
+        <w:hyperlink r:id="rId9" w:history="1">
+          <w:r>
+            <w:rPr>
+              <w:rStyle w:val="Hyperlink"/>
+            </w:rPr>
+            <w:t>en</w:t>
+          </w:r>
+        </w:hyperlink>
+      </w:r>
+      <w:r>
+        <w:rPr>
+          <w:u w:val="single" w:color="0000ff"/>
+          <w:rFonts w:ascii="Charis SIL Regular" w:hAnsi="Charis SIL Regular" w:eastAsia="Charis SIL Regular"/>
+          <w:b w:val="0"/>
+          <w:i w:val="0"/>
+          <w:color w:val="000000"/>
+          <w:sz w:val="24"/>
+        </w:rPr>
+        <w:hyperlink r:id="rId9" w:history="1">
+          <w:r>
+            <w:rPr>
+              <w:rStyle w:val="Hyperlink"/>
+            </w:rPr>
+            <w:t>. Be</w:t>
+          </w:r>
+        </w:hyperlink>
       </w:r>
       <w:r>
         <w:rPr>
@@ -657,7 +729,53 @@
           <w:color w:val="000000"/>
           <w:sz w:val="24"/>
         </w:rPr>
-        <w:t xml:space="preserve"> in Amsterdam and subsequently also </w:t>
+        <w:t xml:space="preserve"> in Amsterdam and subsequ</w:t>
+      </w:r>
+      <w:r>
+        <w:rPr>
+          <w:u w:val="single" w:color="0000ff"/>
+          <w:rFonts w:ascii="Charis SIL Regular" w:hAnsi="Charis SIL Regular" w:eastAsia="Charis SIL Regular"/>
+          <w:b w:val="0"/>
+          <w:i w:val="0"/>
+          <w:color w:val="000000"/>
+          <w:sz w:val="24"/>
+        </w:rPr>
+        <w:hyperlink r:id="rId10" w:history="1">
+          <w:r>
+            <w:rPr>
+              <w:rStyle w:val="Hyperlink"/>
+            </w:rPr>
+            <w:t>ently als</w:t>
+          </w:r>
+        </w:hyperlink>
+      </w:r>
+      <w:r>
+        <w:rPr>
+          <w:u w:val="single" w:color="0000ff"/>
+          <w:rFonts w:ascii="Charis SIL Regular" w:hAnsi="Charis SIL Regular" w:eastAsia="Charis SIL Regular"/>
+          <w:b w:val="0"/>
+          <w:i w:val="0"/>
+          <w:color w:val="000000"/>
+          <w:sz w:val="24"/>
+        </w:rPr>
+        <w:hyperlink r:id="rId10" w:history="1">
+          <w:r>
+            <w:rPr>
+              <w:rStyle w:val="Hyperlink"/>
+            </w:rPr>
+            <w:t>o</w:t>
+          </w:r>
+        </w:hyperlink>
+      </w:r>
+      <w:r>
+        <w:rPr>
+          <w:rFonts w:ascii="Charis SIL Regular" w:hAnsi="Charis SIL Regular" w:eastAsia="Charis SIL Regular"/>
+          <w:b w:val="0"/>
+          <w:i w:val="0"/>
+          <w:color w:val="000000"/>
+          <w:sz w:val="24"/>
+        </w:rPr>
+        <w:t xml:space="preserve"> </w:t>
       </w:r>
       <w:r>
         <w:rPr>

--- a/EXPORTS/DOCX/published/niveau3/English/WMBergEnDal.docx
+++ b/EXPORTS/DOCX/published/niveau3/English/WMBergEnDal.docx
@@ -302,97 +302,7 @@
           <w:color w:val="000000"/>
           <w:sz w:val="24"/>
         </w:rPr>
-        <w:t>Ooster Meerwij</w:t>
-      </w:r>
-      <w:r>
-        <w:rPr>
-          <w:u w:val="single" w:color="0000ff"/>
-          <w:rFonts w:ascii="Charis SIL Regular" w:hAnsi="Charis SIL Regular" w:eastAsia="Charis SIL Regular"/>
-          <w:b w:val="0"/>
-          <w:i w:val="0"/>
-          <w:color w:val="000000"/>
-          <w:sz w:val="24"/>
-        </w:rPr>
-        <w:hyperlink r:id="rId9" w:history="1">
-          <w:r>
-            <w:rPr>
-              <w:rStyle w:val="Hyperlink"/>
-            </w:rPr>
-            <w:t>k near Nijme</w:t>
-          </w:r>
-        </w:hyperlink>
-      </w:r>
-      <w:r>
-        <w:rPr>
-          <w:u w:val="single" w:color="0000ff"/>
-          <w:rFonts w:ascii="Charis SIL Regular" w:hAnsi="Charis SIL Regular" w:eastAsia="Charis SIL Regular"/>
-          <w:b w:val="0"/>
-          <w:i w:val="0"/>
-          <w:color w:val="000000"/>
-          <w:sz w:val="24"/>
-        </w:rPr>
-        <w:hyperlink r:id="rId9" w:history="1">
-          <w:r>
-            <w:rPr>
-              <w:rStyle w:val="Hyperlink"/>
-            </w:rPr>
-            <w:t>g</w:t>
-          </w:r>
-        </w:hyperlink>
-      </w:r>
-      <w:r>
-        <w:rPr>
-          <w:u w:val="single" w:color="0000ff"/>
-          <w:rFonts w:ascii="Charis SIL Regular" w:hAnsi="Charis SIL Regular" w:eastAsia="Charis SIL Regular"/>
-          <w:b w:val="0"/>
-          <w:i w:val="0"/>
-          <w:color w:val="000000"/>
-          <w:sz w:val="24"/>
-        </w:rPr>
-        <w:hyperlink r:id="rId9" w:history="1">
-          <w:r>
-            <w:rPr>
-              <w:rStyle w:val="Hyperlink"/>
-            </w:rPr>
-            <w:t>en</w:t>
-          </w:r>
-        </w:hyperlink>
-      </w:r>
-      <w:r>
-        <w:rPr>
-          <w:u w:val="single" w:color="0000ff"/>
-          <w:rFonts w:ascii="Charis SIL Regular" w:hAnsi="Charis SIL Regular" w:eastAsia="Charis SIL Regular"/>
-          <w:b w:val="0"/>
-          <w:i w:val="0"/>
-          <w:color w:val="000000"/>
-          <w:sz w:val="24"/>
-        </w:rPr>
-        <w:hyperlink r:id="rId9" w:history="1">
-          <w:r>
-            <w:rPr>
-              <w:rStyle w:val="Hyperlink"/>
-            </w:rPr>
-            <w:t>. Be</w:t>
-          </w:r>
-        </w:hyperlink>
-      </w:r>
-      <w:r>
-        <w:rPr>
-          <w:u w:val="single" w:color="0000ff"/>
-          <w:rFonts w:ascii="Charis SIL Regular" w:hAnsi="Charis SIL Regular" w:eastAsia="Charis SIL Regular"/>
-          <w:b w:val="0"/>
-          <w:i w:val="0"/>
-          <w:color w:val="000000"/>
-          <w:sz w:val="24"/>
-        </w:rPr>
-        <w:hyperlink r:id="rId9" w:history="1">
-          <w:r>
-            <w:rPr>
-              <w:rStyle w:val="Hyperlink"/>
-            </w:rPr>
-            <w:t>fore l</w:t>
-          </w:r>
-        </w:hyperlink>
+        <w:t>Ooster Meerwijk near Nijmegen. Before l</w:t>
       </w:r>
       <w:r>
         <w:rPr>
@@ -740,7 +650,7 @@
           <w:sz w:val="24"/>
           <w:u w:val="single"/>
         </w:rPr>
-        <w:hyperlink r:id="rId12" w:history="1">
+        <w:hyperlink r:id="rId10" w:history="1">
           <w:r>
             <w:rPr>
               <w:rStyle w:val="Hyperlink"/>
@@ -769,7 +679,7 @@
           <w:sz w:val="24"/>
           <w:u w:val="single"/>
         </w:rPr>
-        <w:hyperlink r:id="rId12" w:history="1">
+        <w:hyperlink r:id="rId10" w:history="1">
           <w:r>
             <w:rPr>
               <w:rStyle w:val="Hyperlink"/>

--- a/EXPORTS/DOCX/published/niveau3/English/WMBergEnDal.docx
+++ b/EXPORTS/DOCX/published/niveau3/English/WMBergEnDal.docx
@@ -302,7 +302,97 @@
           <w:color w:val="000000"/>
           <w:sz w:val="24"/>
         </w:rPr>
-        <w:t>Ooster Meerwijk near Nijmegen. Before l</w:t>
+        <w:t>Ooster Meerwij</w:t>
+      </w:r>
+      <w:r>
+        <w:rPr>
+          <w:u w:val="single" w:color="0000ff"/>
+          <w:rFonts w:ascii="Charis SIL Regular" w:hAnsi="Charis SIL Regular" w:eastAsia="Charis SIL Regular"/>
+          <w:b w:val="0"/>
+          <w:i w:val="0"/>
+          <w:color w:val="000000"/>
+          <w:sz w:val="24"/>
+        </w:rPr>
+        <w:hyperlink r:id="rId9" w:history="1">
+          <w:r>
+            <w:rPr>
+              <w:rStyle w:val="Hyperlink"/>
+            </w:rPr>
+            <w:t>k near Nijme</w:t>
+          </w:r>
+        </w:hyperlink>
+      </w:r>
+      <w:r>
+        <w:rPr>
+          <w:u w:val="single" w:color="0000ff"/>
+          <w:rFonts w:ascii="Charis SIL Regular" w:hAnsi="Charis SIL Regular" w:eastAsia="Charis SIL Regular"/>
+          <w:b w:val="0"/>
+          <w:i w:val="0"/>
+          <w:color w:val="000000"/>
+          <w:sz w:val="24"/>
+        </w:rPr>
+        <w:hyperlink r:id="rId9" w:history="1">
+          <w:r>
+            <w:rPr>
+              <w:rStyle w:val="Hyperlink"/>
+            </w:rPr>
+            <w:t>g</w:t>
+          </w:r>
+        </w:hyperlink>
+      </w:r>
+      <w:r>
+        <w:rPr>
+          <w:u w:val="single" w:color="0000ff"/>
+          <w:rFonts w:ascii="Charis SIL Regular" w:hAnsi="Charis SIL Regular" w:eastAsia="Charis SIL Regular"/>
+          <w:b w:val="0"/>
+          <w:i w:val="0"/>
+          <w:color w:val="000000"/>
+          <w:sz w:val="24"/>
+        </w:rPr>
+        <w:hyperlink r:id="rId9" w:history="1">
+          <w:r>
+            <w:rPr>
+              <w:rStyle w:val="Hyperlink"/>
+            </w:rPr>
+            <w:t>en</w:t>
+          </w:r>
+        </w:hyperlink>
+      </w:r>
+      <w:r>
+        <w:rPr>
+          <w:u w:val="single" w:color="0000ff"/>
+          <w:rFonts w:ascii="Charis SIL Regular" w:hAnsi="Charis SIL Regular" w:eastAsia="Charis SIL Regular"/>
+          <w:b w:val="0"/>
+          <w:i w:val="0"/>
+          <w:color w:val="000000"/>
+          <w:sz w:val="24"/>
+        </w:rPr>
+        <w:hyperlink r:id="rId9" w:history="1">
+          <w:r>
+            <w:rPr>
+              <w:rStyle w:val="Hyperlink"/>
+            </w:rPr>
+            <w:t>. Be</w:t>
+          </w:r>
+        </w:hyperlink>
+      </w:r>
+      <w:r>
+        <w:rPr>
+          <w:u w:val="single" w:color="0000ff"/>
+          <w:rFonts w:ascii="Charis SIL Regular" w:hAnsi="Charis SIL Regular" w:eastAsia="Charis SIL Regular"/>
+          <w:b w:val="0"/>
+          <w:i w:val="0"/>
+          <w:color w:val="000000"/>
+          <w:sz w:val="24"/>
+        </w:rPr>
+        <w:hyperlink r:id="rId9" w:history="1">
+          <w:r>
+            <w:rPr>
+              <w:rStyle w:val="Hyperlink"/>
+            </w:rPr>
+            <w:t>fore l</w:t>
+          </w:r>
+        </w:hyperlink>
       </w:r>
       <w:r>
         <w:rPr>
@@ -650,7 +740,7 @@
           <w:sz w:val="24"/>
           <w:u w:val="single"/>
         </w:rPr>
-        <w:hyperlink r:id="rId10" w:history="1">
+        <w:hyperlink r:id="rId12" w:history="1">
           <w:r>
             <w:rPr>
               <w:rStyle w:val="Hyperlink"/>
@@ -679,7 +769,7 @@
           <w:sz w:val="24"/>
           <w:u w:val="single"/>
         </w:rPr>
-        <w:hyperlink r:id="rId10" w:history="1">
+        <w:hyperlink r:id="rId12" w:history="1">
           <w:r>
             <w:rPr>
               <w:rStyle w:val="Hyperlink"/>

--- a/EXPORTS/DOCX/published/niveau3/English/WMBergEnDal.docx
+++ b/EXPORTS/DOCX/published/niveau3/English/WMBergEnDal.docx
@@ -740,7 +740,7 @@
           <w:sz w:val="24"/>
           <w:u w:val="single"/>
         </w:rPr>
-        <w:hyperlink r:id="rId10" w:history="1">
+        <w:hyperlink r:id="rId12" w:history="1">
           <w:r>
             <w:rPr>
               <w:rStyle w:val="Hyperlink"/>
@@ -854,13 +854,49 @@
       </w:r>
       <w:r>
         <w:rPr>
+          <w:u w:val="single" w:color="0000ff"/>
           <w:rFonts w:ascii="Charis SIL Regular" w:hAnsi="Charis SIL Regular" w:eastAsia="Charis SIL Regular"/>
           <w:b w:val="0"/>
           <w:i w:val="0"/>
           <w:color w:val="000000"/>
           <w:sz w:val="24"/>
         </w:rPr>
-        <w:t xml:space="preserve">the National Museum of World Cultures. As of 2023 the </w:t>
+        <w:hyperlink r:id="rId11" w:history="1">
+          <w:r>
+            <w:rPr>
+              <w:rStyle w:val="Hyperlink"/>
+            </w:rPr>
+            <w:t>the National M</w:t>
+          </w:r>
+        </w:hyperlink>
+      </w:r>
+      <w:r>
+        <w:rPr>
+          <w:rFonts w:ascii="Charis SIL Regular" w:hAnsi="Charis SIL Regular" w:eastAsia="Charis SIL Regular"/>
+          <w:b w:val="0"/>
+          <w:i w:val="0"/>
+          <w:color w:val="000000"/>
+          <w:sz w:val="24"/>
+        </w:rPr>
+        <w:t>useum of World Cultures. As of 2023 t</w:t>
+      </w:r>
+      <w:r>
+        <w:rPr>
+          <w:u w:val="single" w:color="0000ff"/>
+          <w:rFonts w:ascii="Charis SIL Regular" w:hAnsi="Charis SIL Regular" w:eastAsia="Charis SIL Regular"/>
+          <w:b w:val="0"/>
+          <w:i w:val="0"/>
+          <w:color w:val="000000"/>
+          <w:sz w:val="24"/>
+        </w:rPr>
+        <w:hyperlink r:id="rId12" w:history="1">
+          <w:r>
+            <w:rPr>
+              <w:rStyle w:val="Hyperlink"/>
+            </w:rPr>
+            <w:t xml:space="preserve">he </w:t>
+          </w:r>
+        </w:hyperlink>
       </w:r>
       <w:r>
         <w:rPr>

--- a/EXPORTS/DOCX/published/niveau3/English/WMBergEnDal.docx
+++ b/EXPORTS/DOCX/published/niveau3/English/WMBergEnDal.docx
@@ -313,86 +313,7 @@
           <w:color w:val="000000"/>
           <w:sz w:val="24"/>
         </w:rPr>
-        <w:hyperlink r:id="rId9" w:history="1">
-          <w:r>
-            <w:rPr>
-              <w:rStyle w:val="Hyperlink"/>
-            </w:rPr>
-            <w:t>k near Nijme</w:t>
-          </w:r>
-        </w:hyperlink>
-      </w:r>
-      <w:r>
-        <w:rPr>
-          <w:u w:val="single" w:color="0000ff"/>
-          <w:rFonts w:ascii="Charis SIL Regular" w:hAnsi="Charis SIL Regular" w:eastAsia="Charis SIL Regular"/>
-          <w:b w:val="0"/>
-          <w:i w:val="0"/>
-          <w:color w:val="000000"/>
-          <w:sz w:val="24"/>
-        </w:rPr>
-        <w:hyperlink r:id="rId9" w:history="1">
-          <w:r>
-            <w:rPr>
-              <w:rStyle w:val="Hyperlink"/>
-            </w:rPr>
-            <w:t>g</w:t>
-          </w:r>
-        </w:hyperlink>
-      </w:r>
-      <w:r>
-        <w:rPr>
-          <w:u w:val="single" w:color="0000ff"/>
-          <w:rFonts w:ascii="Charis SIL Regular" w:hAnsi="Charis SIL Regular" w:eastAsia="Charis SIL Regular"/>
-          <w:b w:val="0"/>
-          <w:i w:val="0"/>
-          <w:color w:val="000000"/>
-          <w:sz w:val="24"/>
-        </w:rPr>
-        <w:hyperlink r:id="rId9" w:history="1">
-          <w:r>
-            <w:rPr>
-              <w:rStyle w:val="Hyperlink"/>
-            </w:rPr>
-            <w:t>en</w:t>
-          </w:r>
-        </w:hyperlink>
-      </w:r>
-      <w:r>
-        <w:rPr>
-          <w:u w:val="single" w:color="0000ff"/>
-          <w:rFonts w:ascii="Charis SIL Regular" w:hAnsi="Charis SIL Regular" w:eastAsia="Charis SIL Regular"/>
-          <w:b w:val="0"/>
-          <w:i w:val="0"/>
-          <w:color w:val="000000"/>
-          <w:sz w:val="24"/>
-        </w:rPr>
-        <w:hyperlink r:id="rId9" w:history="1">
-          <w:r>
-            <w:rPr>
-              <w:rStyle w:val="Hyperlink"/>
-            </w:rPr>
-            <w:t>. Be</w:t>
-          </w:r>
-        </w:hyperlink>
-      </w:r>
-      <w:r>
-        <w:rPr>
-          <w:u w:val="single" w:color="0000ff"/>
-          <w:rFonts w:ascii="Charis SIL Regular" w:hAnsi="Charis SIL Regular" w:eastAsia="Charis SIL Regular"/>
-          <w:b w:val="0"/>
-          <w:i w:val="0"/>
-          <w:color w:val="000000"/>
-          <w:sz w:val="24"/>
-        </w:rPr>
-        <w:hyperlink r:id="rId9" w:history="1">
-          <w:r>
-            <w:rPr>
-              <w:rStyle w:val="Hyperlink"/>
-            </w:rPr>
-            <w:t>fore l</w:t>
-          </w:r>
-        </w:hyperlink>
+        <w:t>k near Nijmegen. Before l</w:t>
       </w:r>
       <w:r>
         <w:rPr>
@@ -740,7 +661,7 @@
           <w:sz w:val="24"/>
           <w:u w:val="single"/>
         </w:rPr>
-        <w:hyperlink r:id="rId12" w:history="1">
+        <w:hyperlink r:id="rId10" w:history="1">
           <w:r>
             <w:rPr>
               <w:rStyle w:val="Hyperlink"/>
@@ -769,7 +690,7 @@
           <w:sz w:val="24"/>
           <w:u w:val="single"/>
         </w:rPr>
-        <w:hyperlink r:id="rId12" w:history="1">
+        <w:hyperlink r:id="rId10" w:history="1">
           <w:r>
             <w:rPr>
               <w:rStyle w:val="Hyperlink"/>

--- a/EXPORTS/DOCX/published/niveau3/English/WMBergEnDal.docx
+++ b/EXPORTS/DOCX/published/niveau3/English/WMBergEnDal.docx
@@ -313,7 +313,86 @@
           <w:color w:val="000000"/>
           <w:sz w:val="24"/>
         </w:rPr>
-        <w:t>k near Nijmegen. Before l</w:t>
+        <w:hyperlink r:id="rId9" w:history="1">
+          <w:r>
+            <w:rPr>
+              <w:rStyle w:val="Hyperlink"/>
+            </w:rPr>
+            <w:t>k near Nijme</w:t>
+          </w:r>
+        </w:hyperlink>
+      </w:r>
+      <w:r>
+        <w:rPr>
+          <w:u w:val="single" w:color="0000ff"/>
+          <w:rFonts w:ascii="Charis SIL Regular" w:hAnsi="Charis SIL Regular" w:eastAsia="Charis SIL Regular"/>
+          <w:b w:val="0"/>
+          <w:i w:val="0"/>
+          <w:color w:val="000000"/>
+          <w:sz w:val="24"/>
+        </w:rPr>
+        <w:hyperlink r:id="rId9" w:history="1">
+          <w:r>
+            <w:rPr>
+              <w:rStyle w:val="Hyperlink"/>
+            </w:rPr>
+            <w:t>g</w:t>
+          </w:r>
+        </w:hyperlink>
+      </w:r>
+      <w:r>
+        <w:rPr>
+          <w:u w:val="single" w:color="0000ff"/>
+          <w:rFonts w:ascii="Charis SIL Regular" w:hAnsi="Charis SIL Regular" w:eastAsia="Charis SIL Regular"/>
+          <w:b w:val="0"/>
+          <w:i w:val="0"/>
+          <w:color w:val="000000"/>
+          <w:sz w:val="24"/>
+        </w:rPr>
+        <w:hyperlink r:id="rId9" w:history="1">
+          <w:r>
+            <w:rPr>
+              <w:rStyle w:val="Hyperlink"/>
+            </w:rPr>
+            <w:t>en</w:t>
+          </w:r>
+        </w:hyperlink>
+      </w:r>
+      <w:r>
+        <w:rPr>
+          <w:u w:val="single" w:color="0000ff"/>
+          <w:rFonts w:ascii="Charis SIL Regular" w:hAnsi="Charis SIL Regular" w:eastAsia="Charis SIL Regular"/>
+          <w:b w:val="0"/>
+          <w:i w:val="0"/>
+          <w:color w:val="000000"/>
+          <w:sz w:val="24"/>
+        </w:rPr>
+        <w:hyperlink r:id="rId9" w:history="1">
+          <w:r>
+            <w:rPr>
+              <w:rStyle w:val="Hyperlink"/>
+            </w:rPr>
+            <w:t>. Be</w:t>
+          </w:r>
+        </w:hyperlink>
+      </w:r>
+      <w:r>
+        <w:rPr>
+          <w:u w:val="single" w:color="0000ff"/>
+          <w:rFonts w:ascii="Charis SIL Regular" w:hAnsi="Charis SIL Regular" w:eastAsia="Charis SIL Regular"/>
+          <w:b w:val="0"/>
+          <w:i w:val="0"/>
+          <w:color w:val="000000"/>
+          <w:sz w:val="24"/>
+        </w:rPr>
+        <w:hyperlink r:id="rId9" w:history="1">
+          <w:r>
+            <w:rPr>
+              <w:rStyle w:val="Hyperlink"/>
+            </w:rPr>
+            <w:t>fore l</w:t>
+          </w:r>
+        </w:hyperlink>
       </w:r>
       <w:r>
         <w:rPr>
@@ -650,7 +729,53 @@
           <w:color w:val="000000"/>
           <w:sz w:val="24"/>
         </w:rPr>
-        <w:t xml:space="preserve"> in Amsterdam and subsequently also </w:t>
+        <w:t xml:space="preserve"> in Amsterdam and subsequ</w:t>
+      </w:r>
+      <w:r>
+        <w:rPr>
+          <w:u w:val="single" w:color="0000ff"/>
+          <w:rFonts w:ascii="Charis SIL Regular" w:hAnsi="Charis SIL Regular" w:eastAsia="Charis SIL Regular"/>
+          <w:b w:val="0"/>
+          <w:i w:val="0"/>
+          <w:color w:val="000000"/>
+          <w:sz w:val="24"/>
+        </w:rPr>
+        <w:hyperlink r:id="rId10" w:history="1">
+          <w:r>
+            <w:rPr>
+              <w:rStyle w:val="Hyperlink"/>
+            </w:rPr>
+            <w:t>ently als</w:t>
+          </w:r>
+        </w:hyperlink>
+      </w:r>
+      <w:r>
+        <w:rPr>
+          <w:u w:val="single" w:color="0000ff"/>
+          <w:rFonts w:ascii="Charis SIL Regular" w:hAnsi="Charis SIL Regular" w:eastAsia="Charis SIL Regular"/>
+          <w:b w:val="0"/>
+          <w:i w:val="0"/>
+          <w:color w:val="000000"/>
+          <w:sz w:val="24"/>
+        </w:rPr>
+        <w:hyperlink r:id="rId10" w:history="1">
+          <w:r>
+            <w:rPr>
+              <w:rStyle w:val="Hyperlink"/>
+            </w:rPr>
+            <w:t>o</w:t>
+          </w:r>
+        </w:hyperlink>
+      </w:r>
+      <w:r>
+        <w:rPr>
+          <w:rFonts w:ascii="Charis SIL Regular" w:hAnsi="Charis SIL Regular" w:eastAsia="Charis SIL Regular"/>
+          <w:b w:val="0"/>
+          <w:i w:val="0"/>
+          <w:color w:val="000000"/>
+          <w:sz w:val="24"/>
+        </w:rPr>
+        <w:t xml:space="preserve"> </w:t>
       </w:r>
       <w:r>
         <w:rPr>

--- a/EXPORTS/DOCX/published/niveau3/English/WMBergEnDal.docx
+++ b/EXPORTS/DOCX/published/niveau3/English/WMBergEnDal.docx
@@ -751,31 +751,13 @@
       </w:r>
       <w:r>
         <w:rPr>
-          <w:u w:val="single" w:color="0000ff"/>
           <w:rFonts w:ascii="Charis SIL Regular" w:hAnsi="Charis SIL Regular" w:eastAsia="Charis SIL Regular"/>
           <w:b w:val="0"/>
           <w:i w:val="0"/>
           <w:color w:val="000000"/>
           <w:sz w:val="24"/>
         </w:rPr>
-        <w:hyperlink r:id="rId10" w:history="1">
-          <w:r>
-            <w:rPr>
-              <w:rStyle w:val="Hyperlink"/>
-            </w:rPr>
-            <w:t>o</w:t>
-          </w:r>
-        </w:hyperlink>
-      </w:r>
-      <w:r>
-        <w:rPr>
-          <w:rFonts w:ascii="Charis SIL Regular" w:hAnsi="Charis SIL Regular" w:eastAsia="Charis SIL Regular"/>
-          <w:b w:val="0"/>
-          <w:i w:val="0"/>
-          <w:color w:val="000000"/>
-          <w:sz w:val="24"/>
-        </w:rPr>
-        <w:t xml:space="preserve"> </w:t>
+        <w:t xml:space="preserve">o </w:t>
       </w:r>
       <w:r>
         <w:rPr>
@@ -786,7 +768,7 @@
           <w:sz w:val="24"/>
           <w:u w:val="single"/>
         </w:rPr>
-        <w:hyperlink r:id="rId10" w:history="1">
+        <w:hyperlink r:id="rId12" w:history="1">
           <w:r>
             <w:rPr>
               <w:rStyle w:val="Hyperlink"/>
@@ -815,7 +797,7 @@
           <w:sz w:val="24"/>
           <w:u w:val="single"/>
         </w:rPr>
-        <w:hyperlink r:id="rId10" w:history="1">
+        <w:hyperlink r:id="rId12" w:history="1">
           <w:r>
             <w:rPr>
               <w:rStyle w:val="Hyperlink"/>

--- a/EXPORTS/DOCX/published/niveau3/English/WMBergEnDal.docx
+++ b/EXPORTS/DOCX/published/niveau3/English/WMBergEnDal.docx
@@ -302,97 +302,7 @@
           <w:color w:val="000000"/>
           <w:sz w:val="24"/>
         </w:rPr>
-        <w:t>Ooster Meerwij</w:t>
-      </w:r>
-      <w:r>
-        <w:rPr>
-          <w:u w:val="single" w:color="0000ff"/>
-          <w:rFonts w:ascii="Charis SIL Regular" w:hAnsi="Charis SIL Regular" w:eastAsia="Charis SIL Regular"/>
-          <w:b w:val="0"/>
-          <w:i w:val="0"/>
-          <w:color w:val="000000"/>
-          <w:sz w:val="24"/>
-        </w:rPr>
-        <w:hyperlink r:id="rId9" w:history="1">
-          <w:r>
-            <w:rPr>
-              <w:rStyle w:val="Hyperlink"/>
-            </w:rPr>
-            <w:t>k near Nijme</w:t>
-          </w:r>
-        </w:hyperlink>
-      </w:r>
-      <w:r>
-        <w:rPr>
-          <w:u w:val="single" w:color="0000ff"/>
-          <w:rFonts w:ascii="Charis SIL Regular" w:hAnsi="Charis SIL Regular" w:eastAsia="Charis SIL Regular"/>
-          <w:b w:val="0"/>
-          <w:i w:val="0"/>
-          <w:color w:val="000000"/>
-          <w:sz w:val="24"/>
-        </w:rPr>
-        <w:hyperlink r:id="rId9" w:history="1">
-          <w:r>
-            <w:rPr>
-              <w:rStyle w:val="Hyperlink"/>
-            </w:rPr>
-            <w:t>g</w:t>
-          </w:r>
-        </w:hyperlink>
-      </w:r>
-      <w:r>
-        <w:rPr>
-          <w:u w:val="single" w:color="0000ff"/>
-          <w:rFonts w:ascii="Charis SIL Regular" w:hAnsi="Charis SIL Regular" w:eastAsia="Charis SIL Regular"/>
-          <w:b w:val="0"/>
-          <w:i w:val="0"/>
-          <w:color w:val="000000"/>
-          <w:sz w:val="24"/>
-        </w:rPr>
-        <w:hyperlink r:id="rId9" w:history="1">
-          <w:r>
-            <w:rPr>
-              <w:rStyle w:val="Hyperlink"/>
-            </w:rPr>
-            <w:t>en</w:t>
-          </w:r>
-        </w:hyperlink>
-      </w:r>
-      <w:r>
-        <w:rPr>
-          <w:u w:val="single" w:color="0000ff"/>
-          <w:rFonts w:ascii="Charis SIL Regular" w:hAnsi="Charis SIL Regular" w:eastAsia="Charis SIL Regular"/>
-          <w:b w:val="0"/>
-          <w:i w:val="0"/>
-          <w:color w:val="000000"/>
-          <w:sz w:val="24"/>
-        </w:rPr>
-        <w:hyperlink r:id="rId9" w:history="1">
-          <w:r>
-            <w:rPr>
-              <w:rStyle w:val="Hyperlink"/>
-            </w:rPr>
-            <w:t>. Be</w:t>
-          </w:r>
-        </w:hyperlink>
-      </w:r>
-      <w:r>
-        <w:rPr>
-          <w:u w:val="single" w:color="0000ff"/>
-          <w:rFonts w:ascii="Charis SIL Regular" w:hAnsi="Charis SIL Regular" w:eastAsia="Charis SIL Regular"/>
-          <w:b w:val="0"/>
-          <w:i w:val="0"/>
-          <w:color w:val="000000"/>
-          <w:sz w:val="24"/>
-        </w:rPr>
-        <w:hyperlink r:id="rId9" w:history="1">
-          <w:r>
-            <w:rPr>
-              <w:rStyle w:val="Hyperlink"/>
-            </w:rPr>
-            <w:t>fore l</w:t>
-          </w:r>
-        </w:hyperlink>
+        <w:t>Ooster Meerwijk near Nijmegen. Before l</w:t>
       </w:r>
       <w:r>
         <w:rPr>
@@ -729,7 +639,54 @@
           <w:color w:val="000000"/>
           <w:sz w:val="24"/>
         </w:rPr>
-        <w:t xml:space="preserve"> in Amsterdam and subsequently also </w:t>
+        <w:t xml:space="preserve"> in Amsterdam and subsequ</w:t>
+      </w:r>
+      <w:r>
+        <w:rPr>
+          <w:u w:val="single" w:color="0000ff"/>
+          <w:rFonts w:ascii="Charis SIL Regular" w:hAnsi="Charis SIL Regular" w:eastAsia="Charis SIL Regular"/>
+          <w:b w:val="0"/>
+          <w:i w:val="0"/>
+          <w:color w:val="000000"/>
+          <w:sz w:val="24"/>
+        </w:rPr>
+        <w:hyperlink r:id="rId10" w:history="1">
+          <w:r>
+            <w:rPr>
+              <w:rStyle w:val="Hyperlink"/>
+            </w:rPr>
+            <w:t>ently als</w:t>
+          </w:r>
+        </w:hyperlink>
+      </w:r>
+      <w:r>
+        <w:rPr>
+          <w:u w:val="single" w:color="0000ff"/>
+          <w:rFonts w:ascii="Charis SIL Regular" w:hAnsi="Charis SIL Regular" w:eastAsia="Charis SIL Regular"/>
+          <w:b w:val="0"/>
+          <w:i w:val="0"/>
+          <w:color w:val="000000"/>
+          <w:sz w:val="24"/>
+        </w:rPr>
+        <w:hyperlink r:id="rId10" w:history="1">
+          <w:r>
+            <w:rPr>
+              <w:rStyle w:val="Hyperlink"/>
+            </w:rPr>
+            <w:t>o</w:t>
+          </w:r>
+        </w:hyperlink>
+      </w:r>
+      <w:r>
+        <w:rPr>
+          <w:u w:val="single" w:color="0000ff"/>
+          <w:rFonts w:ascii="Charis SIL Regular" w:hAnsi="Charis SIL Regular" w:eastAsia="Charis SIL Regular"/>
+          <w:b w:val="0"/>
+          <w:i w:val="0"/>
+          <w:color w:val="000000"/>
+          <w:sz w:val="24"/>
+        </w:rPr>
+        <w:t xml:space="preserve"> </w:t>
       </w:r>
       <w:r>
         <w:rPr>
@@ -740,7 +697,7 @@
           <w:sz w:val="24"/>
           <w:u w:val="single"/>
         </w:rPr>
-        <w:hyperlink r:id="rId12" w:history="1">
+        <w:hyperlink r:id="rId10" w:history="1">
           <w:r>
             <w:rPr>
               <w:rStyle w:val="Hyperlink"/>
@@ -769,7 +726,7 @@
           <w:sz w:val="24"/>
           <w:u w:val="single"/>
         </w:rPr>
-        <w:hyperlink r:id="rId12" w:history="1">
+        <w:hyperlink r:id="rId10" w:history="1">
           <w:r>
             <w:rPr>
               <w:rStyle w:val="Hyperlink"/>

--- a/EXPORTS/DOCX/published/niveau3/English/WMBergEnDal.docx
+++ b/EXPORTS/DOCX/published/niveau3/English/WMBergEnDal.docx
@@ -302,79 +302,7 @@
           <w:color w:val="000000"/>
           <w:sz w:val="24"/>
         </w:rPr>
-        <w:t>Ooster Meerwij</w:t>
-      </w:r>
-      <w:r>
-        <w:rPr>
-          <w:u w:val="single" w:color="0000ff"/>
-          <w:rFonts w:ascii="Charis SIL Regular" w:hAnsi="Charis SIL Regular" w:eastAsia="Charis SIL Regular"/>
-          <w:b w:val="0"/>
-          <w:i w:val="0"/>
-          <w:color w:val="000000"/>
-          <w:sz w:val="24"/>
-        </w:rPr>
-        <w:hyperlink r:id="rId9" w:history="1">
-          <w:r>
-            <w:rPr>
-              <w:rStyle w:val="Hyperlink"/>
-            </w:rPr>
-            <w:t>k near Nijme</w:t>
-          </w:r>
-        </w:hyperlink>
-      </w:r>
-      <w:r>
-        <w:rPr>
-          <w:u w:val="single" w:color="0000ff"/>
-          <w:rFonts w:ascii="Charis SIL Regular" w:hAnsi="Charis SIL Regular" w:eastAsia="Charis SIL Regular"/>
-          <w:b w:val="0"/>
-          <w:i w:val="0"/>
-          <w:color w:val="000000"/>
-          <w:sz w:val="24"/>
-        </w:rPr>
-        <w:hyperlink r:id="rId9" w:history="1">
-          <w:r>
-            <w:rPr>
-              <w:rStyle w:val="Hyperlink"/>
-            </w:rPr>
-            <w:t>g</w:t>
-          </w:r>
-        </w:hyperlink>
-      </w:r>
-      <w:r>
-        <w:rPr>
-          <w:u w:val="single" w:color="0000ff"/>
-          <w:rFonts w:ascii="Charis SIL Regular" w:hAnsi="Charis SIL Regular" w:eastAsia="Charis SIL Regular"/>
-          <w:b w:val="0"/>
-          <w:i w:val="0"/>
-          <w:color w:val="000000"/>
-          <w:sz w:val="24"/>
-        </w:rPr>
-        <w:hyperlink r:id="rId9" w:history="1">
-          <w:r>
-            <w:rPr>
-              <w:rStyle w:val="Hyperlink"/>
-            </w:rPr>
-            <w:t>en</w:t>
-          </w:r>
-        </w:hyperlink>
-      </w:r>
-      <w:r>
-        <w:rPr>
-          <w:u w:val="single" w:color="0000ff"/>
-          <w:rFonts w:ascii="Charis SIL Regular" w:hAnsi="Charis SIL Regular" w:eastAsia="Charis SIL Regular"/>
-          <w:b w:val="0"/>
-          <w:i w:val="0"/>
-          <w:color w:val="000000"/>
-          <w:sz w:val="24"/>
-        </w:rPr>
-        <w:hyperlink r:id="rId9" w:history="1">
-          <w:r>
-            <w:rPr>
-              <w:rStyle w:val="Hyperlink"/>
-            </w:rPr>
-            <w:t>. Be</w:t>
-          </w:r>
-        </w:hyperlink>
+        <w:t>Ooster Meerwijk near Nijmegen. Be</w:t>
       </w:r>
       <w:r>
         <w:rPr>

--- a/EXPORTS/DOCX/published/niveau3/English/WMBergEnDal.docx
+++ b/EXPORTS/DOCX/published/niveau3/English/WMBergEnDal.docx
@@ -2155,7 +2155,7 @@
         <w:autoSpaceDN w:val="0"/>
         <w:autoSpaceDE w:val="0"/>
         <w:widowControl/>
-        <w:spacing w:line="466" w:lineRule="exact" w:before="302" w:after="0"/>
+        <w:spacing w:line="466" w:lineRule="exact" w:before="282" w:after="0"/>
         <w:ind w:left="0" w:right="3744" w:firstLine="0"/>
         <w:jc w:val="left"/>
       </w:pPr>

--- a/EXPORTS/DOCX/published/niveau3/English/WMBergEnDal.docx
+++ b/EXPORTS/DOCX/published/niveau3/English/WMBergEnDal.docx
@@ -729,7 +729,53 @@
           <w:color w:val="000000"/>
           <w:sz w:val="24"/>
         </w:rPr>
-        <w:t xml:space="preserve"> in Amsterdam and subsequently also </w:t>
+        <w:t xml:space="preserve"> in Amsterdam and subsequ</w:t>
+      </w:r>
+      <w:r>
+        <w:rPr>
+          <w:u w:val="single" w:color="0000ff"/>
+          <w:rFonts w:ascii="Charis SIL Regular" w:hAnsi="Charis SIL Regular" w:eastAsia="Charis SIL Regular"/>
+          <w:b w:val="0"/>
+          <w:i w:val="0"/>
+          <w:color w:val="000000"/>
+          <w:sz w:val="24"/>
+        </w:rPr>
+        <w:hyperlink r:id="rId10" w:history="1">
+          <w:r>
+            <w:rPr>
+              <w:rStyle w:val="Hyperlink"/>
+            </w:rPr>
+            <w:t>ently als</w:t>
+          </w:r>
+        </w:hyperlink>
+      </w:r>
+      <w:r>
+        <w:rPr>
+          <w:u w:val="single" w:color="0000ff"/>
+          <w:rFonts w:ascii="Charis SIL Regular" w:hAnsi="Charis SIL Regular" w:eastAsia="Charis SIL Regular"/>
+          <w:b w:val="0"/>
+          <w:i w:val="0"/>
+          <w:color w:val="000000"/>
+          <w:sz w:val="24"/>
+        </w:rPr>
+        <w:hyperlink r:id="rId10" w:history="1">
+          <w:r>
+            <w:rPr>
+              <w:rStyle w:val="Hyperlink"/>
+            </w:rPr>
+            <w:t>o</w:t>
+          </w:r>
+        </w:hyperlink>
+      </w:r>
+      <w:r>
+        <w:rPr>
+          <w:rFonts w:ascii="Charis SIL Regular" w:hAnsi="Charis SIL Regular" w:eastAsia="Charis SIL Regular"/>
+          <w:b w:val="0"/>
+          <w:i w:val="0"/>
+          <w:color w:val="000000"/>
+          <w:sz w:val="24"/>
+        </w:rPr>
+        <w:t xml:space="preserve"> </w:t>
       </w:r>
       <w:r>
         <w:rPr>

--- a/EXPORTS/DOCX/published/niveau3/English/WMBergEnDal.docx
+++ b/EXPORTS/DOCX/published/niveau3/English/WMBergEnDal.docx
@@ -854,31 +854,13 @@
       </w:r>
       <w:r>
         <w:rPr>
-          <w:u w:val="single" w:color="0000ff"/>
           <w:rFonts w:ascii="Charis SIL Regular" w:hAnsi="Charis SIL Regular" w:eastAsia="Charis SIL Regular"/>
           <w:b w:val="0"/>
           <w:i w:val="0"/>
           <w:color w:val="000000"/>
           <w:sz w:val="24"/>
         </w:rPr>
-        <w:hyperlink r:id="rId11" w:history="1">
-          <w:r>
-            <w:rPr>
-              <w:rStyle w:val="Hyperlink"/>
-            </w:rPr>
-            <w:t>the National M</w:t>
-          </w:r>
-        </w:hyperlink>
-      </w:r>
-      <w:r>
-        <w:rPr>
-          <w:rFonts w:ascii="Charis SIL Regular" w:hAnsi="Charis SIL Regular" w:eastAsia="Charis SIL Regular"/>
-          <w:b w:val="0"/>
-          <w:i w:val="0"/>
-          <w:color w:val="000000"/>
-          <w:sz w:val="24"/>
-        </w:rPr>
-        <w:t>useum of World Cultures. As of 2023 t</w:t>
+        <w:t>the National Museum of World Cultures. As of 2023 t</w:t>
       </w:r>
       <w:r>
         <w:rPr>

--- a/EXPORTS/DOCX/published/niveau3/English/WMBergEnDal.docx
+++ b/EXPORTS/DOCX/published/niveau3/English/WMBergEnDal.docx
@@ -729,7 +729,54 @@
           <w:color w:val="000000"/>
           <w:sz w:val="24"/>
         </w:rPr>
-        <w:t xml:space="preserve"> in Amsterdam and subsequently also </w:t>
+        <w:t xml:space="preserve"> in Amsterdam and subsequ</w:t>
+      </w:r>
+      <w:r>
+        <w:rPr>
+          <w:u w:val="single" w:color="0000ff"/>
+          <w:rFonts w:ascii="Charis SIL Regular" w:hAnsi="Charis SIL Regular" w:eastAsia="Charis SIL Regular"/>
+          <w:b w:val="0"/>
+          <w:i w:val="0"/>
+          <w:color w:val="000000"/>
+          <w:sz w:val="24"/>
+        </w:rPr>
+        <w:hyperlink r:id="rId10" w:history="1">
+          <w:r>
+            <w:rPr>
+              <w:rStyle w:val="Hyperlink"/>
+            </w:rPr>
+            <w:t>ently als</w:t>
+          </w:r>
+        </w:hyperlink>
+      </w:r>
+      <w:r>
+        <w:rPr>
+          <w:u w:val="single" w:color="0000ff"/>
+          <w:rFonts w:ascii="Charis SIL Regular" w:hAnsi="Charis SIL Regular" w:eastAsia="Charis SIL Regular"/>
+          <w:b w:val="0"/>
+          <w:i w:val="0"/>
+          <w:color w:val="000000"/>
+          <w:sz w:val="24"/>
+        </w:rPr>
+        <w:hyperlink r:id="rId10" w:history="1">
+          <w:r>
+            <w:rPr>
+              <w:rStyle w:val="Hyperlink"/>
+            </w:rPr>
+            <w:t>o</w:t>
+          </w:r>
+        </w:hyperlink>
+      </w:r>
+      <w:r>
+        <w:rPr>
+          <w:u w:val="single" w:color="0000ff"/>
+          <w:rFonts w:ascii="Charis SIL Regular" w:hAnsi="Charis SIL Regular" w:eastAsia="Charis SIL Regular"/>
+          <w:b w:val="0"/>
+          <w:i w:val="0"/>
+          <w:color w:val="000000"/>
+          <w:sz w:val="24"/>
+        </w:rPr>
+        <w:t xml:space="preserve"> </w:t>
       </w:r>
       <w:r>
         <w:rPr>
@@ -740,7 +787,7 @@
           <w:sz w:val="24"/>
           <w:u w:val="single"/>
         </w:rPr>
-        <w:hyperlink r:id="rId12" w:history="1">
+        <w:hyperlink r:id="rId10" w:history="1">
           <w:r>
             <w:rPr>
               <w:rStyle w:val="Hyperlink"/>
@@ -769,7 +816,7 @@
           <w:sz w:val="24"/>
           <w:u w:val="single"/>
         </w:rPr>
-        <w:hyperlink r:id="rId12" w:history="1">
+        <w:hyperlink r:id="rId10" w:history="1">
           <w:r>
             <w:rPr>
               <w:rStyle w:val="Hyperlink"/>
@@ -854,13 +901,31 @@
       </w:r>
       <w:r>
         <w:rPr>
+          <w:u w:val="single" w:color="0000ff"/>
           <w:rFonts w:ascii="Charis SIL Regular" w:hAnsi="Charis SIL Regular" w:eastAsia="Charis SIL Regular"/>
           <w:b w:val="0"/>
           <w:i w:val="0"/>
           <w:color w:val="000000"/>
           <w:sz w:val="24"/>
         </w:rPr>
-        <w:t>the National Museum of World Cultures. As of 2023 t</w:t>
+        <w:hyperlink r:id="rId11" w:history="1">
+          <w:r>
+            <w:rPr>
+              <w:rStyle w:val="Hyperlink"/>
+            </w:rPr>
+            <w:t>the National M</w:t>
+          </w:r>
+        </w:hyperlink>
+      </w:r>
+      <w:r>
+        <w:rPr>
+          <w:rFonts w:ascii="Charis SIL Regular" w:hAnsi="Charis SIL Regular" w:eastAsia="Charis SIL Regular"/>
+          <w:b w:val="0"/>
+          <w:i w:val="0"/>
+          <w:color w:val="000000"/>
+          <w:sz w:val="24"/>
+        </w:rPr>
+        <w:t>useum of World Cultures. As of 2023 t</w:t>
       </w:r>
       <w:r>
         <w:rPr>

--- a/EXPORTS/DOCX/published/niveau3/English/WMBergEnDal.docx
+++ b/EXPORTS/DOCX/published/niveau3/English/WMBergEnDal.docx
@@ -349,14 +349,7 @@
           <w:color w:val="000000"/>
           <w:sz w:val="24"/>
         </w:rPr>
-        <w:hyperlink r:id="rId9" w:history="1">
-          <w:r>
-            <w:rPr>
-              <w:rStyle w:val="Hyperlink"/>
-            </w:rPr>
-            <w:t>en</w:t>
-          </w:r>
-        </w:hyperlink>
+        <w:t>en</w:t>
       </w:r>
       <w:r>
         <w:rPr>
@@ -729,54 +722,7 @@
           <w:color w:val="000000"/>
           <w:sz w:val="24"/>
         </w:rPr>
-        <w:t xml:space="preserve"> in Amsterdam and subsequ</w:t>
-      </w:r>
-      <w:r>
-        <w:rPr>
-          <w:u w:val="single" w:color="0000ff"/>
-          <w:rFonts w:ascii="Charis SIL Regular" w:hAnsi="Charis SIL Regular" w:eastAsia="Charis SIL Regular"/>
-          <w:b w:val="0"/>
-          <w:i w:val="0"/>
-          <w:color w:val="000000"/>
-          <w:sz w:val="24"/>
-        </w:rPr>
-        <w:hyperlink r:id="rId10" w:history="1">
-          <w:r>
-            <w:rPr>
-              <w:rStyle w:val="Hyperlink"/>
-            </w:rPr>
-            <w:t>ently als</w:t>
-          </w:r>
-        </w:hyperlink>
-      </w:r>
-      <w:r>
-        <w:rPr>
-          <w:u w:val="single" w:color="0000ff"/>
-          <w:rFonts w:ascii="Charis SIL Regular" w:hAnsi="Charis SIL Regular" w:eastAsia="Charis SIL Regular"/>
-          <w:b w:val="0"/>
-          <w:i w:val="0"/>
-          <w:color w:val="000000"/>
-          <w:sz w:val="24"/>
-        </w:rPr>
-        <w:hyperlink r:id="rId10" w:history="1">
-          <w:r>
-            <w:rPr>
-              <w:rStyle w:val="Hyperlink"/>
-            </w:rPr>
-            <w:t>o</w:t>
-          </w:r>
-        </w:hyperlink>
-      </w:r>
-      <w:r>
-        <w:rPr>
-          <w:u w:val="single" w:color="0000ff"/>
-          <w:rFonts w:ascii="Charis SIL Regular" w:hAnsi="Charis SIL Regular" w:eastAsia="Charis SIL Regular"/>
-          <w:b w:val="0"/>
-          <w:i w:val="0"/>
-          <w:color w:val="000000"/>
-          <w:sz w:val="24"/>
-        </w:rPr>
-        <w:t xml:space="preserve"> </w:t>
+        <w:t xml:space="preserve"> in Amsterdam and subsequently also </w:t>
       </w:r>
       <w:r>
         <w:rPr>
@@ -787,7 +733,7 @@
           <w:sz w:val="24"/>
           <w:u w:val="single"/>
         </w:rPr>
-        <w:hyperlink r:id="rId10" w:history="1">
+        <w:hyperlink r:id="rId12" w:history="1">
           <w:r>
             <w:rPr>
               <w:rStyle w:val="Hyperlink"/>
@@ -816,7 +762,7 @@
           <w:sz w:val="24"/>
           <w:u w:val="single"/>
         </w:rPr>
-        <w:hyperlink r:id="rId10" w:history="1">
+        <w:hyperlink r:id="rId12" w:history="1">
           <w:r>
             <w:rPr>
               <w:rStyle w:val="Hyperlink"/>

--- a/EXPORTS/DOCX/published/niveau3/English/WMBergEnDal.docx
+++ b/EXPORTS/DOCX/published/niveau3/English/WMBergEnDal.docx
@@ -349,7 +349,14 @@
           <w:color w:val="000000"/>
           <w:sz w:val="24"/>
         </w:rPr>
-        <w:t>en</w:t>
+        <w:hyperlink r:id="rId9" w:history="1">
+          <w:r>
+            <w:rPr>
+              <w:rStyle w:val="Hyperlink"/>
+            </w:rPr>
+            <w:t>en</w:t>
+          </w:r>
+        </w:hyperlink>
       </w:r>
       <w:r>
         <w:rPr>
@@ -722,7 +729,54 @@
           <w:color w:val="000000"/>
           <w:sz w:val="24"/>
         </w:rPr>
-        <w:t xml:space="preserve"> in Amsterdam and subsequently also </w:t>
+        <w:t xml:space="preserve"> in Amsterdam and subsequ</w:t>
+      </w:r>
+      <w:r>
+        <w:rPr>
+          <w:u w:val="single" w:color="0000ff"/>
+          <w:rFonts w:ascii="Charis SIL Regular" w:hAnsi="Charis SIL Regular" w:eastAsia="Charis SIL Regular"/>
+          <w:b w:val="0"/>
+          <w:i w:val="0"/>
+          <w:color w:val="000000"/>
+          <w:sz w:val="24"/>
+        </w:rPr>
+        <w:hyperlink r:id="rId10" w:history="1">
+          <w:r>
+            <w:rPr>
+              <w:rStyle w:val="Hyperlink"/>
+            </w:rPr>
+            <w:t>ently als</w:t>
+          </w:r>
+        </w:hyperlink>
+      </w:r>
+      <w:r>
+        <w:rPr>
+          <w:u w:val="single" w:color="0000ff"/>
+          <w:rFonts w:ascii="Charis SIL Regular" w:hAnsi="Charis SIL Regular" w:eastAsia="Charis SIL Regular"/>
+          <w:b w:val="0"/>
+          <w:i w:val="0"/>
+          <w:color w:val="000000"/>
+          <w:sz w:val="24"/>
+        </w:rPr>
+        <w:hyperlink r:id="rId10" w:history="1">
+          <w:r>
+            <w:rPr>
+              <w:rStyle w:val="Hyperlink"/>
+            </w:rPr>
+            <w:t>o</w:t>
+          </w:r>
+        </w:hyperlink>
+      </w:r>
+      <w:r>
+        <w:rPr>
+          <w:u w:val="single" w:color="0000ff"/>
+          <w:rFonts w:ascii="Charis SIL Regular" w:hAnsi="Charis SIL Regular" w:eastAsia="Charis SIL Regular"/>
+          <w:b w:val="0"/>
+          <w:i w:val="0"/>
+          <w:color w:val="000000"/>
+          <w:sz w:val="24"/>
+        </w:rPr>
+        <w:t xml:space="preserve"> </w:t>
       </w:r>
       <w:r>
         <w:rPr>
@@ -733,7 +787,7 @@
           <w:sz w:val="24"/>
           <w:u w:val="single"/>
         </w:rPr>
-        <w:hyperlink r:id="rId12" w:history="1">
+        <w:hyperlink r:id="rId10" w:history="1">
           <w:r>
             <w:rPr>
               <w:rStyle w:val="Hyperlink"/>
@@ -762,7 +816,7 @@
           <w:sz w:val="24"/>
           <w:u w:val="single"/>
         </w:rPr>
-        <w:hyperlink r:id="rId12" w:history="1">
+        <w:hyperlink r:id="rId10" w:history="1">
           <w:r>
             <w:rPr>
               <w:rStyle w:val="Hyperlink"/>

--- a/EXPORTS/DOCX/published/niveau3/English/WMBergEnDal.docx
+++ b/EXPORTS/DOCX/published/niveau3/English/WMBergEnDal.docx
@@ -302,61 +302,7 @@
           <w:color w:val="000000"/>
           <w:sz w:val="24"/>
         </w:rPr>
-        <w:t>Ooster Meerwij</w:t>
-      </w:r>
-      <w:r>
-        <w:rPr>
-          <w:u w:val="single" w:color="0000ff"/>
-          <w:rFonts w:ascii="Charis SIL Regular" w:hAnsi="Charis SIL Regular" w:eastAsia="Charis SIL Regular"/>
-          <w:b w:val="0"/>
-          <w:i w:val="0"/>
-          <w:color w:val="000000"/>
-          <w:sz w:val="24"/>
-        </w:rPr>
-        <w:hyperlink r:id="rId9" w:history="1">
-          <w:r>
-            <w:rPr>
-              <w:rStyle w:val="Hyperlink"/>
-            </w:rPr>
-            <w:t>k near Nijme</w:t>
-          </w:r>
-        </w:hyperlink>
-      </w:r>
-      <w:r>
-        <w:rPr>
-          <w:u w:val="single" w:color="0000ff"/>
-          <w:rFonts w:ascii="Charis SIL Regular" w:hAnsi="Charis SIL Regular" w:eastAsia="Charis SIL Regular"/>
-          <w:b w:val="0"/>
-          <w:i w:val="0"/>
-          <w:color w:val="000000"/>
-          <w:sz w:val="24"/>
-        </w:rPr>
-        <w:hyperlink r:id="rId9" w:history="1">
-          <w:r>
-            <w:rPr>
-              <w:rStyle w:val="Hyperlink"/>
-            </w:rPr>
-            <w:t>g</w:t>
-          </w:r>
-        </w:hyperlink>
-      </w:r>
-      <w:r>
-        <w:rPr>
-          <w:u w:val="single" w:color="0000ff"/>
-          <w:rFonts w:ascii="Charis SIL Regular" w:hAnsi="Charis SIL Regular" w:eastAsia="Charis SIL Regular"/>
-          <w:b w:val="0"/>
-          <w:i w:val="0"/>
-          <w:color w:val="000000"/>
-          <w:sz w:val="24"/>
-        </w:rPr>
-        <w:hyperlink r:id="rId9" w:history="1">
-          <w:r>
-            <w:rPr>
-              <w:rStyle w:val="Hyperlink"/>
-            </w:rPr>
-            <w:t>en</w:t>
-          </w:r>
-        </w:hyperlink>
+        <w:t>Ooster Meerwijk near Nijmegen</w:t>
       </w:r>
       <w:r>
         <w:rPr>
@@ -751,32 +697,13 @@
       </w:r>
       <w:r>
         <w:rPr>
-          <w:u w:val="single" w:color="0000ff"/>
           <w:rFonts w:ascii="Charis SIL Regular" w:hAnsi="Charis SIL Regular" w:eastAsia="Charis SIL Regular"/>
           <w:b w:val="0"/>
           <w:i w:val="0"/>
           <w:color w:val="000000"/>
           <w:sz w:val="24"/>
         </w:rPr>
-        <w:hyperlink r:id="rId10" w:history="1">
-          <w:r>
-            <w:rPr>
-              <w:rStyle w:val="Hyperlink"/>
-            </w:rPr>
-            <w:t>o</w:t>
-          </w:r>
-        </w:hyperlink>
-      </w:r>
-      <w:r>
-        <w:rPr>
-          <w:u w:val="single" w:color="0000ff"/>
-          <w:rFonts w:ascii="Charis SIL Regular" w:hAnsi="Charis SIL Regular" w:eastAsia="Charis SIL Regular"/>
-          <w:b w:val="0"/>
-          <w:i w:val="0"/>
-          <w:color w:val="000000"/>
-          <w:sz w:val="24"/>
-        </w:rPr>
-        <w:t xml:space="preserve"> </w:t>
+        <w:t xml:space="preserve">o </w:t>
       </w:r>
       <w:r>
         <w:rPr>
@@ -816,7 +743,7 @@
           <w:sz w:val="24"/>
           <w:u w:val="single"/>
         </w:rPr>
-        <w:hyperlink r:id="rId10" w:history="1">
+        <w:hyperlink r:id="rId12" w:history="1">
           <w:r>
             <w:rPr>
               <w:rStyle w:val="Hyperlink"/>
@@ -901,49 +828,13 @@
       </w:r>
       <w:r>
         <w:rPr>
-          <w:u w:val="single" w:color="0000ff"/>
           <w:rFonts w:ascii="Charis SIL Regular" w:hAnsi="Charis SIL Regular" w:eastAsia="Charis SIL Regular"/>
           <w:b w:val="0"/>
           <w:i w:val="0"/>
           <w:color w:val="000000"/>
           <w:sz w:val="24"/>
         </w:rPr>
-        <w:hyperlink r:id="rId11" w:history="1">
-          <w:r>
-            <w:rPr>
-              <w:rStyle w:val="Hyperlink"/>
-            </w:rPr>
-            <w:t>the National M</w:t>
-          </w:r>
-        </w:hyperlink>
-      </w:r>
-      <w:r>
-        <w:rPr>
-          <w:rFonts w:ascii="Charis SIL Regular" w:hAnsi="Charis SIL Regular" w:eastAsia="Charis SIL Regular"/>
-          <w:b w:val="0"/>
-          <w:i w:val="0"/>
-          <w:color w:val="000000"/>
-          <w:sz w:val="24"/>
-        </w:rPr>
-        <w:t>useum of World Cultures. As of 2023 t</w:t>
-      </w:r>
-      <w:r>
-        <w:rPr>
-          <w:u w:val="single" w:color="0000ff"/>
-          <w:rFonts w:ascii="Charis SIL Regular" w:hAnsi="Charis SIL Regular" w:eastAsia="Charis SIL Regular"/>
-          <w:b w:val="0"/>
-          <w:i w:val="0"/>
-          <w:color w:val="000000"/>
-          <w:sz w:val="24"/>
-        </w:rPr>
-        <w:hyperlink r:id="rId12" w:history="1">
-          <w:r>
-            <w:rPr>
-              <w:rStyle w:val="Hyperlink"/>
-            </w:rPr>
-            <w:t xml:space="preserve">he </w:t>
-          </w:r>
-        </w:hyperlink>
+        <w:t xml:space="preserve">the National Museum of World Cultures. As of 2023 the </w:t>
       </w:r>
       <w:r>
         <w:rPr>

--- a/EXPORTS/DOCX/published/niveau3/English/WMBergEnDal.docx
+++ b/EXPORTS/DOCX/published/niveau3/English/WMBergEnDal.docx
@@ -302,7 +302,61 @@
           <w:color w:val="000000"/>
           <w:sz w:val="24"/>
         </w:rPr>
-        <w:t>Ooster Meerwijk near Nijmegen</w:t>
+        <w:t>Ooster Meerwij</w:t>
+      </w:r>
+      <w:r>
+        <w:rPr>
+          <w:u w:val="single" w:color="0000ff"/>
+          <w:rFonts w:ascii="Charis SIL Regular" w:hAnsi="Charis SIL Regular" w:eastAsia="Charis SIL Regular"/>
+          <w:b w:val="0"/>
+          <w:i w:val="0"/>
+          <w:color w:val="000000"/>
+          <w:sz w:val="24"/>
+        </w:rPr>
+        <w:hyperlink r:id="rId9" w:history="1">
+          <w:r>
+            <w:rPr>
+              <w:rStyle w:val="Hyperlink"/>
+            </w:rPr>
+            <w:t>k near Nijme</w:t>
+          </w:r>
+        </w:hyperlink>
+      </w:r>
+      <w:r>
+        <w:rPr>
+          <w:u w:val="single" w:color="0000ff"/>
+          <w:rFonts w:ascii="Charis SIL Regular" w:hAnsi="Charis SIL Regular" w:eastAsia="Charis SIL Regular"/>
+          <w:b w:val="0"/>
+          <w:i w:val="0"/>
+          <w:color w:val="000000"/>
+          <w:sz w:val="24"/>
+        </w:rPr>
+        <w:hyperlink r:id="rId9" w:history="1">
+          <w:r>
+            <w:rPr>
+              <w:rStyle w:val="Hyperlink"/>
+            </w:rPr>
+            <w:t>g</w:t>
+          </w:r>
+        </w:hyperlink>
+      </w:r>
+      <w:r>
+        <w:rPr>
+          <w:u w:val="single" w:color="0000ff"/>
+          <w:rFonts w:ascii="Charis SIL Regular" w:hAnsi="Charis SIL Regular" w:eastAsia="Charis SIL Regular"/>
+          <w:b w:val="0"/>
+          <w:i w:val="0"/>
+          <w:color w:val="000000"/>
+          <w:sz w:val="24"/>
+        </w:rPr>
+        <w:hyperlink r:id="rId9" w:history="1">
+          <w:r>
+            <w:rPr>
+              <w:rStyle w:val="Hyperlink"/>
+            </w:rPr>
+            <w:t>en</w:t>
+          </w:r>
+        </w:hyperlink>
       </w:r>
       <w:r>
         <w:rPr>
@@ -675,35 +729,7 @@
           <w:color w:val="000000"/>
           <w:sz w:val="24"/>
         </w:rPr>
-        <w:t xml:space="preserve"> in Amsterdam and subsequ</w:t>
-      </w:r>
-      <w:r>
-        <w:rPr>
-          <w:u w:val="single" w:color="0000ff"/>
-          <w:rFonts w:ascii="Charis SIL Regular" w:hAnsi="Charis SIL Regular" w:eastAsia="Charis SIL Regular"/>
-          <w:b w:val="0"/>
-          <w:i w:val="0"/>
-          <w:color w:val="000000"/>
-          <w:sz w:val="24"/>
-        </w:rPr>
-        <w:hyperlink r:id="rId10" w:history="1">
-          <w:r>
-            <w:rPr>
-              <w:rStyle w:val="Hyperlink"/>
-            </w:rPr>
-            <w:t>ently als</w:t>
-          </w:r>
-        </w:hyperlink>
-      </w:r>
-      <w:r>
-        <w:rPr>
-          <w:rFonts w:ascii="Charis SIL Regular" w:hAnsi="Charis SIL Regular" w:eastAsia="Charis SIL Regular"/>
-          <w:b w:val="0"/>
-          <w:i w:val="0"/>
-          <w:color w:val="000000"/>
-          <w:sz w:val="24"/>
-        </w:rPr>
-        <w:t xml:space="preserve">o </w:t>
+        <w:t xml:space="preserve"> in Amsterdam and subsequently also </w:t>
       </w:r>
       <w:r>
         <w:rPr>
@@ -714,7 +740,7 @@
           <w:sz w:val="24"/>
           <w:u w:val="single"/>
         </w:rPr>
-        <w:hyperlink r:id="rId10" w:history="1">
+        <w:hyperlink r:id="rId12" w:history="1">
           <w:r>
             <w:rPr>
               <w:rStyle w:val="Hyperlink"/>
@@ -828,13 +854,49 @@
       </w:r>
       <w:r>
         <w:rPr>
+          <w:u w:val="single" w:color="0000ff"/>
           <w:rFonts w:ascii="Charis SIL Regular" w:hAnsi="Charis SIL Regular" w:eastAsia="Charis SIL Regular"/>
           <w:b w:val="0"/>
           <w:i w:val="0"/>
           <w:color w:val="000000"/>
           <w:sz w:val="24"/>
         </w:rPr>
-        <w:t xml:space="preserve">the National Museum of World Cultures. As of 2023 the </w:t>
+        <w:hyperlink r:id="rId11" w:history="1">
+          <w:r>
+            <w:rPr>
+              <w:rStyle w:val="Hyperlink"/>
+            </w:rPr>
+            <w:t>the National M</w:t>
+          </w:r>
+        </w:hyperlink>
+      </w:r>
+      <w:r>
+        <w:rPr>
+          <w:rFonts w:ascii="Charis SIL Regular" w:hAnsi="Charis SIL Regular" w:eastAsia="Charis SIL Regular"/>
+          <w:b w:val="0"/>
+          <w:i w:val="0"/>
+          <w:color w:val="000000"/>
+          <w:sz w:val="24"/>
+        </w:rPr>
+        <w:t>useum of World Cultures. As of 2023 t</w:t>
+      </w:r>
+      <w:r>
+        <w:rPr>
+          <w:u w:val="single" w:color="0000ff"/>
+          <w:rFonts w:ascii="Charis SIL Regular" w:hAnsi="Charis SIL Regular" w:eastAsia="Charis SIL Regular"/>
+          <w:b w:val="0"/>
+          <w:i w:val="0"/>
+          <w:color w:val="000000"/>
+          <w:sz w:val="24"/>
+        </w:rPr>
+        <w:hyperlink r:id="rId12" w:history="1">
+          <w:r>
+            <w:rPr>
+              <w:rStyle w:val="Hyperlink"/>
+            </w:rPr>
+            <w:t xml:space="preserve">he </w:t>
+          </w:r>
+        </w:hyperlink>
       </w:r>
       <w:r>
         <w:rPr>

--- a/EXPORTS/DOCX/published/niveau3/English/WMBergEnDal.docx
+++ b/EXPORTS/DOCX/published/niveau3/English/WMBergEnDal.docx
@@ -889,14 +889,7 @@
           <w:color w:val="000000"/>
           <w:sz w:val="24"/>
         </w:rPr>
-        <w:hyperlink r:id="rId12" w:history="1">
-          <w:r>
-            <w:rPr>
-              <w:rStyle w:val="Hyperlink"/>
-            </w:rPr>
-            <w:t xml:space="preserve">he </w:t>
-          </w:r>
-        </w:hyperlink>
+        <w:t xml:space="preserve">he </w:t>
       </w:r>
       <w:r>
         <w:rPr>

--- a/EXPORTS/DOCX/published/niveau3/English/WMBergEnDal.docx
+++ b/EXPORTS/DOCX/published/niveau3/English/WMBergEnDal.docx
@@ -729,7 +729,54 @@
           <w:color w:val="000000"/>
           <w:sz w:val="24"/>
         </w:rPr>
-        <w:t xml:space="preserve"> in Amsterdam and subsequently also </w:t>
+        <w:t xml:space="preserve"> in Amsterdam and subsequ</w:t>
+      </w:r>
+      <w:r>
+        <w:rPr>
+          <w:u w:val="single" w:color="0000ff"/>
+          <w:rFonts w:ascii="Charis SIL Regular" w:hAnsi="Charis SIL Regular" w:eastAsia="Charis SIL Regular"/>
+          <w:b w:val="0"/>
+          <w:i w:val="0"/>
+          <w:color w:val="000000"/>
+          <w:sz w:val="24"/>
+        </w:rPr>
+        <w:hyperlink r:id="rId10" w:history="1">
+          <w:r>
+            <w:rPr>
+              <w:rStyle w:val="Hyperlink"/>
+            </w:rPr>
+            <w:t>ently als</w:t>
+          </w:r>
+        </w:hyperlink>
+      </w:r>
+      <w:r>
+        <w:rPr>
+          <w:u w:val="single" w:color="0000ff"/>
+          <w:rFonts w:ascii="Charis SIL Regular" w:hAnsi="Charis SIL Regular" w:eastAsia="Charis SIL Regular"/>
+          <w:b w:val="0"/>
+          <w:i w:val="0"/>
+          <w:color w:val="000000"/>
+          <w:sz w:val="24"/>
+        </w:rPr>
+        <w:hyperlink r:id="rId10" w:history="1">
+          <w:r>
+            <w:rPr>
+              <w:rStyle w:val="Hyperlink"/>
+            </w:rPr>
+            <w:t>o</w:t>
+          </w:r>
+        </w:hyperlink>
+      </w:r>
+      <w:r>
+        <w:rPr>
+          <w:u w:val="single" w:color="0000ff"/>
+          <w:rFonts w:ascii="Charis SIL Regular" w:hAnsi="Charis SIL Regular" w:eastAsia="Charis SIL Regular"/>
+          <w:b w:val="0"/>
+          <w:i w:val="0"/>
+          <w:color w:val="000000"/>
+          <w:sz w:val="24"/>
+        </w:rPr>
+        <w:t xml:space="preserve"> </w:t>
       </w:r>
       <w:r>
         <w:rPr>
@@ -740,7 +787,7 @@
           <w:sz w:val="24"/>
           <w:u w:val="single"/>
         </w:rPr>
-        <w:hyperlink r:id="rId12" w:history="1">
+        <w:hyperlink r:id="rId10" w:history="1">
           <w:r>
             <w:rPr>
               <w:rStyle w:val="Hyperlink"/>
@@ -769,7 +816,7 @@
           <w:sz w:val="24"/>
           <w:u w:val="single"/>
         </w:rPr>
-        <w:hyperlink r:id="rId12" w:history="1">
+        <w:hyperlink r:id="rId10" w:history="1">
           <w:r>
             <w:rPr>
               <w:rStyle w:val="Hyperlink"/>
@@ -889,7 +936,14 @@
           <w:color w:val="000000"/>
           <w:sz w:val="24"/>
         </w:rPr>
-        <w:t xml:space="preserve">he </w:t>
+        <w:hyperlink r:id="rId12" w:history="1">
+          <w:r>
+            <w:rPr>
+              <w:rStyle w:val="Hyperlink"/>
+            </w:rPr>
+            <w:t xml:space="preserve">he </w:t>
+          </w:r>
+        </w:hyperlink>
       </w:r>
       <w:r>
         <w:rPr>
